--- a/Практическая работа 4.docx
+++ b/Практическая работа 4.docx
@@ -1,6 +1,6 @@
 
 <file path=word/document.xml><?xml version="1.0" encoding="utf-8"?>
-<w:document xmlns:wpc="http://schemas.microsoft.com/office/word/2010/wordprocessingCanvas" xmlns:cx="http://schemas.microsoft.com/office/drawing/2014/chartex" xmlns:mc="http://schemas.openxmlformats.org/markup-compatibility/2006" xmlns:o="urn:schemas-microsoft-com:office:office" xmlns:r="http://schemas.openxmlformats.org/officeDocument/2006/relationships" xmlns:m="http://schemas.openxmlformats.org/officeDocument/2006/math" xmlns:v="urn:schemas-microsoft-com:vml" xmlns:wp14="http://schemas.microsoft.com/office/word/2010/wordprocessingDrawing" xmlns:wp="http://schemas.openxmlformats.org/drawingml/2006/wordprocessingDrawing" xmlns:w10="urn:schemas-microsoft-com:office:word" xmlns:w="http://schemas.openxmlformats.org/wordprocessingml/2006/main" xmlns:w14="http://schemas.microsoft.com/office/word/2010/wordml" xmlns:w15="http://schemas.microsoft.com/office/word/2012/wordml" xmlns:w16se="http://schemas.microsoft.com/office/word/2015/wordml/symex" xmlns:wpg="http://schemas.microsoft.com/office/word/2010/wordprocessingGroup" xmlns:wpi="http://schemas.microsoft.com/office/word/2010/wordprocessingInk" xmlns:wne="http://schemas.microsoft.com/office/word/2006/wordml" xmlns:wps="http://schemas.microsoft.com/office/word/2010/wordprocessingShape" mc:Ignorable="w14 w15 w16se wp14">
+<w:document xmlns:wpc="http://schemas.microsoft.com/office/word/2010/wordprocessingCanvas" xmlns:cx="http://schemas.microsoft.com/office/drawing/2014/chartex" xmlns:cx1="http://schemas.microsoft.com/office/drawing/2015/9/8/chartex" xmlns:mc="http://schemas.openxmlformats.org/markup-compatibility/2006" xmlns:o="urn:schemas-microsoft-com:office:office" xmlns:r="http://schemas.openxmlformats.org/officeDocument/2006/relationships" xmlns:m="http://schemas.openxmlformats.org/officeDocument/2006/math" xmlns:v="urn:schemas-microsoft-com:vml" xmlns:wp14="http://schemas.microsoft.com/office/word/2010/wordprocessingDrawing" xmlns:wp="http://schemas.openxmlformats.org/drawingml/2006/wordprocessingDrawing" xmlns:w10="urn:schemas-microsoft-com:office:word" xmlns:w="http://schemas.openxmlformats.org/wordprocessingml/2006/main" xmlns:w14="http://schemas.microsoft.com/office/word/2010/wordml" xmlns:w15="http://schemas.microsoft.com/office/word/2012/wordml" xmlns:w16se="http://schemas.microsoft.com/office/word/2015/wordml/symex" xmlns:wpg="http://schemas.microsoft.com/office/word/2010/wordprocessingGroup" xmlns:wpi="http://schemas.microsoft.com/office/word/2010/wordprocessingInk" xmlns:wne="http://schemas.microsoft.com/office/word/2006/wordml" xmlns:wps="http://schemas.microsoft.com/office/word/2010/wordprocessingShape" mc:Ignorable="w14 w15 w16se wp14">
   <w:body>
     <w:p>
       <w:pPr>
@@ -917,7 +917,16 @@
           <w:sz w:val="28"/>
           <w:szCs w:val="28"/>
         </w:rPr>
-        <w:t>Рисунок 1 – Обобщенная диаграмма прецедентов для АИС «СтройКонтроль» (на уровне подсистем)</w:t>
+        <w:t xml:space="preserve">Рисунок 1 – </w:t>
+      </w:r>
+      <w:r>
+        <w:rPr>
+          <w:color w:val="000000" w:themeColor="text1"/>
+          <w:sz w:val="28"/>
+          <w:szCs w:val="28"/>
+          <w:highlight w:val="yellow"/>
+        </w:rPr>
+        <w:t>Обобщенная диаграмма прецедентов для АИС «СтройКонтроль» (на уровне подсистем)</w:t>
       </w:r>
     </w:p>
     <w:p>
@@ -937,7 +946,6 @@
           <w:sz w:val="28"/>
           <w:szCs w:val="28"/>
         </w:rPr>
-        <w:lastRenderedPageBreak/>
         <w:t>Предоставление прав доступа к подсистемам приведено в таблице 1.</w:t>
       </w:r>
     </w:p>
@@ -957,7 +965,16 @@
           <w:sz w:val="28"/>
           <w:szCs w:val="28"/>
         </w:rPr>
-        <w:t>Таблица 1 – Права доступа к подсистемам</w:t>
+        <w:t xml:space="preserve">Таблица 1 – </w:t>
+      </w:r>
+      <w:r>
+        <w:rPr>
+          <w:color w:val="000000" w:themeColor="text1"/>
+          <w:sz w:val="28"/>
+          <w:szCs w:val="28"/>
+          <w:highlight w:val="yellow"/>
+        </w:rPr>
+        <w:t>Права доступа к подсистемам</w:t>
       </w:r>
     </w:p>
     <w:tbl>
@@ -1865,7 +1882,6 @@
           <w:sz w:val="28"/>
           <w:szCs w:val="28"/>
         </w:rPr>
-        <w:lastRenderedPageBreak/>
         <w:drawing>
           <wp:inline distT="0" distB="0" distL="0" distR="0" wp14:anchorId="221FF1F2" wp14:editId="3E918584">
             <wp:extent cx="3594435" cy="2062716"/>
@@ -1926,7 +1942,25 @@
           <w:sz w:val="28"/>
           <w:szCs w:val="28"/>
         </w:rPr>
-        <w:t>Рисунок 2 – Диаграмма прецедентов подсистемы «Авторизация»</w:t>
+        <w:t xml:space="preserve">Рисунок 2 – Диаграмма </w:t>
+      </w:r>
+      <w:bookmarkStart w:id="0" w:name="_GoBack"/>
+      <w:r>
+        <w:rPr>
+          <w:color w:val="000000" w:themeColor="text1"/>
+          <w:sz w:val="28"/>
+          <w:szCs w:val="28"/>
+        </w:rPr>
+        <w:t>прецедентов подсистемы «Авторизация</w:t>
+      </w:r>
+      <w:bookmarkEnd w:id="0"/>
+      <w:r>
+        <w:rPr>
+          <w:color w:val="000000" w:themeColor="text1"/>
+          <w:sz w:val="28"/>
+          <w:szCs w:val="28"/>
+        </w:rPr>
+        <w:t>»</w:t>
       </w:r>
     </w:p>
     <w:p>
@@ -2662,7 +2696,6 @@
         <w:rPr>
           <w:sz w:val="28"/>
         </w:rPr>
-        <w:lastRenderedPageBreak/>
         <w:t>Продолжение таблицы 2</w:t>
       </w:r>
     </w:p>
@@ -2921,7 +2954,24 @@
           <w:sz w:val="28"/>
           <w:szCs w:val="28"/>
         </w:rPr>
-        <w:t>Рисунок 3 - Диаграмма прецедентов подсистемы «Панель администратора»</w:t>
+        <w:t xml:space="preserve">Рисунок 3 </w:t>
+      </w:r>
+      <w:r>
+        <w:rPr>
+          <w:color w:val="000000" w:themeColor="text1"/>
+          <w:sz w:val="28"/>
+          <w:szCs w:val="28"/>
+          <w:highlight w:val="yellow"/>
+        </w:rPr>
+        <w:t>-</w:t>
+      </w:r>
+      <w:r>
+        <w:rPr>
+          <w:color w:val="000000" w:themeColor="text1"/>
+          <w:sz w:val="28"/>
+          <w:szCs w:val="28"/>
+        </w:rPr>
+        <w:t xml:space="preserve"> Диаграмма прецедентов подсистемы «Панель администратора»</w:t>
       </w:r>
     </w:p>
     <w:p>
@@ -2986,8 +3036,8 @@
         <w:tblLook w:val="04A0" w:firstRow="1" w:lastRow="0" w:firstColumn="1" w:lastColumn="0" w:noHBand="0" w:noVBand="1"/>
       </w:tblPr>
       <w:tblGrid>
-        <w:gridCol w:w="5104"/>
-        <w:gridCol w:w="5380"/>
+        <w:gridCol w:w="2552"/>
+        <w:gridCol w:w="7932"/>
       </w:tblGrid>
       <w:tr>
         <w:trPr>
@@ -2995,7 +3045,7 @@
         </w:trPr>
         <w:tc>
           <w:tcPr>
-            <w:tcW w:w="5104" w:type="dxa"/>
+            <w:tcW w:w="2552" w:type="dxa"/>
             <w:vAlign w:val="center"/>
           </w:tcPr>
           <w:p>
@@ -3019,7 +3069,7 @@
         </w:tc>
         <w:tc>
           <w:tcPr>
-            <w:tcW w:w="5380" w:type="dxa"/>
+            <w:tcW w:w="7932" w:type="dxa"/>
             <w:vAlign w:val="center"/>
           </w:tcPr>
           <w:p>
@@ -3048,7 +3098,7 @@
         </w:trPr>
         <w:tc>
           <w:tcPr>
-            <w:tcW w:w="5104" w:type="dxa"/>
+            <w:tcW w:w="2552" w:type="dxa"/>
             <w:vAlign w:val="center"/>
           </w:tcPr>
           <w:p>
@@ -3070,7 +3120,7 @@
         </w:tc>
         <w:tc>
           <w:tcPr>
-            <w:tcW w:w="5380" w:type="dxa"/>
+            <w:tcW w:w="7932" w:type="dxa"/>
             <w:vAlign w:val="center"/>
           </w:tcPr>
           <w:p>
@@ -3097,7 +3147,7 @@
         </w:trPr>
         <w:tc>
           <w:tcPr>
-            <w:tcW w:w="5104" w:type="dxa"/>
+            <w:tcW w:w="2552" w:type="dxa"/>
           </w:tcPr>
           <w:p>
             <w:pPr>
@@ -3119,7 +3169,7 @@
         </w:tc>
         <w:tc>
           <w:tcPr>
-            <w:tcW w:w="5380" w:type="dxa"/>
+            <w:tcW w:w="7932" w:type="dxa"/>
           </w:tcPr>
           <w:p>
             <w:pPr>
@@ -3146,7 +3196,7 @@
         </w:trPr>
         <w:tc>
           <w:tcPr>
-            <w:tcW w:w="5104" w:type="dxa"/>
+            <w:tcW w:w="2552" w:type="dxa"/>
           </w:tcPr>
           <w:p>
             <w:pPr>
@@ -3168,7 +3218,7 @@
         </w:tc>
         <w:tc>
           <w:tcPr>
-            <w:tcW w:w="5380" w:type="dxa"/>
+            <w:tcW w:w="7932" w:type="dxa"/>
           </w:tcPr>
           <w:p>
             <w:pPr>
@@ -3195,7 +3245,7 @@
         </w:trPr>
         <w:tc>
           <w:tcPr>
-            <w:tcW w:w="5104" w:type="dxa"/>
+            <w:tcW w:w="2552" w:type="dxa"/>
           </w:tcPr>
           <w:p>
             <w:pPr>
@@ -3217,7 +3267,7 @@
         </w:tc>
         <w:tc>
           <w:tcPr>
-            <w:tcW w:w="5380" w:type="dxa"/>
+            <w:tcW w:w="7932" w:type="dxa"/>
           </w:tcPr>
           <w:p>
             <w:pPr>
@@ -3282,8 +3332,14 @@
         <w:rPr>
           <w:sz w:val="28"/>
         </w:rPr>
-        <w:lastRenderedPageBreak/>
-        <w:t>Продолжение таблицы 3</w:t>
+        <w:t>П</w:t>
+      </w:r>
+      <w:r>
+        <w:rPr>
+          <w:sz w:val="28"/>
+          <w:highlight w:val="yellow"/>
+        </w:rPr>
+        <w:t>родолжение таблицы 3</w:t>
       </w:r>
     </w:p>
     <w:tbl>
@@ -3293,8 +3349,1017 @@
         <w:tblInd w:w="-289" w:type="dxa"/>
         <w:tblBorders>
           <w:left w:val="none" w:sz="0" w:space="0" w:color="auto"/>
+          <w:bottom w:val="none" w:sz="0" w:space="0" w:color="auto"/>
           <w:right w:val="none" w:sz="0" w:space="0" w:color="auto"/>
         </w:tblBorders>
+        <w:tblLook w:val="04A0" w:firstRow="1" w:lastRow="0" w:firstColumn="1" w:lastColumn="0" w:noHBand="0" w:noVBand="1"/>
+      </w:tblPr>
+      <w:tblGrid>
+        <w:gridCol w:w="2983"/>
+        <w:gridCol w:w="7501"/>
+      </w:tblGrid>
+      <w:tr>
+        <w:trPr>
+          <w:trHeight w:val="212"/>
+        </w:trPr>
+        <w:tc>
+          <w:tcPr>
+            <w:tcW w:w="2983" w:type="dxa"/>
+          </w:tcPr>
+          <w:p>
+            <w:pPr>
+              <w:jc w:val="center"/>
+              <w:rPr>
+                <w:color w:val="000000" w:themeColor="text1"/>
+                <w:szCs w:val="28"/>
+              </w:rPr>
+            </w:pPr>
+            <w:r>
+              <w:rPr>
+                <w:color w:val="000000" w:themeColor="text1"/>
+                <w:szCs w:val="28"/>
+              </w:rPr>
+              <w:t>1</w:t>
+            </w:r>
+          </w:p>
+        </w:tc>
+        <w:tc>
+          <w:tcPr>
+            <w:tcW w:w="7501" w:type="dxa"/>
+          </w:tcPr>
+          <w:p>
+            <w:pPr>
+              <w:jc w:val="center"/>
+              <w:rPr>
+                <w:color w:val="000000" w:themeColor="text1"/>
+                <w:szCs w:val="28"/>
+              </w:rPr>
+            </w:pPr>
+            <w:r>
+              <w:rPr>
+                <w:color w:val="000000" w:themeColor="text1"/>
+                <w:szCs w:val="28"/>
+              </w:rPr>
+              <w:t>2</w:t>
+            </w:r>
+          </w:p>
+        </w:tc>
+      </w:tr>
+      <w:tr>
+        <w:trPr>
+          <w:trHeight w:val="6633"/>
+        </w:trPr>
+        <w:tc>
+          <w:tcPr>
+            <w:tcW w:w="2983" w:type="dxa"/>
+          </w:tcPr>
+          <w:p>
+            <w:pPr>
+              <w:rPr>
+                <w:color w:val="000000" w:themeColor="text1"/>
+                <w:sz w:val="24"/>
+                <w:szCs w:val="28"/>
+              </w:rPr>
+            </w:pPr>
+            <w:r>
+              <w:rPr>
+                <w:color w:val="000000" w:themeColor="text1"/>
+                <w:sz w:val="24"/>
+                <w:szCs w:val="28"/>
+              </w:rPr>
+              <w:t>Основной поток (ключевые сценарии)</w:t>
+            </w:r>
+          </w:p>
+        </w:tc>
+        <w:tc>
+          <w:tcPr>
+            <w:tcW w:w="7501" w:type="dxa"/>
+          </w:tcPr>
+          <w:p>
+            <w:pPr>
+              <w:rPr>
+                <w:color w:val="000000" w:themeColor="text1"/>
+                <w:sz w:val="24"/>
+                <w:szCs w:val="28"/>
+              </w:rPr>
+            </w:pPr>
+            <w:r>
+              <w:rPr>
+                <w:color w:val="000000" w:themeColor="text1"/>
+                <w:sz w:val="24"/>
+                <w:szCs w:val="28"/>
+                <w:lang w:val="en-US"/>
+              </w:rPr>
+              <w:t>S</w:t>
+            </w:r>
+            <w:r>
+              <w:rPr>
+                <w:color w:val="000000" w:themeColor="text1"/>
+                <w:sz w:val="24"/>
+                <w:szCs w:val="28"/>
+              </w:rPr>
+              <w:t>-1:</w:t>
+            </w:r>
+            <w:r>
+              <w:rPr>
+                <w:color w:val="000000" w:themeColor="text1"/>
+                <w:sz w:val="24"/>
+                <w:szCs w:val="28"/>
+              </w:rPr>
+              <w:t xml:space="preserve"> Управление пользователя и ролями</w:t>
+            </w:r>
+          </w:p>
+          <w:p>
+            <w:pPr>
+              <w:rPr>
+                <w:color w:val="000000" w:themeColor="text1"/>
+                <w:sz w:val="24"/>
+                <w:szCs w:val="28"/>
+              </w:rPr>
+            </w:pPr>
+            <w:r>
+              <w:rPr>
+                <w:color w:val="000000" w:themeColor="text1"/>
+                <w:sz w:val="24"/>
+                <w:szCs w:val="28"/>
+              </w:rPr>
+              <w:t>В системе показаны все пользователи, их роли и права доступа. Администратор может создавать новые учетные записи в системе, изменять права и роли пользователей.</w:t>
+            </w:r>
+          </w:p>
+          <w:p>
+            <w:pPr>
+              <w:rPr>
+                <w:color w:val="000000" w:themeColor="text1"/>
+                <w:sz w:val="24"/>
+                <w:szCs w:val="28"/>
+              </w:rPr>
+            </w:pPr>
+            <w:r>
+              <w:rPr>
+                <w:color w:val="000000" w:themeColor="text1"/>
+                <w:sz w:val="24"/>
+                <w:szCs w:val="28"/>
+                <w:lang w:val="en-US"/>
+              </w:rPr>
+              <w:t>S</w:t>
+            </w:r>
+            <w:r>
+              <w:rPr>
+                <w:color w:val="000000" w:themeColor="text1"/>
+                <w:sz w:val="24"/>
+                <w:szCs w:val="28"/>
+              </w:rPr>
+              <w:t>-2: Настройка системы</w:t>
+            </w:r>
+          </w:p>
+          <w:p>
+            <w:pPr>
+              <w:rPr>
+                <w:color w:val="000000" w:themeColor="text1"/>
+                <w:sz w:val="24"/>
+                <w:szCs w:val="28"/>
+              </w:rPr>
+            </w:pPr>
+            <w:r>
+              <w:rPr>
+                <w:color w:val="000000" w:themeColor="text1"/>
+                <w:sz w:val="24"/>
+                <w:szCs w:val="28"/>
+              </w:rPr>
+              <w:t>Администратор может изменять различные настройки системы. Система перезапускает обновленные сервисы.</w:t>
+            </w:r>
+          </w:p>
+          <w:p>
+            <w:pPr>
+              <w:rPr>
+                <w:color w:val="000000" w:themeColor="text1"/>
+                <w:sz w:val="24"/>
+                <w:szCs w:val="28"/>
+              </w:rPr>
+            </w:pPr>
+            <w:r>
+              <w:rPr>
+                <w:color w:val="000000" w:themeColor="text1"/>
+                <w:sz w:val="24"/>
+                <w:szCs w:val="28"/>
+              </w:rPr>
+              <w:t>S-3: Поиск учетных записей</w:t>
+            </w:r>
+          </w:p>
+          <w:p>
+            <w:pPr>
+              <w:rPr>
+                <w:color w:val="000000" w:themeColor="text1"/>
+                <w:sz w:val="24"/>
+                <w:szCs w:val="28"/>
+              </w:rPr>
+            </w:pPr>
+            <w:r>
+              <w:rPr>
+                <w:color w:val="000000" w:themeColor="text1"/>
+                <w:sz w:val="24"/>
+                <w:szCs w:val="28"/>
+              </w:rPr>
+              <w:t>Администратор делает запросы на базы данных, и система выдает данные.</w:t>
+            </w:r>
+          </w:p>
+          <w:p>
+            <w:pPr>
+              <w:rPr>
+                <w:color w:val="000000" w:themeColor="text1"/>
+                <w:sz w:val="24"/>
+                <w:szCs w:val="28"/>
+              </w:rPr>
+            </w:pPr>
+            <w:r>
+              <w:rPr>
+                <w:color w:val="000000" w:themeColor="text1"/>
+                <w:sz w:val="24"/>
+                <w:szCs w:val="28"/>
+                <w:lang w:val="en-US"/>
+              </w:rPr>
+              <w:t>S</w:t>
+            </w:r>
+            <w:r>
+              <w:rPr>
+                <w:color w:val="000000" w:themeColor="text1"/>
+                <w:sz w:val="24"/>
+                <w:szCs w:val="28"/>
+              </w:rPr>
+              <w:t>-4: Фильтрация учетных записей</w:t>
+            </w:r>
+          </w:p>
+          <w:p>
+            <w:pPr>
+              <w:rPr>
+                <w:color w:val="000000" w:themeColor="text1"/>
+                <w:sz w:val="24"/>
+                <w:szCs w:val="28"/>
+              </w:rPr>
+            </w:pPr>
+            <w:r>
+              <w:rPr>
+                <w:color w:val="000000" w:themeColor="text1"/>
+                <w:sz w:val="24"/>
+                <w:szCs w:val="28"/>
+              </w:rPr>
+              <w:t>Администратор делает запросы на базы данных и осуществляет фильтрацию через систему, и она выдает отфильтрованные данные.</w:t>
+            </w:r>
+          </w:p>
+          <w:p>
+            <w:pPr>
+              <w:rPr>
+                <w:color w:val="000000" w:themeColor="text1"/>
+                <w:sz w:val="24"/>
+                <w:szCs w:val="28"/>
+              </w:rPr>
+            </w:pPr>
+            <w:r>
+              <w:rPr>
+                <w:color w:val="000000" w:themeColor="text1"/>
+                <w:sz w:val="24"/>
+                <w:szCs w:val="28"/>
+                <w:lang w:val="en-US"/>
+              </w:rPr>
+              <w:t>S</w:t>
+            </w:r>
+            <w:r>
+              <w:rPr>
+                <w:color w:val="000000" w:themeColor="text1"/>
+                <w:sz w:val="24"/>
+                <w:szCs w:val="28"/>
+              </w:rPr>
+              <w:t>-5: Просмотр данных</w:t>
+            </w:r>
+          </w:p>
+          <w:p>
+            <w:pPr>
+              <w:rPr>
+                <w:color w:val="000000" w:themeColor="text1"/>
+                <w:sz w:val="24"/>
+                <w:szCs w:val="28"/>
+              </w:rPr>
+            </w:pPr>
+            <w:r>
+              <w:rPr>
+                <w:color w:val="000000" w:themeColor="text1"/>
+                <w:sz w:val="24"/>
+                <w:szCs w:val="28"/>
+              </w:rPr>
+              <w:t xml:space="preserve">Администратор открывает любого пользователя или проект в системе без возможности редактирования данных. </w:t>
+            </w:r>
+          </w:p>
+          <w:p>
+            <w:pPr>
+              <w:rPr>
+                <w:color w:val="000000" w:themeColor="text1"/>
+                <w:sz w:val="24"/>
+                <w:szCs w:val="24"/>
+              </w:rPr>
+            </w:pPr>
+            <w:r>
+              <w:rPr>
+                <w:color w:val="000000" w:themeColor="text1"/>
+                <w:sz w:val="24"/>
+                <w:szCs w:val="28"/>
+                <w:lang w:val="en-US"/>
+              </w:rPr>
+              <w:t>S</w:t>
+            </w:r>
+            <w:r>
+              <w:rPr>
+                <w:color w:val="000000" w:themeColor="text1"/>
+                <w:sz w:val="24"/>
+                <w:szCs w:val="28"/>
+              </w:rPr>
+              <w:t>-6</w:t>
+            </w:r>
+            <w:r>
+              <w:rPr>
+                <w:color w:val="000000" w:themeColor="text1"/>
+                <w:sz w:val="24"/>
+                <w:szCs w:val="28"/>
+              </w:rPr>
+              <w:t xml:space="preserve">: </w:t>
+            </w:r>
+            <w:r>
+              <w:rPr>
+                <w:color w:val="000000" w:themeColor="text1"/>
+                <w:sz w:val="24"/>
+                <w:szCs w:val="24"/>
+              </w:rPr>
+              <w:t>Контроль входов и действий пользователя</w:t>
+            </w:r>
+          </w:p>
+          <w:p>
+            <w:pPr>
+              <w:rPr>
+                <w:color w:val="000000" w:themeColor="text1"/>
+                <w:sz w:val="24"/>
+                <w:szCs w:val="28"/>
+              </w:rPr>
+            </w:pPr>
+            <w:r>
+              <w:rPr>
+                <w:color w:val="000000" w:themeColor="text1"/>
+                <w:sz w:val="24"/>
+                <w:szCs w:val="28"/>
+              </w:rPr>
+              <w:t>Администратор просматривает журнал авторизаций пользователей и историю их действий.</w:t>
+            </w:r>
+          </w:p>
+          <w:p>
+            <w:pPr>
+              <w:rPr>
+                <w:color w:val="000000" w:themeColor="text1"/>
+                <w:sz w:val="24"/>
+                <w:szCs w:val="24"/>
+              </w:rPr>
+            </w:pPr>
+            <w:r>
+              <w:rPr>
+                <w:color w:val="000000" w:themeColor="text1"/>
+                <w:sz w:val="24"/>
+                <w:szCs w:val="28"/>
+                <w:lang w:val="en-US"/>
+              </w:rPr>
+              <w:t>S</w:t>
+            </w:r>
+            <w:r>
+              <w:rPr>
+                <w:color w:val="000000" w:themeColor="text1"/>
+                <w:sz w:val="24"/>
+                <w:szCs w:val="28"/>
+              </w:rPr>
+              <w:t>-7</w:t>
+            </w:r>
+            <w:r>
+              <w:rPr>
+                <w:color w:val="000000" w:themeColor="text1"/>
+                <w:sz w:val="24"/>
+                <w:szCs w:val="28"/>
+              </w:rPr>
+              <w:t>:</w:t>
+            </w:r>
+            <w:r>
+              <w:rPr>
+                <w:color w:val="000000" w:themeColor="text1"/>
+                <w:sz w:val="24"/>
+                <w:szCs w:val="24"/>
+              </w:rPr>
+              <w:t xml:space="preserve"> </w:t>
+            </w:r>
+            <w:r>
+              <w:rPr>
+                <w:color w:val="000000" w:themeColor="text1"/>
+                <w:sz w:val="24"/>
+                <w:szCs w:val="24"/>
+              </w:rPr>
+              <w:t>Блокировка</w:t>
+            </w:r>
+            <w:r>
+              <w:rPr>
+                <w:color w:val="000000" w:themeColor="text1"/>
+                <w:sz w:val="24"/>
+                <w:szCs w:val="24"/>
+              </w:rPr>
+              <w:t xml:space="preserve"> учетных записей</w:t>
+            </w:r>
+          </w:p>
+          <w:p>
+            <w:pPr>
+              <w:rPr>
+                <w:color w:val="000000" w:themeColor="text1"/>
+                <w:sz w:val="24"/>
+                <w:szCs w:val="28"/>
+              </w:rPr>
+            </w:pPr>
+            <w:r>
+              <w:rPr>
+                <w:color w:val="000000" w:themeColor="text1"/>
+                <w:sz w:val="24"/>
+                <w:szCs w:val="28"/>
+              </w:rPr>
+              <w:t>Администратор может блокировать учетные записи, например, при увольнении сотрудника или взломе аккаунта. Система немедленно прекращает сеансы пользователя, запрещает авторизацию для него и отправляет уведомление на контактные данные о блокировке учетной записи.</w:t>
+            </w:r>
+          </w:p>
+          <w:p>
+            <w:pPr>
+              <w:rPr>
+                <w:color w:val="000000" w:themeColor="text1"/>
+                <w:sz w:val="24"/>
+                <w:szCs w:val="24"/>
+              </w:rPr>
+            </w:pPr>
+            <w:r>
+              <w:rPr>
+                <w:color w:val="000000" w:themeColor="text1"/>
+                <w:sz w:val="24"/>
+                <w:szCs w:val="28"/>
+                <w:lang w:val="en-US"/>
+              </w:rPr>
+              <w:t>S</w:t>
+            </w:r>
+            <w:r>
+              <w:rPr>
+                <w:color w:val="000000" w:themeColor="text1"/>
+                <w:sz w:val="24"/>
+                <w:szCs w:val="28"/>
+              </w:rPr>
+              <w:t>-8</w:t>
+            </w:r>
+            <w:r>
+              <w:rPr>
+                <w:color w:val="000000" w:themeColor="text1"/>
+                <w:sz w:val="24"/>
+                <w:szCs w:val="28"/>
+              </w:rPr>
+              <w:t>:</w:t>
+            </w:r>
+            <w:r>
+              <w:rPr>
+                <w:color w:val="000000" w:themeColor="text1"/>
+                <w:sz w:val="24"/>
+                <w:szCs w:val="24"/>
+              </w:rPr>
+              <w:t xml:space="preserve"> </w:t>
+            </w:r>
+            <w:r>
+              <w:rPr>
+                <w:color w:val="000000" w:themeColor="text1"/>
+                <w:sz w:val="24"/>
+                <w:szCs w:val="24"/>
+              </w:rPr>
+              <w:t>В</w:t>
+            </w:r>
+            <w:r>
+              <w:rPr>
+                <w:color w:val="000000" w:themeColor="text1"/>
+                <w:sz w:val="24"/>
+                <w:szCs w:val="24"/>
+              </w:rPr>
+              <w:t>осстановление учетных записей</w:t>
+            </w:r>
+          </w:p>
+          <w:p>
+            <w:pPr>
+              <w:rPr>
+                <w:color w:val="000000" w:themeColor="text1"/>
+                <w:sz w:val="24"/>
+                <w:szCs w:val="28"/>
+              </w:rPr>
+            </w:pPr>
+            <w:r>
+              <w:rPr>
+                <w:color w:val="000000" w:themeColor="text1"/>
+                <w:sz w:val="24"/>
+                <w:szCs w:val="28"/>
+              </w:rPr>
+              <w:t>Администратор при необходимости может восстанавливать учетные записи. Система отправляет уведомление на контактные данные о восстановлении учетной записи.</w:t>
+            </w:r>
+          </w:p>
+          <w:p>
+            <w:pPr>
+              <w:rPr>
+                <w:color w:val="000000" w:themeColor="text1"/>
+                <w:sz w:val="24"/>
+                <w:szCs w:val="24"/>
+              </w:rPr>
+            </w:pPr>
+            <w:r>
+              <w:rPr>
+                <w:color w:val="000000" w:themeColor="text1"/>
+                <w:sz w:val="24"/>
+                <w:szCs w:val="28"/>
+                <w:lang w:val="en-US"/>
+              </w:rPr>
+              <w:t>S</w:t>
+            </w:r>
+            <w:r>
+              <w:rPr>
+                <w:color w:val="000000" w:themeColor="text1"/>
+                <w:sz w:val="24"/>
+                <w:szCs w:val="28"/>
+              </w:rPr>
+              <w:t>-9</w:t>
+            </w:r>
+            <w:r>
+              <w:rPr>
+                <w:color w:val="000000" w:themeColor="text1"/>
+                <w:sz w:val="24"/>
+                <w:szCs w:val="28"/>
+              </w:rPr>
+              <w:t xml:space="preserve">: </w:t>
+            </w:r>
+            <w:r>
+              <w:rPr>
+                <w:color w:val="000000" w:themeColor="text1"/>
+                <w:sz w:val="24"/>
+                <w:szCs w:val="24"/>
+              </w:rPr>
+              <w:t>Просмотр отчетов о работе программы</w:t>
+            </w:r>
+          </w:p>
+          <w:p>
+            <w:pPr>
+              <w:rPr>
+                <w:color w:val="000000" w:themeColor="text1"/>
+                <w:sz w:val="24"/>
+                <w:szCs w:val="28"/>
+              </w:rPr>
+            </w:pPr>
+            <w:r>
+              <w:rPr>
+                <w:color w:val="000000" w:themeColor="text1"/>
+                <w:sz w:val="24"/>
+                <w:szCs w:val="28"/>
+              </w:rPr>
+              <w:t>Администратор делает запрос на подсистему, отвечающую за отчеты по работе системы, после чего система выдает отчет.</w:t>
+            </w:r>
+          </w:p>
+        </w:tc>
+      </w:tr>
+    </w:tbl>
+    <w:p>
+      <w:pPr>
+        <w:rPr>
+          <w:color w:val="000000" w:themeColor="text1"/>
+          <w:sz w:val="24"/>
+          <w:szCs w:val="28"/>
+        </w:rPr>
+        <w:sectPr>
+          <w:headerReference w:type="default" r:id="rId15"/>
+          <w:footerReference w:type="default" r:id="rId16"/>
+          <w:pgSz w:w="11906" w:h="16838" w:code="9"/>
+          <w:pgMar w:top="851" w:right="567" w:bottom="1701" w:left="1418" w:header="0" w:footer="0" w:gutter="0"/>
+          <w:cols w:space="720"/>
+          <w:docGrid w:linePitch="272"/>
+        </w:sectPr>
+      </w:pPr>
+    </w:p>
+    <w:p>
+      <w:pPr>
+        <w:spacing w:line="360" w:lineRule="auto"/>
+        <w:rPr>
+          <w:sz w:val="28"/>
+        </w:rPr>
+      </w:pPr>
+      <w:r>
+        <w:rPr>
+          <w:sz w:val="28"/>
+        </w:rPr>
+        <w:t>Продолжение таблицы 3</w:t>
+      </w:r>
+    </w:p>
+    <w:tbl>
+      <w:tblPr>
+        <w:tblStyle w:val="a8"/>
+        <w:tblW w:w="10484" w:type="dxa"/>
+        <w:tblInd w:w="-294" w:type="dxa"/>
+        <w:tblBorders>
+          <w:left w:val="none" w:sz="0" w:space="0" w:color="auto"/>
+          <w:right w:val="none" w:sz="0" w:space="0" w:color="auto"/>
+        </w:tblBorders>
+        <w:tblLook w:val="04A0" w:firstRow="1" w:lastRow="0" w:firstColumn="1" w:lastColumn="0" w:noHBand="0" w:noVBand="1"/>
+      </w:tblPr>
+      <w:tblGrid>
+        <w:gridCol w:w="3413"/>
+        <w:gridCol w:w="7071"/>
+      </w:tblGrid>
+      <w:tr>
+        <w:trPr>
+          <w:trHeight w:val="212"/>
+        </w:trPr>
+        <w:tc>
+          <w:tcPr>
+            <w:tcW w:w="3413" w:type="dxa"/>
+          </w:tcPr>
+          <w:p>
+            <w:pPr>
+              <w:jc w:val="center"/>
+              <w:rPr>
+                <w:color w:val="000000" w:themeColor="text1"/>
+                <w:szCs w:val="28"/>
+              </w:rPr>
+            </w:pPr>
+            <w:r>
+              <w:rPr>
+                <w:color w:val="000000" w:themeColor="text1"/>
+                <w:szCs w:val="28"/>
+              </w:rPr>
+              <w:t>1</w:t>
+            </w:r>
+          </w:p>
+        </w:tc>
+        <w:tc>
+          <w:tcPr>
+            <w:tcW w:w="7071" w:type="dxa"/>
+          </w:tcPr>
+          <w:p>
+            <w:pPr>
+              <w:jc w:val="center"/>
+              <w:rPr>
+                <w:color w:val="000000" w:themeColor="text1"/>
+                <w:szCs w:val="28"/>
+              </w:rPr>
+            </w:pPr>
+            <w:r>
+              <w:rPr>
+                <w:color w:val="000000" w:themeColor="text1"/>
+                <w:szCs w:val="28"/>
+              </w:rPr>
+              <w:t>2</w:t>
+            </w:r>
+          </w:p>
+        </w:tc>
+      </w:tr>
+      <w:tr>
+        <w:trPr>
+          <w:trHeight w:val="454"/>
+        </w:trPr>
+        <w:tc>
+          <w:tcPr>
+            <w:tcW w:w="3413" w:type="dxa"/>
+          </w:tcPr>
+          <w:p>
+            <w:pPr>
+              <w:rPr>
+                <w:color w:val="000000" w:themeColor="text1"/>
+                <w:sz w:val="24"/>
+                <w:szCs w:val="28"/>
+              </w:rPr>
+            </w:pPr>
+            <w:r>
+              <w:rPr>
+                <w:color w:val="000000" w:themeColor="text1"/>
+                <w:sz w:val="24"/>
+                <w:szCs w:val="28"/>
+              </w:rPr>
+              <w:t>Альтернативный поток</w:t>
+            </w:r>
+          </w:p>
+        </w:tc>
+        <w:tc>
+          <w:tcPr>
+            <w:tcW w:w="7071" w:type="dxa"/>
+          </w:tcPr>
+          <w:p>
+            <w:pPr>
+              <w:rPr>
+                <w:color w:val="000000" w:themeColor="text1"/>
+                <w:sz w:val="28"/>
+                <w:szCs w:val="28"/>
+              </w:rPr>
+            </w:pPr>
+            <w:r>
+              <w:rPr>
+                <w:bCs/>
+                <w:sz w:val="24"/>
+                <w:szCs w:val="24"/>
+              </w:rPr>
+              <w:t>E-1: Дублирование логина</w:t>
+            </w:r>
+            <w:r>
+              <w:rPr>
+                <w:sz w:val="24"/>
+                <w:szCs w:val="24"/>
+              </w:rPr>
+              <w:t> – при создании нового пользователя с логином, который уже существует в системе, система выводит сообщение «Пользователь с таким логином уже существует» и не сохраняет запись в БД</w:t>
+            </w:r>
+            <w:r>
+              <w:rPr>
+                <w:sz w:val="24"/>
+                <w:szCs w:val="24"/>
+              </w:rPr>
+              <w:t>.</w:t>
+            </w:r>
+            <w:r>
+              <w:rPr>
+                <w:sz w:val="24"/>
+                <w:szCs w:val="24"/>
+              </w:rPr>
+              <w:br/>
+            </w:r>
+            <w:r>
+              <w:rPr>
+                <w:bCs/>
+                <w:sz w:val="24"/>
+                <w:szCs w:val="24"/>
+              </w:rPr>
+              <w:t>E-2: Ошибка сохранения настроек</w:t>
+            </w:r>
+            <w:r>
+              <w:rPr>
+                <w:sz w:val="24"/>
+                <w:szCs w:val="24"/>
+              </w:rPr>
+              <w:t> – при попытке сохранить настройки системы возникает сбой (проблемы с базой данных или доступом к файлам). Система выводит сообщение «Ошибка сохранения настроек. Попробуйте позже» и откатывает изменения</w:t>
+            </w:r>
+            <w:r>
+              <w:rPr>
+                <w:sz w:val="24"/>
+                <w:szCs w:val="24"/>
+              </w:rPr>
+              <w:t>.</w:t>
+            </w:r>
+            <w:r>
+              <w:rPr>
+                <w:sz w:val="24"/>
+                <w:szCs w:val="24"/>
+              </w:rPr>
+              <w:br/>
+            </w:r>
+            <w:r>
+              <w:rPr>
+                <w:bCs/>
+                <w:sz w:val="24"/>
+                <w:szCs w:val="24"/>
+              </w:rPr>
+              <w:t>E-3: Поиск не дал результатов</w:t>
+            </w:r>
+            <w:r>
+              <w:rPr>
+                <w:sz w:val="24"/>
+                <w:szCs w:val="24"/>
+              </w:rPr>
+              <w:t> – при выполнении поиска не найдено записей, соответствующих критерию. Система выводит сообщение «По заданному запрос</w:t>
+            </w:r>
+            <w:r>
+              <w:rPr>
+                <w:sz w:val="24"/>
+                <w:szCs w:val="24"/>
+              </w:rPr>
+              <w:t>у ничего не найдено».</w:t>
+            </w:r>
+            <w:r>
+              <w:rPr>
+                <w:sz w:val="24"/>
+                <w:szCs w:val="24"/>
+              </w:rPr>
+              <w:br/>
+            </w:r>
+            <w:r>
+              <w:rPr>
+                <w:bCs/>
+                <w:sz w:val="24"/>
+                <w:szCs w:val="24"/>
+              </w:rPr>
+              <w:t>E-4: Ошибка применения фильтров</w:t>
+            </w:r>
+            <w:r>
+              <w:rPr>
+                <w:sz w:val="24"/>
+                <w:szCs w:val="24"/>
+              </w:rPr>
+              <w:t> – при технической ошибке в процессе фильтрации система выводит сообщение «Ошибка применения фильтров» и отображает все з</w:t>
+            </w:r>
+            <w:r>
+              <w:rPr>
+                <w:sz w:val="24"/>
+                <w:szCs w:val="24"/>
+              </w:rPr>
+              <w:t>аписи без фильтрации.</w:t>
+            </w:r>
+            <w:r>
+              <w:rPr>
+                <w:sz w:val="24"/>
+                <w:szCs w:val="24"/>
+              </w:rPr>
+              <w:br/>
+            </w:r>
+            <w:r>
+              <w:rPr>
+                <w:bCs/>
+                <w:sz w:val="24"/>
+                <w:szCs w:val="24"/>
+              </w:rPr>
+              <w:t>E-5: Объект не найден</w:t>
+            </w:r>
+            <w:r>
+              <w:rPr>
+                <w:sz w:val="24"/>
+                <w:szCs w:val="24"/>
+              </w:rPr>
+              <w:t> – при попытке открыть карточку пользователя или проекта, который был удалён или не существует, система выводит сообщени</w:t>
+            </w:r>
+            <w:r>
+              <w:rPr>
+                <w:sz w:val="24"/>
+                <w:szCs w:val="24"/>
+              </w:rPr>
+              <w:t>е «Объект не найден».</w:t>
+            </w:r>
+            <w:r>
+              <w:rPr>
+                <w:sz w:val="24"/>
+                <w:szCs w:val="24"/>
+              </w:rPr>
+              <w:br/>
+            </w:r>
+            <w:r>
+              <w:rPr>
+                <w:bCs/>
+                <w:sz w:val="24"/>
+                <w:szCs w:val="24"/>
+              </w:rPr>
+              <w:t>E-6: Журнал действий пуст</w:t>
+            </w:r>
+            <w:r>
+              <w:rPr>
+                <w:sz w:val="24"/>
+                <w:szCs w:val="24"/>
+              </w:rPr>
+              <w:t> – при открытии журнала авторизаций или действий пользователя данные отсутствуют (нет записей за выбранный период). Система выводит сообщение «За выбранный период</w:t>
+            </w:r>
+            <w:r>
+              <w:rPr>
+                <w:sz w:val="24"/>
+                <w:szCs w:val="24"/>
+              </w:rPr>
+              <w:t xml:space="preserve"> записи отсутствуют».</w:t>
+            </w:r>
+            <w:r>
+              <w:rPr>
+                <w:sz w:val="24"/>
+                <w:szCs w:val="24"/>
+              </w:rPr>
+              <w:br/>
+            </w:r>
+            <w:r>
+              <w:rPr>
+                <w:bCs/>
+                <w:sz w:val="24"/>
+                <w:szCs w:val="24"/>
+              </w:rPr>
+              <w:t>E-7: Учётная запись уже заблокирована</w:t>
+            </w:r>
+            <w:r>
+              <w:rPr>
+                <w:sz w:val="24"/>
+                <w:szCs w:val="24"/>
+              </w:rPr>
+              <w:t> – при попытке заблокировать уже заблокированную учётную запись система выводит сообщение «Учётная запись уже заблокирована»</w:t>
+            </w:r>
+            <w:r>
+              <w:rPr>
+                <w:sz w:val="24"/>
+                <w:szCs w:val="24"/>
+              </w:rPr>
+              <w:t>.</w:t>
+            </w:r>
+            <w:r>
+              <w:rPr>
+                <w:sz w:val="24"/>
+                <w:szCs w:val="24"/>
+              </w:rPr>
+              <w:br/>
+            </w:r>
+            <w:r>
+              <w:rPr>
+                <w:bCs/>
+                <w:sz w:val="24"/>
+                <w:szCs w:val="24"/>
+              </w:rPr>
+              <w:t>E-8: Учётная запись не заблокирована</w:t>
+            </w:r>
+            <w:r>
+              <w:rPr>
+                <w:sz w:val="24"/>
+                <w:szCs w:val="24"/>
+              </w:rPr>
+              <w:t> – при попытке восстановить учётную запись, которая не находится в статусе «заблокирована», система выводит сообщение «Учётная запи</w:t>
+            </w:r>
+            <w:r>
+              <w:rPr>
+                <w:sz w:val="24"/>
+                <w:szCs w:val="24"/>
+              </w:rPr>
+              <w:t>сь не заблокирована».</w:t>
+            </w:r>
+            <w:r>
+              <w:rPr>
+                <w:sz w:val="24"/>
+                <w:szCs w:val="24"/>
+              </w:rPr>
+              <w:br/>
+            </w:r>
+            <w:r>
+              <w:rPr>
+                <w:bCs/>
+                <w:sz w:val="24"/>
+                <w:szCs w:val="24"/>
+              </w:rPr>
+              <w:t>E-9: Ошибка формирования отчёта</w:t>
+            </w:r>
+            <w:r>
+              <w:rPr>
+                <w:sz w:val="24"/>
+                <w:szCs w:val="24"/>
+              </w:rPr>
+              <w:t> – при отсутствии данных или ошибке доступа к базе данных система выводит сообщение «Ошибка формирования отчёта. Повт</w:t>
+            </w:r>
+            <w:r>
+              <w:rPr>
+                <w:sz w:val="24"/>
+                <w:szCs w:val="24"/>
+              </w:rPr>
+              <w:t>орите попытку позже».</w:t>
+            </w:r>
+            <w:r>
+              <w:rPr>
+                <w:sz w:val="24"/>
+                <w:szCs w:val="24"/>
+              </w:rPr>
+              <w:br/>
+            </w:r>
+            <w:r>
+              <w:rPr>
+                <w:bCs/>
+                <w:sz w:val="24"/>
+                <w:szCs w:val="24"/>
+              </w:rPr>
+              <w:t>E-10: Недостаточно прав</w:t>
+            </w:r>
+            <w:r>
+              <w:rPr>
+                <w:sz w:val="24"/>
+                <w:szCs w:val="24"/>
+              </w:rPr>
+              <w:t> – если администратор пытается выполнить действие, выходящее за его полномочия, система блокирует операцию и выводит сообщение «Недостаточно прав»</w:t>
+            </w:r>
+          </w:p>
+          <w:p>
+            <w:pPr>
+              <w:rPr>
+                <w:color w:val="000000" w:themeColor="text1"/>
+                <w:sz w:val="24"/>
+                <w:szCs w:val="28"/>
+              </w:rPr>
+            </w:pPr>
+          </w:p>
+        </w:tc>
+      </w:tr>
+    </w:tbl>
+    <w:p/>
+    <w:p>
+      <w:pPr>
+        <w:spacing w:line="360" w:lineRule="auto"/>
+        <w:rPr>
+          <w:sz w:val="28"/>
+        </w:rPr>
+      </w:pPr>
+      <w:r>
+        <w:rPr>
+          <w:sz w:val="28"/>
+        </w:rPr>
+        <w:t>Продолжение таблицы 3</w:t>
+      </w:r>
+    </w:p>
+    <w:tbl>
+      <w:tblPr>
+        <w:tblStyle w:val="a8"/>
+        <w:tblW w:w="10484" w:type="dxa"/>
+        <w:tblInd w:w="-299" w:type="dxa"/>
         <w:tblLook w:val="04A0" w:firstRow="1" w:lastRow="0" w:firstColumn="1" w:lastColumn="0" w:noHBand="0" w:noVBand="1"/>
       </w:tblPr>
       <w:tblGrid>
@@ -3308,6 +4373,9 @@
         <w:tc>
           <w:tcPr>
             <w:tcW w:w="5109" w:type="dxa"/>
+            <w:tcBorders>
+              <w:left w:val="nil"/>
+            </w:tcBorders>
           </w:tcPr>
           <w:p>
             <w:pPr>
@@ -3329,6 +4397,9 @@
         <w:tc>
           <w:tcPr>
             <w:tcW w:w="5375" w:type="dxa"/>
+            <w:tcBorders>
+              <w:right w:val="nil"/>
+            </w:tcBorders>
           </w:tcPr>
           <w:p>
             <w:pPr>
@@ -3349,520 +4420,12 @@
         </w:tc>
       </w:tr>
       <w:tr>
-        <w:trPr>
-          <w:trHeight w:val="6633"/>
-        </w:trPr>
-        <w:tc>
-          <w:tcPr>
-            <w:tcW w:w="5109" w:type="dxa"/>
-          </w:tcPr>
-          <w:p>
-            <w:pPr>
-              <w:rPr>
-                <w:color w:val="000000" w:themeColor="text1"/>
-                <w:sz w:val="24"/>
-                <w:szCs w:val="28"/>
-              </w:rPr>
-            </w:pPr>
-            <w:r>
-              <w:rPr>
-                <w:color w:val="000000" w:themeColor="text1"/>
-                <w:sz w:val="24"/>
-                <w:szCs w:val="28"/>
-              </w:rPr>
-              <w:t>Основной поток (ключевые сценарии)</w:t>
-            </w:r>
-          </w:p>
-        </w:tc>
-        <w:tc>
-          <w:tcPr>
-            <w:tcW w:w="5375" w:type="dxa"/>
-          </w:tcPr>
-          <w:p>
-            <w:pPr>
-              <w:rPr>
-                <w:color w:val="000000" w:themeColor="text1"/>
-                <w:sz w:val="24"/>
-                <w:szCs w:val="28"/>
-              </w:rPr>
-            </w:pPr>
-            <w:r>
-              <w:rPr>
-                <w:color w:val="000000" w:themeColor="text1"/>
-                <w:sz w:val="24"/>
-                <w:szCs w:val="28"/>
-                <w:lang w:val="en-US"/>
-              </w:rPr>
-              <w:t>S</w:t>
-            </w:r>
-            <w:r>
-              <w:rPr>
-                <w:color w:val="000000" w:themeColor="text1"/>
-                <w:sz w:val="24"/>
-                <w:szCs w:val="28"/>
-              </w:rPr>
-              <w:t>-1:</w:t>
-            </w:r>
-            <w:r>
-              <w:rPr>
-                <w:color w:val="000000" w:themeColor="text1"/>
-                <w:sz w:val="24"/>
-                <w:szCs w:val="28"/>
-              </w:rPr>
-              <w:t xml:space="preserve"> Управление пользователя и ролями</w:t>
-            </w:r>
-          </w:p>
-          <w:p>
-            <w:pPr>
-              <w:rPr>
-                <w:color w:val="000000" w:themeColor="text1"/>
-                <w:sz w:val="24"/>
-                <w:szCs w:val="28"/>
-              </w:rPr>
-            </w:pPr>
-            <w:r>
-              <w:rPr>
-                <w:color w:val="000000" w:themeColor="text1"/>
-                <w:sz w:val="24"/>
-                <w:szCs w:val="28"/>
-              </w:rPr>
-              <w:t>В системе показаны все пользователи, их роли и права доступа. Администратор может создавать новые учетные записи в системе, изменять права и роли пользователей.</w:t>
-            </w:r>
-          </w:p>
-          <w:p>
-            <w:pPr>
-              <w:rPr>
-                <w:color w:val="000000" w:themeColor="text1"/>
-                <w:sz w:val="24"/>
-                <w:szCs w:val="28"/>
-              </w:rPr>
-            </w:pPr>
-            <w:r>
-              <w:rPr>
-                <w:color w:val="000000" w:themeColor="text1"/>
-                <w:sz w:val="24"/>
-                <w:szCs w:val="28"/>
-                <w:lang w:val="en-US"/>
-              </w:rPr>
-              <w:t>S</w:t>
-            </w:r>
-            <w:r>
-              <w:rPr>
-                <w:color w:val="000000" w:themeColor="text1"/>
-                <w:sz w:val="24"/>
-                <w:szCs w:val="28"/>
-              </w:rPr>
-              <w:t>-2: Настройка системы</w:t>
-            </w:r>
-          </w:p>
-          <w:p>
-            <w:pPr>
-              <w:rPr>
-                <w:color w:val="000000" w:themeColor="text1"/>
-                <w:sz w:val="24"/>
-                <w:szCs w:val="28"/>
-              </w:rPr>
-            </w:pPr>
-            <w:r>
-              <w:rPr>
-                <w:color w:val="000000" w:themeColor="text1"/>
-                <w:sz w:val="24"/>
-                <w:szCs w:val="28"/>
-              </w:rPr>
-              <w:t>Администратор может изменять различные настройки системы. Система перезапускает обновленные сервисы.</w:t>
-            </w:r>
-          </w:p>
-          <w:p>
-            <w:pPr>
-              <w:rPr>
-                <w:color w:val="000000" w:themeColor="text1"/>
-                <w:sz w:val="24"/>
-                <w:szCs w:val="28"/>
-              </w:rPr>
-            </w:pPr>
-            <w:r>
-              <w:rPr>
-                <w:color w:val="000000" w:themeColor="text1"/>
-                <w:sz w:val="24"/>
-                <w:szCs w:val="28"/>
-              </w:rPr>
-              <w:t>S-3: Поиск учетных записей</w:t>
-            </w:r>
-          </w:p>
-          <w:p>
-            <w:pPr>
-              <w:rPr>
-                <w:color w:val="000000" w:themeColor="text1"/>
-                <w:sz w:val="24"/>
-                <w:szCs w:val="28"/>
-              </w:rPr>
-            </w:pPr>
-            <w:r>
-              <w:rPr>
-                <w:color w:val="000000" w:themeColor="text1"/>
-                <w:sz w:val="24"/>
-                <w:szCs w:val="28"/>
-              </w:rPr>
-              <w:t>Администратор делает запросы на базы данных, и система выдает данные.</w:t>
-            </w:r>
-          </w:p>
-          <w:p>
-            <w:pPr>
-              <w:rPr>
-                <w:color w:val="000000" w:themeColor="text1"/>
-                <w:sz w:val="24"/>
-                <w:szCs w:val="28"/>
-              </w:rPr>
-            </w:pPr>
-            <w:r>
-              <w:rPr>
-                <w:color w:val="000000" w:themeColor="text1"/>
-                <w:sz w:val="24"/>
-                <w:szCs w:val="28"/>
-                <w:lang w:val="en-US"/>
-              </w:rPr>
-              <w:t>S</w:t>
-            </w:r>
-            <w:r>
-              <w:rPr>
-                <w:color w:val="000000" w:themeColor="text1"/>
-                <w:sz w:val="24"/>
-                <w:szCs w:val="28"/>
-              </w:rPr>
-              <w:t>-4: Фильтрация учетных записей</w:t>
-            </w:r>
-          </w:p>
-          <w:p>
-            <w:pPr>
-              <w:rPr>
-                <w:color w:val="000000" w:themeColor="text1"/>
-                <w:sz w:val="24"/>
-                <w:szCs w:val="28"/>
-              </w:rPr>
-            </w:pPr>
-            <w:r>
-              <w:rPr>
-                <w:color w:val="000000" w:themeColor="text1"/>
-                <w:sz w:val="24"/>
-                <w:szCs w:val="28"/>
-              </w:rPr>
-              <w:t>Администратор делает запросы на базы данных и осуществляет фильтрацию через систему, и она выдает отфильтрованные данные.</w:t>
-            </w:r>
-          </w:p>
-          <w:p>
-            <w:pPr>
-              <w:rPr>
-                <w:color w:val="000000" w:themeColor="text1"/>
-                <w:sz w:val="24"/>
-                <w:szCs w:val="28"/>
-              </w:rPr>
-            </w:pPr>
-            <w:r>
-              <w:rPr>
-                <w:color w:val="000000" w:themeColor="text1"/>
-                <w:sz w:val="24"/>
-                <w:szCs w:val="28"/>
-                <w:lang w:val="en-US"/>
-              </w:rPr>
-              <w:t>S</w:t>
-            </w:r>
-            <w:r>
-              <w:rPr>
-                <w:color w:val="000000" w:themeColor="text1"/>
-                <w:sz w:val="24"/>
-                <w:szCs w:val="28"/>
-              </w:rPr>
-              <w:t>-5: Просмотр данных</w:t>
-            </w:r>
-          </w:p>
-          <w:p>
-            <w:pPr>
-              <w:rPr>
-                <w:color w:val="000000" w:themeColor="text1"/>
-                <w:sz w:val="24"/>
-                <w:szCs w:val="28"/>
-              </w:rPr>
-            </w:pPr>
-            <w:r>
-              <w:rPr>
-                <w:color w:val="000000" w:themeColor="text1"/>
-                <w:sz w:val="24"/>
-                <w:szCs w:val="28"/>
-              </w:rPr>
-              <w:t xml:space="preserve">Администратор открывает любого пользователя или проект в системе без возможности редактирования данных. </w:t>
-            </w:r>
-          </w:p>
-          <w:p>
-            <w:pPr>
-              <w:rPr>
-                <w:color w:val="000000" w:themeColor="text1"/>
-                <w:sz w:val="24"/>
-                <w:szCs w:val="24"/>
-              </w:rPr>
-            </w:pPr>
-            <w:r>
-              <w:rPr>
-                <w:color w:val="000000" w:themeColor="text1"/>
-                <w:sz w:val="24"/>
-                <w:szCs w:val="28"/>
-                <w:lang w:val="en-US"/>
-              </w:rPr>
-              <w:t>S</w:t>
-            </w:r>
-            <w:r>
-              <w:rPr>
-                <w:color w:val="000000" w:themeColor="text1"/>
-                <w:sz w:val="24"/>
-                <w:szCs w:val="28"/>
-              </w:rPr>
-              <w:t>-6</w:t>
-            </w:r>
-            <w:r>
-              <w:rPr>
-                <w:color w:val="000000" w:themeColor="text1"/>
-                <w:sz w:val="24"/>
-                <w:szCs w:val="28"/>
-              </w:rPr>
-              <w:t xml:space="preserve">: </w:t>
-            </w:r>
-            <w:r>
-              <w:rPr>
-                <w:color w:val="000000" w:themeColor="text1"/>
-                <w:sz w:val="24"/>
-                <w:szCs w:val="24"/>
-              </w:rPr>
-              <w:t>Контроль входов и действий пользователя</w:t>
-            </w:r>
-          </w:p>
-          <w:p>
-            <w:pPr>
-              <w:rPr>
-                <w:color w:val="000000" w:themeColor="text1"/>
-                <w:sz w:val="24"/>
-                <w:szCs w:val="28"/>
-              </w:rPr>
-            </w:pPr>
-            <w:r>
-              <w:rPr>
-                <w:color w:val="000000" w:themeColor="text1"/>
-                <w:sz w:val="24"/>
-                <w:szCs w:val="28"/>
-              </w:rPr>
-              <w:t>Администратор просматривает журнал авторизаций пользователей и историю их действий.</w:t>
-            </w:r>
-          </w:p>
-          <w:p>
-            <w:pPr>
-              <w:rPr>
-                <w:color w:val="000000" w:themeColor="text1"/>
-                <w:sz w:val="24"/>
-                <w:szCs w:val="24"/>
-              </w:rPr>
-            </w:pPr>
-            <w:r>
-              <w:rPr>
-                <w:color w:val="000000" w:themeColor="text1"/>
-                <w:sz w:val="24"/>
-                <w:szCs w:val="28"/>
-                <w:lang w:val="en-US"/>
-              </w:rPr>
-              <w:t>S</w:t>
-            </w:r>
-            <w:r>
-              <w:rPr>
-                <w:color w:val="000000" w:themeColor="text1"/>
-                <w:sz w:val="24"/>
-                <w:szCs w:val="28"/>
-              </w:rPr>
-              <w:t>-7</w:t>
-            </w:r>
-            <w:r>
-              <w:rPr>
-                <w:color w:val="000000" w:themeColor="text1"/>
-                <w:sz w:val="24"/>
-                <w:szCs w:val="28"/>
-              </w:rPr>
-              <w:t>:</w:t>
-            </w:r>
-            <w:r>
-              <w:rPr>
-                <w:color w:val="000000" w:themeColor="text1"/>
-                <w:sz w:val="24"/>
-                <w:szCs w:val="24"/>
-              </w:rPr>
-              <w:t xml:space="preserve"> </w:t>
-            </w:r>
-            <w:r>
-              <w:rPr>
-                <w:color w:val="000000" w:themeColor="text1"/>
-                <w:sz w:val="24"/>
-                <w:szCs w:val="24"/>
-              </w:rPr>
-              <w:t>Блокировка</w:t>
-            </w:r>
-            <w:r>
-              <w:rPr>
-                <w:color w:val="000000" w:themeColor="text1"/>
-                <w:sz w:val="24"/>
-                <w:szCs w:val="24"/>
-              </w:rPr>
-              <w:t xml:space="preserve"> учетных записей</w:t>
-            </w:r>
-          </w:p>
-          <w:p>
-            <w:pPr>
-              <w:rPr>
-                <w:color w:val="000000" w:themeColor="text1"/>
-                <w:sz w:val="24"/>
-                <w:szCs w:val="28"/>
-              </w:rPr>
-            </w:pPr>
-            <w:r>
-              <w:rPr>
-                <w:color w:val="000000" w:themeColor="text1"/>
-                <w:sz w:val="24"/>
-                <w:szCs w:val="28"/>
-              </w:rPr>
-              <w:t>Администратор может блокировать учетные записи, например, при увольнении сотрудника или взломе аккаунта. Система немедленно прекращает сеансы пользователя, запрещает авторизацию для него и отправляет уведомление на контактные данные о блокировке учетной записи.</w:t>
-            </w:r>
-          </w:p>
-          <w:p>
-            <w:pPr>
-              <w:rPr>
-                <w:color w:val="000000" w:themeColor="text1"/>
-                <w:sz w:val="24"/>
-                <w:szCs w:val="24"/>
-              </w:rPr>
-            </w:pPr>
-            <w:r>
-              <w:rPr>
-                <w:color w:val="000000" w:themeColor="text1"/>
-                <w:sz w:val="24"/>
-                <w:szCs w:val="28"/>
-                <w:lang w:val="en-US"/>
-              </w:rPr>
-              <w:t>S</w:t>
-            </w:r>
-            <w:r>
-              <w:rPr>
-                <w:color w:val="000000" w:themeColor="text1"/>
-                <w:sz w:val="24"/>
-                <w:szCs w:val="28"/>
-              </w:rPr>
-              <w:t>-8</w:t>
-            </w:r>
-            <w:r>
-              <w:rPr>
-                <w:color w:val="000000" w:themeColor="text1"/>
-                <w:sz w:val="24"/>
-                <w:szCs w:val="28"/>
-              </w:rPr>
-              <w:t>:</w:t>
-            </w:r>
-            <w:r>
-              <w:rPr>
-                <w:color w:val="000000" w:themeColor="text1"/>
-                <w:sz w:val="24"/>
-                <w:szCs w:val="24"/>
-              </w:rPr>
-              <w:t xml:space="preserve"> </w:t>
-            </w:r>
-            <w:r>
-              <w:rPr>
-                <w:color w:val="000000" w:themeColor="text1"/>
-                <w:sz w:val="24"/>
-                <w:szCs w:val="24"/>
-              </w:rPr>
-              <w:t>В</w:t>
-            </w:r>
-            <w:r>
-              <w:rPr>
-                <w:color w:val="000000" w:themeColor="text1"/>
-                <w:sz w:val="24"/>
-                <w:szCs w:val="24"/>
-              </w:rPr>
-              <w:t>осстановление учетных записей</w:t>
-            </w:r>
-          </w:p>
-          <w:p>
-            <w:pPr>
-              <w:rPr>
-                <w:color w:val="000000" w:themeColor="text1"/>
-                <w:sz w:val="24"/>
-                <w:szCs w:val="28"/>
-              </w:rPr>
-            </w:pPr>
-            <w:r>
-              <w:rPr>
-                <w:color w:val="000000" w:themeColor="text1"/>
-                <w:sz w:val="24"/>
-                <w:szCs w:val="28"/>
-              </w:rPr>
-              <w:t>Администратор при необходимости может восстанавливать учетные записи. Система отправляет уведомление на контактные данные о восстановлении учетной записи.</w:t>
-            </w:r>
-          </w:p>
-          <w:p>
-            <w:pPr>
-              <w:rPr>
-                <w:color w:val="000000" w:themeColor="text1"/>
-                <w:sz w:val="24"/>
-                <w:szCs w:val="24"/>
-              </w:rPr>
-            </w:pPr>
-            <w:r>
-              <w:rPr>
-                <w:color w:val="000000" w:themeColor="text1"/>
-                <w:sz w:val="24"/>
-                <w:szCs w:val="28"/>
-                <w:lang w:val="en-US"/>
-              </w:rPr>
-              <w:t>S</w:t>
-            </w:r>
-            <w:r>
-              <w:rPr>
-                <w:color w:val="000000" w:themeColor="text1"/>
-                <w:sz w:val="24"/>
-                <w:szCs w:val="28"/>
-              </w:rPr>
-              <w:t>-9</w:t>
-            </w:r>
-            <w:r>
-              <w:rPr>
-                <w:color w:val="000000" w:themeColor="text1"/>
-                <w:sz w:val="24"/>
-                <w:szCs w:val="28"/>
-              </w:rPr>
-              <w:t xml:space="preserve">: </w:t>
-            </w:r>
-            <w:r>
-              <w:rPr>
-                <w:color w:val="000000" w:themeColor="text1"/>
-                <w:sz w:val="24"/>
-                <w:szCs w:val="24"/>
-              </w:rPr>
-              <w:t>Просмотр отчетов о работе программы</w:t>
-            </w:r>
-          </w:p>
-          <w:p>
-            <w:pPr>
-              <w:rPr>
-                <w:color w:val="000000" w:themeColor="text1"/>
-                <w:sz w:val="24"/>
-                <w:szCs w:val="28"/>
-              </w:rPr>
-            </w:pPr>
-            <w:r>
-              <w:rPr>
-                <w:color w:val="000000" w:themeColor="text1"/>
-                <w:sz w:val="24"/>
-                <w:szCs w:val="28"/>
-              </w:rPr>
-              <w:t>Администратор делает запрос на подсистему, отвечающую за отчеты по работе системы, после чего система выдает отчет.</w:t>
-            </w:r>
-          </w:p>
-        </w:tc>
-      </w:tr>
-      <w:tr>
+        <w:tblPrEx>
+          <w:tblBorders>
+            <w:left w:val="none" w:sz="0" w:space="0" w:color="auto"/>
+            <w:right w:val="none" w:sz="0" w:space="0" w:color="auto"/>
+          </w:tblBorders>
+        </w:tblPrEx>
         <w:trPr>
           <w:trHeight w:val="454"/>
         </w:trPr>
@@ -3884,240 +4447,6 @@
                 <w:sz w:val="24"/>
                 <w:szCs w:val="28"/>
               </w:rPr>
-              <w:t>Альтернативный поток</w:t>
-            </w:r>
-          </w:p>
-        </w:tc>
-        <w:tc>
-          <w:tcPr>
-            <w:tcW w:w="5375" w:type="dxa"/>
-          </w:tcPr>
-          <w:p>
-            <w:pPr>
-              <w:rPr>
-                <w:color w:val="000000" w:themeColor="text1"/>
-                <w:sz w:val="24"/>
-                <w:szCs w:val="28"/>
-              </w:rPr>
-            </w:pPr>
-            <w:r>
-              <w:rPr>
-                <w:color w:val="000000" w:themeColor="text1"/>
-                <w:sz w:val="24"/>
-                <w:szCs w:val="28"/>
-                <w:lang w:val="en-US"/>
-              </w:rPr>
-              <w:t>E</w:t>
-            </w:r>
-            <w:r>
-              <w:rPr>
-                <w:color w:val="000000" w:themeColor="text1"/>
-                <w:sz w:val="24"/>
-                <w:szCs w:val="28"/>
-              </w:rPr>
-              <w:t xml:space="preserve">-1: </w:t>
-            </w:r>
-            <w:r>
-              <w:rPr>
-                <w:color w:val="000000" w:themeColor="text1"/>
-                <w:sz w:val="24"/>
-                <w:szCs w:val="28"/>
-              </w:rPr>
-              <w:t>Дублирование логина</w:t>
-            </w:r>
-          </w:p>
-          <w:p>
-            <w:pPr>
-              <w:rPr>
-                <w:color w:val="000000" w:themeColor="text1"/>
-                <w:sz w:val="24"/>
-                <w:szCs w:val="28"/>
-              </w:rPr>
-            </w:pPr>
-            <w:r>
-              <w:rPr>
-                <w:color w:val="000000" w:themeColor="text1"/>
-                <w:sz w:val="24"/>
-                <w:szCs w:val="28"/>
-              </w:rPr>
-              <w:t>Система выводит предупреждение: «Пользователь с таким логином уже существует», данные не сохраняются в БД</w:t>
-            </w:r>
-          </w:p>
-          <w:p>
-            <w:pPr>
-              <w:rPr>
-                <w:sz w:val="24"/>
-                <w:szCs w:val="24"/>
-              </w:rPr>
-            </w:pPr>
-            <w:r>
-              <w:rPr>
-                <w:sz w:val="24"/>
-                <w:szCs w:val="24"/>
-              </w:rPr>
-              <w:t>E-2: Ошибка сохранения настроек – при попытке сохранить н</w:t>
-            </w:r>
-            <w:r>
-              <w:rPr>
-                <w:sz w:val="24"/>
-                <w:szCs w:val="24"/>
-              </w:rPr>
-              <w:t xml:space="preserve">астройки системы возникает сбой. </w:t>
-            </w:r>
-            <w:r>
-              <w:rPr>
-                <w:sz w:val="24"/>
-                <w:szCs w:val="24"/>
-              </w:rPr>
-              <w:t>Система выводит сообщение</w:t>
-            </w:r>
-            <w:r>
-              <w:rPr>
-                <w:sz w:val="24"/>
-                <w:szCs w:val="24"/>
-              </w:rPr>
-              <w:t>:</w:t>
-            </w:r>
-            <w:r>
-              <w:rPr>
-                <w:sz w:val="24"/>
-                <w:szCs w:val="24"/>
-              </w:rPr>
-              <w:t xml:space="preserve"> «Ошибка сохранения настроек. Попробуйте позже»</w:t>
-            </w:r>
-            <w:r>
-              <w:rPr>
-                <w:sz w:val="24"/>
-                <w:szCs w:val="24"/>
-              </w:rPr>
-              <w:t>.</w:t>
-            </w:r>
-            <w:r>
-              <w:rPr>
-                <w:sz w:val="24"/>
-                <w:szCs w:val="24"/>
-              </w:rPr>
-              <w:t xml:space="preserve"> </w:t>
-            </w:r>
-            <w:r>
-              <w:rPr>
-                <w:sz w:val="24"/>
-                <w:szCs w:val="24"/>
-              </w:rPr>
-              <w:br/>
-            </w:r>
-            <w:r>
-              <w:rPr>
-                <w:sz w:val="24"/>
-                <w:szCs w:val="24"/>
-              </w:rPr>
-              <w:lastRenderedPageBreak/>
-              <w:t>E-3: Поиск не дал результатов – при выполнении поиска учётных записей не найдено записей, соответствующих критерию. Система выводит сообщение «По заданному запросу ничего не найдено» (для S-3).</w:t>
-            </w:r>
-            <w:r>
-              <w:rPr>
-                <w:sz w:val="24"/>
-                <w:szCs w:val="24"/>
-              </w:rPr>
-              <w:br/>
-            </w:r>
-            <w:r>
-              <w:rPr>
-                <w:sz w:val="24"/>
-                <w:szCs w:val="24"/>
-              </w:rPr>
-              <w:br/>
-              <w:t>E-4: Ошибка применения фильтров – при технической ошибке в процессе фильтрации система выводит сообщение «Ошибка применения фильтров» и отображает все записи без фильтрации (для S-4).</w:t>
-            </w:r>
-            <w:r>
-              <w:rPr>
-                <w:sz w:val="24"/>
-                <w:szCs w:val="24"/>
-              </w:rPr>
-              <w:br/>
-            </w:r>
-            <w:r>
-              <w:rPr>
-                <w:sz w:val="24"/>
-                <w:szCs w:val="24"/>
-              </w:rPr>
-              <w:br/>
-              <w:t>E-5: Учётная запись уже заблокирована – при попытке заблокировать уже заблокированную учётную запись система выводит сообщение «Учётная запись уже заблокирована» (для S-7).</w:t>
-            </w:r>
-            <w:r>
-              <w:rPr>
-                <w:sz w:val="24"/>
-                <w:szCs w:val="24"/>
-              </w:rPr>
-              <w:br/>
-            </w:r>
-            <w:r>
-              <w:rPr>
-                <w:sz w:val="24"/>
-                <w:szCs w:val="24"/>
-              </w:rPr>
-              <w:br/>
-              <w:t>E-6: Учётная запись не заблокирована – при попытке восстановить учётную запись, которая не находится в статусе «заблокирована», система выводит сообщение «Учётная запись не заблокирована» (для S-8).</w:t>
-            </w:r>
-            <w:r>
-              <w:rPr>
-                <w:sz w:val="24"/>
-                <w:szCs w:val="24"/>
-              </w:rPr>
-              <w:br/>
-            </w:r>
-            <w:r>
-              <w:rPr>
-                <w:sz w:val="24"/>
-                <w:szCs w:val="24"/>
-              </w:rPr>
-              <w:br/>
-              <w:t>E-7: Ошибка формирования отчёта – при отсутствии данных или ошибке доступа к базе данных система выводит сообщение «Ошибка формирования отчёта. Повторите попытку позже» (для S-9).</w:t>
-            </w:r>
-          </w:p>
-          <w:p>
-            <w:pPr>
-              <w:rPr>
-                <w:color w:val="000000" w:themeColor="text1"/>
-                <w:sz w:val="24"/>
-                <w:szCs w:val="28"/>
-              </w:rPr>
-            </w:pPr>
-          </w:p>
-          <w:p>
-            <w:pPr>
-              <w:rPr>
-                <w:color w:val="000000" w:themeColor="text1"/>
-                <w:sz w:val="24"/>
-                <w:szCs w:val="28"/>
-              </w:rPr>
-            </w:pPr>
-          </w:p>
-        </w:tc>
-      </w:tr>
-      <w:tr>
-        <w:trPr>
-          <w:trHeight w:val="454"/>
-        </w:trPr>
-        <w:tc>
-          <w:tcPr>
-            <w:tcW w:w="5109" w:type="dxa"/>
-          </w:tcPr>
-          <w:p>
-            <w:pPr>
-              <w:rPr>
-                <w:color w:val="000000" w:themeColor="text1"/>
-                <w:sz w:val="24"/>
-                <w:szCs w:val="28"/>
-              </w:rPr>
-            </w:pPr>
-            <w:r>
-              <w:rPr>
-                <w:color w:val="000000" w:themeColor="text1"/>
-                <w:sz w:val="24"/>
-                <w:szCs w:val="28"/>
-              </w:rPr>
-              <w:lastRenderedPageBreak/>
               <w:t>Постусловия</w:t>
             </w:r>
           </w:p>
@@ -4223,296 +4552,6 @@
           <w:szCs w:val="28"/>
         </w:rPr>
       </w:pPr>
-      <w:r>
-        <w:rPr>
-          <w:bCs/>
-          <w:sz w:val="24"/>
-          <w:szCs w:val="24"/>
-        </w:rPr>
-        <w:t>E-1: Дублирование логина</w:t>
-      </w:r>
-      <w:r>
-        <w:rPr>
-          <w:sz w:val="24"/>
-          <w:szCs w:val="24"/>
-        </w:rPr>
-        <w:t> – при создании нового пользователя с логином, который уже существует в системе, система выводит сообщение «Пользователь с таким логином уже существует» и не сохраняет запись в БД (для S-1).</w:t>
-      </w:r>
-      <w:r>
-        <w:rPr>
-          <w:sz w:val="24"/>
-          <w:szCs w:val="24"/>
-        </w:rPr>
-        <w:br/>
-      </w:r>
-      <w:r>
-        <w:rPr>
-          <w:sz w:val="24"/>
-          <w:szCs w:val="24"/>
-        </w:rPr>
-        <w:br/>
-      </w:r>
-      <w:r>
-        <w:rPr>
-          <w:bCs/>
-          <w:sz w:val="24"/>
-          <w:szCs w:val="24"/>
-        </w:rPr>
-        <w:t>E-2: Ошибка сохранения настроек</w:t>
-      </w:r>
-      <w:r>
-        <w:rPr>
-          <w:sz w:val="24"/>
-          <w:szCs w:val="24"/>
-        </w:rPr>
-        <w:t> – при попытке сохранить настройки системы возникает сбой (проблемы с базой данных или доступом к файлам). Система выводит сообщение «Ошибка сохранения настроек. Попробуйте позже» и откатывает изменения (для S-2).</w:t>
-      </w:r>
-      <w:r>
-        <w:rPr>
-          <w:sz w:val="24"/>
-          <w:szCs w:val="24"/>
-        </w:rPr>
-        <w:br/>
-      </w:r>
-      <w:r>
-        <w:rPr>
-          <w:sz w:val="24"/>
-          <w:szCs w:val="24"/>
-        </w:rPr>
-        <w:br/>
-      </w:r>
-      <w:r>
-        <w:rPr>
-          <w:bCs/>
-          <w:sz w:val="24"/>
-          <w:szCs w:val="24"/>
-        </w:rPr>
-        <w:t>E-3: Поиск не дал результатов</w:t>
-      </w:r>
-      <w:r>
-        <w:rPr>
-          <w:sz w:val="24"/>
-          <w:szCs w:val="24"/>
-        </w:rPr>
-        <w:t> – при выполнении поиска не найдено записей, соответствующих критерию. Система выводит сообщение «По заданному запросу ничего не найдено» (для S-3).</w:t>
-      </w:r>
-      <w:r>
-        <w:rPr>
-          <w:sz w:val="24"/>
-          <w:szCs w:val="24"/>
-        </w:rPr>
-        <w:br/>
-      </w:r>
-      <w:r>
-        <w:rPr>
-          <w:sz w:val="24"/>
-          <w:szCs w:val="24"/>
-        </w:rPr>
-        <w:lastRenderedPageBreak/>
-        <w:br/>
-      </w:r>
-      <w:r>
-        <w:rPr>
-          <w:bCs/>
-          <w:sz w:val="24"/>
-          <w:szCs w:val="24"/>
-        </w:rPr>
-        <w:t>E-4: Ошибка применения фильтров</w:t>
-      </w:r>
-      <w:r>
-        <w:rPr>
-          <w:sz w:val="24"/>
-          <w:szCs w:val="24"/>
-        </w:rPr>
-        <w:t> – при технической ошибке в процессе фильтрации система выводит сообщение «Ошибка применения фильтров» и отображает все записи без фильтрации (для S-4).</w:t>
-      </w:r>
-      <w:r>
-        <w:rPr>
-          <w:sz w:val="24"/>
-          <w:szCs w:val="24"/>
-        </w:rPr>
-        <w:br/>
-      </w:r>
-      <w:r>
-        <w:rPr>
-          <w:sz w:val="24"/>
-          <w:szCs w:val="24"/>
-        </w:rPr>
-        <w:br/>
-      </w:r>
-      <w:r>
-        <w:rPr>
-          <w:bCs/>
-          <w:sz w:val="24"/>
-          <w:szCs w:val="24"/>
-        </w:rPr>
-        <w:t>E-5: Объект не найден</w:t>
-      </w:r>
-      <w:r>
-        <w:rPr>
-          <w:sz w:val="24"/>
-          <w:szCs w:val="24"/>
-        </w:rPr>
-        <w:t> – при попытке открыть карточку пользователя или проекта, который был удалён или не существует, система выводит сообщение «Объект не найден» (для S-5).</w:t>
-      </w:r>
-      <w:r>
-        <w:rPr>
-          <w:sz w:val="24"/>
-          <w:szCs w:val="24"/>
-        </w:rPr>
-        <w:br/>
-      </w:r>
-      <w:r>
-        <w:rPr>
-          <w:sz w:val="24"/>
-          <w:szCs w:val="24"/>
-        </w:rPr>
-        <w:br/>
-      </w:r>
-      <w:r>
-        <w:rPr>
-          <w:bCs/>
-          <w:sz w:val="24"/>
-          <w:szCs w:val="24"/>
-        </w:rPr>
-        <w:t>E-6: Журнал действий пуст</w:t>
-      </w:r>
-      <w:r>
-        <w:rPr>
-          <w:sz w:val="24"/>
-          <w:szCs w:val="24"/>
-        </w:rPr>
-        <w:t> – при открытии журнала авторизаций или действий пользователя данные отсутствуют (нет записей за выбранный период). Система выводит сообщение «За выбранный период записи отсутствуют» (для S-6).</w:t>
-      </w:r>
-      <w:r>
-        <w:rPr>
-          <w:sz w:val="24"/>
-          <w:szCs w:val="24"/>
-        </w:rPr>
-        <w:br/>
-      </w:r>
-      <w:r>
-        <w:rPr>
-          <w:sz w:val="24"/>
-          <w:szCs w:val="24"/>
-        </w:rPr>
-        <w:br/>
-      </w:r>
-      <w:r>
-        <w:rPr>
-          <w:bCs/>
-          <w:sz w:val="24"/>
-          <w:szCs w:val="24"/>
-        </w:rPr>
-        <w:t>E-7: Учётная запись уже заблокирована</w:t>
-      </w:r>
-      <w:r>
-        <w:rPr>
-          <w:sz w:val="24"/>
-          <w:szCs w:val="24"/>
-        </w:rPr>
-        <w:t> – при попытке заблокировать уже заблокированную учётную запись система выводит сообщение «Учётная запись уже заблокирована» (для S-7).</w:t>
-      </w:r>
-      <w:r>
-        <w:rPr>
-          <w:sz w:val="24"/>
-          <w:szCs w:val="24"/>
-        </w:rPr>
-        <w:br/>
-      </w:r>
-      <w:r>
-        <w:rPr>
-          <w:sz w:val="24"/>
-          <w:szCs w:val="24"/>
-        </w:rPr>
-        <w:br/>
-      </w:r>
-      <w:r>
-        <w:rPr>
-          <w:bCs/>
-          <w:sz w:val="24"/>
-          <w:szCs w:val="24"/>
-        </w:rPr>
-        <w:t>E-8: Учётная запись не заблокирована</w:t>
-      </w:r>
-      <w:r>
-        <w:rPr>
-          <w:sz w:val="24"/>
-          <w:szCs w:val="24"/>
-        </w:rPr>
-        <w:t> – при попытке восстановить учётную запись, которая не находится в статусе «заблокирована», система выводит сообщение «Учётная запись не заблокирована» (для S-8).</w:t>
-      </w:r>
-      <w:r>
-        <w:rPr>
-          <w:sz w:val="24"/>
-          <w:szCs w:val="24"/>
-        </w:rPr>
-        <w:br/>
-      </w:r>
-      <w:r>
-        <w:rPr>
-          <w:sz w:val="24"/>
-          <w:szCs w:val="24"/>
-        </w:rPr>
-        <w:br/>
-      </w:r>
-      <w:r>
-        <w:rPr>
-          <w:bCs/>
-          <w:sz w:val="24"/>
-          <w:szCs w:val="24"/>
-        </w:rPr>
-        <w:t>E-9: Ошибка формирования отчёта</w:t>
-      </w:r>
-      <w:r>
-        <w:rPr>
-          <w:sz w:val="24"/>
-          <w:szCs w:val="24"/>
-        </w:rPr>
-        <w:t> – при отсутствии данных или ошибке доступа к базе данных система выводит сообщение «Ошибка формирования отчёта. Повторите попытку позже» (для S-9).</w:t>
-      </w:r>
-      <w:r>
-        <w:rPr>
-          <w:sz w:val="24"/>
-          <w:szCs w:val="24"/>
-        </w:rPr>
-        <w:br/>
-      </w:r>
-      <w:r>
-        <w:rPr>
-          <w:sz w:val="24"/>
-          <w:szCs w:val="24"/>
-        </w:rPr>
-        <w:br/>
-      </w:r>
-      <w:r>
-        <w:rPr>
-          <w:bCs/>
-          <w:sz w:val="24"/>
-          <w:szCs w:val="24"/>
-        </w:rPr>
-        <w:t>E-10: Недостаточно прав</w:t>
-      </w:r>
-      <w:r>
-        <w:rPr>
-          <w:sz w:val="24"/>
-          <w:szCs w:val="24"/>
-        </w:rPr>
-        <w:t> – если администратор пытается выполнить действие, выходящее за его полномочия, система блокирует операцию и выводит сообщение «Недостаточно прав» (для S-1, S-2, S-7, S-8).**</w:t>
-      </w:r>
-      <w:bookmarkStart w:id="0" w:name="_GoBack"/>
-      <w:bookmarkEnd w:id="0"/>
-    </w:p>
-    <w:p>
-      <w:pPr>
-        <w:spacing w:line="360" w:lineRule="auto"/>
-        <w:ind w:firstLine="709"/>
-        <w:rPr>
-          <w:color w:val="000000" w:themeColor="text1"/>
-          <w:sz w:val="28"/>
-          <w:szCs w:val="28"/>
-        </w:rPr>
-      </w:pPr>
     </w:p>
     <w:p>
       <w:pPr>
@@ -4533,8 +4572,6 @@
     <w:p/>
     <w:p/>
     <w:sectPr>
-      <w:headerReference w:type="default" r:id="rId15"/>
-      <w:footerReference w:type="default" r:id="rId16"/>
       <w:pgSz w:w="11906" w:h="16838" w:code="9"/>
       <w:pgMar w:top="851" w:right="567" w:bottom="1701" w:left="1418" w:header="0" w:footer="0" w:gutter="0"/>
       <w:cols w:space="720"/>
@@ -4545,7 +4582,7 @@
 </file>
 
 <file path=word/endnotes.xml><?xml version="1.0" encoding="utf-8"?>
-<w:endnotes xmlns:wpc="http://schemas.microsoft.com/office/word/2010/wordprocessingCanvas" xmlns:cx="http://schemas.microsoft.com/office/drawing/2014/chartex" xmlns:mc="http://schemas.openxmlformats.org/markup-compatibility/2006" xmlns:o="urn:schemas-microsoft-com:office:office" xmlns:r="http://schemas.openxmlformats.org/officeDocument/2006/relationships" xmlns:m="http://schemas.openxmlformats.org/officeDocument/2006/math" xmlns:v="urn:schemas-microsoft-com:vml" xmlns:wp14="http://schemas.microsoft.com/office/word/2010/wordprocessingDrawing" xmlns:wp="http://schemas.openxmlformats.org/drawingml/2006/wordprocessingDrawing" xmlns:w10="urn:schemas-microsoft-com:office:word" xmlns:w="http://schemas.openxmlformats.org/wordprocessingml/2006/main" xmlns:w14="http://schemas.microsoft.com/office/word/2010/wordml" xmlns:w15="http://schemas.microsoft.com/office/word/2012/wordml" xmlns:w16se="http://schemas.microsoft.com/office/word/2015/wordml/symex" xmlns:wpg="http://schemas.microsoft.com/office/word/2010/wordprocessingGroup" xmlns:wpi="http://schemas.microsoft.com/office/word/2010/wordprocessingInk" xmlns:wne="http://schemas.microsoft.com/office/word/2006/wordml" xmlns:wps="http://schemas.microsoft.com/office/word/2010/wordprocessingShape" mc:Ignorable="w14 w15 w16se wp14">
+<w:endnotes xmlns:wpc="http://schemas.microsoft.com/office/word/2010/wordprocessingCanvas" xmlns:cx="http://schemas.microsoft.com/office/drawing/2014/chartex" xmlns:cx1="http://schemas.microsoft.com/office/drawing/2015/9/8/chartex" xmlns:mc="http://schemas.openxmlformats.org/markup-compatibility/2006" xmlns:o="urn:schemas-microsoft-com:office:office" xmlns:r="http://schemas.openxmlformats.org/officeDocument/2006/relationships" xmlns:m="http://schemas.openxmlformats.org/officeDocument/2006/math" xmlns:v="urn:schemas-microsoft-com:vml" xmlns:wp14="http://schemas.microsoft.com/office/word/2010/wordprocessingDrawing" xmlns:wp="http://schemas.openxmlformats.org/drawingml/2006/wordprocessingDrawing" xmlns:w10="urn:schemas-microsoft-com:office:word" xmlns:w="http://schemas.openxmlformats.org/wordprocessingml/2006/main" xmlns:w14="http://schemas.microsoft.com/office/word/2010/wordml" xmlns:w15="http://schemas.microsoft.com/office/word/2012/wordml" xmlns:w16se="http://schemas.microsoft.com/office/word/2015/wordml/symex" xmlns:wpg="http://schemas.microsoft.com/office/word/2010/wordprocessingGroup" xmlns:wpi="http://schemas.microsoft.com/office/word/2010/wordprocessingInk" xmlns:wne="http://schemas.microsoft.com/office/word/2006/wordml" xmlns:wps="http://schemas.microsoft.com/office/word/2010/wordprocessingShape" mc:Ignorable="w14 w15 w16se wp14">
   <w:endnote w:type="separator" w:id="-1">
     <w:p>
       <w:r>
@@ -4564,7 +4601,7 @@
 </file>
 
 <file path=word/footer1.xml><?xml version="1.0" encoding="utf-8"?>
-<w:ftr xmlns:wpc="http://schemas.microsoft.com/office/word/2010/wordprocessingCanvas" xmlns:cx="http://schemas.microsoft.com/office/drawing/2014/chartex" xmlns:mc="http://schemas.openxmlformats.org/markup-compatibility/2006" xmlns:o="urn:schemas-microsoft-com:office:office" xmlns:r="http://schemas.openxmlformats.org/officeDocument/2006/relationships" xmlns:m="http://schemas.openxmlformats.org/officeDocument/2006/math" xmlns:v="urn:schemas-microsoft-com:vml" xmlns:wp14="http://schemas.microsoft.com/office/word/2010/wordprocessingDrawing" xmlns:wp="http://schemas.openxmlformats.org/drawingml/2006/wordprocessingDrawing" xmlns:w10="urn:schemas-microsoft-com:office:word" xmlns:w="http://schemas.openxmlformats.org/wordprocessingml/2006/main" xmlns:w14="http://schemas.microsoft.com/office/word/2010/wordml" xmlns:w15="http://schemas.microsoft.com/office/word/2012/wordml" xmlns:w16se="http://schemas.microsoft.com/office/word/2015/wordml/symex" xmlns:wpg="http://schemas.microsoft.com/office/word/2010/wordprocessingGroup" xmlns:wpi="http://schemas.microsoft.com/office/word/2010/wordprocessingInk" xmlns:wne="http://schemas.microsoft.com/office/word/2006/wordml" xmlns:wps="http://schemas.microsoft.com/office/word/2010/wordprocessingShape" mc:Ignorable="w14 w15 w16se wp14">
+<w:ftr xmlns:wpc="http://schemas.microsoft.com/office/word/2010/wordprocessingCanvas" xmlns:cx="http://schemas.microsoft.com/office/drawing/2014/chartex" xmlns:cx1="http://schemas.microsoft.com/office/drawing/2015/9/8/chartex" xmlns:mc="http://schemas.openxmlformats.org/markup-compatibility/2006" xmlns:o="urn:schemas-microsoft-com:office:office" xmlns:r="http://schemas.openxmlformats.org/officeDocument/2006/relationships" xmlns:m="http://schemas.openxmlformats.org/officeDocument/2006/math" xmlns:v="urn:schemas-microsoft-com:vml" xmlns:wp14="http://schemas.microsoft.com/office/word/2010/wordprocessingDrawing" xmlns:wp="http://schemas.openxmlformats.org/drawingml/2006/wordprocessingDrawing" xmlns:w10="urn:schemas-microsoft-com:office:word" xmlns:w="http://schemas.openxmlformats.org/wordprocessingml/2006/main" xmlns:w14="http://schemas.microsoft.com/office/word/2010/wordml" xmlns:w15="http://schemas.microsoft.com/office/word/2012/wordml" xmlns:w16se="http://schemas.microsoft.com/office/word/2015/wordml/symex" xmlns:wpg="http://schemas.microsoft.com/office/word/2010/wordprocessingGroup" xmlns:wpi="http://schemas.microsoft.com/office/word/2010/wordprocessingInk" xmlns:wne="http://schemas.microsoft.com/office/word/2006/wordml" xmlns:wps="http://schemas.microsoft.com/office/word/2010/wordprocessingShape" mc:Ignorable="w14 w15 w16se wp14">
   <w:p>
     <w:pPr>
       <w:pStyle w:val="a6"/>
@@ -4575,7 +4612,7 @@
 </file>
 
 <file path=word/footer2.xml><?xml version="1.0" encoding="utf-8"?>
-<w:ftr xmlns:wpc="http://schemas.microsoft.com/office/word/2010/wordprocessingCanvas" xmlns:cx="http://schemas.microsoft.com/office/drawing/2014/chartex" xmlns:mc="http://schemas.openxmlformats.org/markup-compatibility/2006" xmlns:o="urn:schemas-microsoft-com:office:office" xmlns:r="http://schemas.openxmlformats.org/officeDocument/2006/relationships" xmlns:m="http://schemas.openxmlformats.org/officeDocument/2006/math" xmlns:v="urn:schemas-microsoft-com:vml" xmlns:wp14="http://schemas.microsoft.com/office/word/2010/wordprocessingDrawing" xmlns:wp="http://schemas.openxmlformats.org/drawingml/2006/wordprocessingDrawing" xmlns:w10="urn:schemas-microsoft-com:office:word" xmlns:w="http://schemas.openxmlformats.org/wordprocessingml/2006/main" xmlns:w14="http://schemas.microsoft.com/office/word/2010/wordml" xmlns:w15="http://schemas.microsoft.com/office/word/2012/wordml" xmlns:w16se="http://schemas.microsoft.com/office/word/2015/wordml/symex" xmlns:wpg="http://schemas.microsoft.com/office/word/2010/wordprocessingGroup" xmlns:wpi="http://schemas.microsoft.com/office/word/2010/wordprocessingInk" xmlns:wne="http://schemas.microsoft.com/office/word/2006/wordml" xmlns:wps="http://schemas.microsoft.com/office/word/2010/wordprocessingShape" mc:Ignorable="w14 w15 w16se wp14">
+<w:ftr xmlns:wpc="http://schemas.microsoft.com/office/word/2010/wordprocessingCanvas" xmlns:cx="http://schemas.microsoft.com/office/drawing/2014/chartex" xmlns:cx1="http://schemas.microsoft.com/office/drawing/2015/9/8/chartex" xmlns:mc="http://schemas.openxmlformats.org/markup-compatibility/2006" xmlns:o="urn:schemas-microsoft-com:office:office" xmlns:r="http://schemas.openxmlformats.org/officeDocument/2006/relationships" xmlns:m="http://schemas.openxmlformats.org/officeDocument/2006/math" xmlns:v="urn:schemas-microsoft-com:vml" xmlns:wp14="http://schemas.microsoft.com/office/word/2010/wordprocessingDrawing" xmlns:wp="http://schemas.openxmlformats.org/drawingml/2006/wordprocessingDrawing" xmlns:w10="urn:schemas-microsoft-com:office:word" xmlns:w="http://schemas.openxmlformats.org/wordprocessingml/2006/main" xmlns:w14="http://schemas.microsoft.com/office/word/2010/wordml" xmlns:w15="http://schemas.microsoft.com/office/word/2012/wordml" xmlns:w16se="http://schemas.microsoft.com/office/word/2015/wordml/symex" xmlns:wpg="http://schemas.microsoft.com/office/word/2010/wordprocessingGroup" xmlns:wpi="http://schemas.microsoft.com/office/word/2010/wordprocessingInk" xmlns:wne="http://schemas.microsoft.com/office/word/2006/wordml" xmlns:wps="http://schemas.microsoft.com/office/word/2010/wordprocessingShape" mc:Ignorable="w14 w15 w16se wp14">
   <w:p>
     <w:pPr>
       <w:pStyle w:val="a6"/>
@@ -4586,7 +4623,7 @@
 </file>
 
 <file path=word/footer3.xml><?xml version="1.0" encoding="utf-8"?>
-<w:ftr xmlns:wpc="http://schemas.microsoft.com/office/word/2010/wordprocessingCanvas" xmlns:cx="http://schemas.microsoft.com/office/drawing/2014/chartex" xmlns:mc="http://schemas.openxmlformats.org/markup-compatibility/2006" xmlns:o="urn:schemas-microsoft-com:office:office" xmlns:r="http://schemas.openxmlformats.org/officeDocument/2006/relationships" xmlns:m="http://schemas.openxmlformats.org/officeDocument/2006/math" xmlns:v="urn:schemas-microsoft-com:vml" xmlns:wp14="http://schemas.microsoft.com/office/word/2010/wordprocessingDrawing" xmlns:wp="http://schemas.openxmlformats.org/drawingml/2006/wordprocessingDrawing" xmlns:w10="urn:schemas-microsoft-com:office:word" xmlns:w="http://schemas.openxmlformats.org/wordprocessingml/2006/main" xmlns:w14="http://schemas.microsoft.com/office/word/2010/wordml" xmlns:w15="http://schemas.microsoft.com/office/word/2012/wordml" xmlns:w16se="http://schemas.microsoft.com/office/word/2015/wordml/symex" xmlns:wpg="http://schemas.microsoft.com/office/word/2010/wordprocessingGroup" xmlns:wpi="http://schemas.microsoft.com/office/word/2010/wordprocessingInk" xmlns:wne="http://schemas.microsoft.com/office/word/2006/wordml" xmlns:wps="http://schemas.microsoft.com/office/word/2010/wordprocessingShape" mc:Ignorable="w14 w15 w16se wp14">
+<w:ftr xmlns:wpc="http://schemas.microsoft.com/office/word/2010/wordprocessingCanvas" xmlns:cx="http://schemas.microsoft.com/office/drawing/2014/chartex" xmlns:cx1="http://schemas.microsoft.com/office/drawing/2015/9/8/chartex" xmlns:mc="http://schemas.openxmlformats.org/markup-compatibility/2006" xmlns:o="urn:schemas-microsoft-com:office:office" xmlns:r="http://schemas.openxmlformats.org/officeDocument/2006/relationships" xmlns:m="http://schemas.openxmlformats.org/officeDocument/2006/math" xmlns:v="urn:schemas-microsoft-com:vml" xmlns:wp14="http://schemas.microsoft.com/office/word/2010/wordprocessingDrawing" xmlns:wp="http://schemas.openxmlformats.org/drawingml/2006/wordprocessingDrawing" xmlns:w10="urn:schemas-microsoft-com:office:word" xmlns:w="http://schemas.openxmlformats.org/wordprocessingml/2006/main" xmlns:w14="http://schemas.microsoft.com/office/word/2010/wordml" xmlns:w15="http://schemas.microsoft.com/office/word/2012/wordml" xmlns:w16se="http://schemas.microsoft.com/office/word/2015/wordml/symex" xmlns:wpg="http://schemas.microsoft.com/office/word/2010/wordprocessingGroup" xmlns:wpi="http://schemas.microsoft.com/office/word/2010/wordprocessingInk" xmlns:wne="http://schemas.microsoft.com/office/word/2006/wordml" xmlns:wps="http://schemas.microsoft.com/office/word/2010/wordprocessingShape" mc:Ignorable="w14 w15 w16se wp14">
   <w:p>
     <w:pPr>
       <w:pStyle w:val="a6"/>
@@ -4597,7 +4634,7 @@
 </file>
 
 <file path=word/footnotes.xml><?xml version="1.0" encoding="utf-8"?>
-<w:footnotes xmlns:wpc="http://schemas.microsoft.com/office/word/2010/wordprocessingCanvas" xmlns:cx="http://schemas.microsoft.com/office/drawing/2014/chartex" xmlns:mc="http://schemas.openxmlformats.org/markup-compatibility/2006" xmlns:o="urn:schemas-microsoft-com:office:office" xmlns:r="http://schemas.openxmlformats.org/officeDocument/2006/relationships" xmlns:m="http://schemas.openxmlformats.org/officeDocument/2006/math" xmlns:v="urn:schemas-microsoft-com:vml" xmlns:wp14="http://schemas.microsoft.com/office/word/2010/wordprocessingDrawing" xmlns:wp="http://schemas.openxmlformats.org/drawingml/2006/wordprocessingDrawing" xmlns:w10="urn:schemas-microsoft-com:office:word" xmlns:w="http://schemas.openxmlformats.org/wordprocessingml/2006/main" xmlns:w14="http://schemas.microsoft.com/office/word/2010/wordml" xmlns:w15="http://schemas.microsoft.com/office/word/2012/wordml" xmlns:w16se="http://schemas.microsoft.com/office/word/2015/wordml/symex" xmlns:wpg="http://schemas.microsoft.com/office/word/2010/wordprocessingGroup" xmlns:wpi="http://schemas.microsoft.com/office/word/2010/wordprocessingInk" xmlns:wne="http://schemas.microsoft.com/office/word/2006/wordml" xmlns:wps="http://schemas.microsoft.com/office/word/2010/wordprocessingShape" mc:Ignorable="w14 w15 w16se wp14">
+<w:footnotes xmlns:wpc="http://schemas.microsoft.com/office/word/2010/wordprocessingCanvas" xmlns:cx="http://schemas.microsoft.com/office/drawing/2014/chartex" xmlns:cx1="http://schemas.microsoft.com/office/drawing/2015/9/8/chartex" xmlns:mc="http://schemas.openxmlformats.org/markup-compatibility/2006" xmlns:o="urn:schemas-microsoft-com:office:office" xmlns:r="http://schemas.openxmlformats.org/officeDocument/2006/relationships" xmlns:m="http://schemas.openxmlformats.org/officeDocument/2006/math" xmlns:v="urn:schemas-microsoft-com:vml" xmlns:wp14="http://schemas.microsoft.com/office/word/2010/wordprocessingDrawing" xmlns:wp="http://schemas.openxmlformats.org/drawingml/2006/wordprocessingDrawing" xmlns:w10="urn:schemas-microsoft-com:office:word" xmlns:w="http://schemas.openxmlformats.org/wordprocessingml/2006/main" xmlns:w14="http://schemas.microsoft.com/office/word/2010/wordml" xmlns:w15="http://schemas.microsoft.com/office/word/2012/wordml" xmlns:w16se="http://schemas.microsoft.com/office/word/2015/wordml/symex" xmlns:wpg="http://schemas.microsoft.com/office/word/2010/wordprocessingGroup" xmlns:wpi="http://schemas.microsoft.com/office/word/2010/wordprocessingInk" xmlns:wne="http://schemas.microsoft.com/office/word/2006/wordml" xmlns:wps="http://schemas.microsoft.com/office/word/2010/wordprocessingShape" mc:Ignorable="w14 w15 w16se wp14">
   <w:footnote w:type="separator" w:id="-1">
     <w:p>
       <w:r>
@@ -4616,7 +4653,7 @@
 </file>
 
 <file path=word/header1.xml><?xml version="1.0" encoding="utf-8"?>
-<w:hdr xmlns:wpc="http://schemas.microsoft.com/office/word/2010/wordprocessingCanvas" xmlns:cx="http://schemas.microsoft.com/office/drawing/2014/chartex" xmlns:mc="http://schemas.openxmlformats.org/markup-compatibility/2006" xmlns:o="urn:schemas-microsoft-com:office:office" xmlns:r="http://schemas.openxmlformats.org/officeDocument/2006/relationships" xmlns:m="http://schemas.openxmlformats.org/officeDocument/2006/math" xmlns:v="urn:schemas-microsoft-com:vml" xmlns:wp14="http://schemas.microsoft.com/office/word/2010/wordprocessingDrawing" xmlns:wp="http://schemas.openxmlformats.org/drawingml/2006/wordprocessingDrawing" xmlns:w10="urn:schemas-microsoft-com:office:word" xmlns:w="http://schemas.openxmlformats.org/wordprocessingml/2006/main" xmlns:w14="http://schemas.microsoft.com/office/word/2010/wordml" xmlns:w15="http://schemas.microsoft.com/office/word/2012/wordml" xmlns:w16se="http://schemas.microsoft.com/office/word/2015/wordml/symex" xmlns:wpg="http://schemas.microsoft.com/office/word/2010/wordprocessingGroup" xmlns:wpi="http://schemas.microsoft.com/office/word/2010/wordprocessingInk" xmlns:wne="http://schemas.microsoft.com/office/word/2006/wordml" xmlns:wps="http://schemas.microsoft.com/office/word/2010/wordprocessingShape" mc:Ignorable="w14 w15 w16se wp14">
+<w:hdr xmlns:wpc="http://schemas.microsoft.com/office/word/2010/wordprocessingCanvas" xmlns:cx="http://schemas.microsoft.com/office/drawing/2014/chartex" xmlns:cx1="http://schemas.microsoft.com/office/drawing/2015/9/8/chartex" xmlns:mc="http://schemas.openxmlformats.org/markup-compatibility/2006" xmlns:o="urn:schemas-microsoft-com:office:office" xmlns:r="http://schemas.openxmlformats.org/officeDocument/2006/relationships" xmlns:m="http://schemas.openxmlformats.org/officeDocument/2006/math" xmlns:v="urn:schemas-microsoft-com:vml" xmlns:wp14="http://schemas.microsoft.com/office/word/2010/wordprocessingDrawing" xmlns:wp="http://schemas.openxmlformats.org/drawingml/2006/wordprocessingDrawing" xmlns:w10="urn:schemas-microsoft-com:office:word" xmlns:w="http://schemas.openxmlformats.org/wordprocessingml/2006/main" xmlns:w14="http://schemas.microsoft.com/office/word/2010/wordml" xmlns:w15="http://schemas.microsoft.com/office/word/2012/wordml" xmlns:w16se="http://schemas.microsoft.com/office/word/2015/wordml/symex" xmlns:wpg="http://schemas.microsoft.com/office/word/2010/wordprocessingGroup" xmlns:wpi="http://schemas.microsoft.com/office/word/2010/wordprocessingInk" xmlns:wne="http://schemas.microsoft.com/office/word/2006/wordml" xmlns:wps="http://schemas.microsoft.com/office/word/2010/wordprocessingShape" mc:Ignorable="w14 w15 w16se wp14">
   <w:p>
     <w:pPr>
       <w:pStyle w:val="a4"/>
@@ -4722,7 +4759,7 @@
 </file>
 
 <file path=word/header2.xml><?xml version="1.0" encoding="utf-8"?>
-<w:hdr xmlns:wpc="http://schemas.microsoft.com/office/word/2010/wordprocessingCanvas" xmlns:cx="http://schemas.microsoft.com/office/drawing/2014/chartex" xmlns:mc="http://schemas.openxmlformats.org/markup-compatibility/2006" xmlns:o="urn:schemas-microsoft-com:office:office" xmlns:r="http://schemas.openxmlformats.org/officeDocument/2006/relationships" xmlns:m="http://schemas.openxmlformats.org/officeDocument/2006/math" xmlns:v="urn:schemas-microsoft-com:vml" xmlns:wp14="http://schemas.microsoft.com/office/word/2010/wordprocessingDrawing" xmlns:wp="http://schemas.openxmlformats.org/drawingml/2006/wordprocessingDrawing" xmlns:w10="urn:schemas-microsoft-com:office:word" xmlns:w="http://schemas.openxmlformats.org/wordprocessingml/2006/main" xmlns:w14="http://schemas.microsoft.com/office/word/2010/wordml" xmlns:w15="http://schemas.microsoft.com/office/word/2012/wordml" xmlns:w16se="http://schemas.microsoft.com/office/word/2015/wordml/symex" xmlns:wpg="http://schemas.microsoft.com/office/word/2010/wordprocessingGroup" xmlns:wpi="http://schemas.microsoft.com/office/word/2010/wordprocessingInk" xmlns:wne="http://schemas.microsoft.com/office/word/2006/wordml" xmlns:wps="http://schemas.microsoft.com/office/word/2010/wordprocessingShape" mc:Ignorable="w14 w15 w16se wp14">
+<w:hdr xmlns:wpc="http://schemas.microsoft.com/office/word/2010/wordprocessingCanvas" xmlns:cx="http://schemas.microsoft.com/office/drawing/2014/chartex" xmlns:cx1="http://schemas.microsoft.com/office/drawing/2015/9/8/chartex" xmlns:mc="http://schemas.openxmlformats.org/markup-compatibility/2006" xmlns:o="urn:schemas-microsoft-com:office:office" xmlns:r="http://schemas.openxmlformats.org/officeDocument/2006/relationships" xmlns:m="http://schemas.openxmlformats.org/officeDocument/2006/math" xmlns:v="urn:schemas-microsoft-com:vml" xmlns:wp14="http://schemas.microsoft.com/office/word/2010/wordprocessingDrawing" xmlns:wp="http://schemas.openxmlformats.org/drawingml/2006/wordprocessingDrawing" xmlns:w10="urn:schemas-microsoft-com:office:word" xmlns:w="http://schemas.openxmlformats.org/wordprocessingml/2006/main" xmlns:w14="http://schemas.microsoft.com/office/word/2010/wordml" xmlns:w15="http://schemas.microsoft.com/office/word/2012/wordml" xmlns:w16se="http://schemas.microsoft.com/office/word/2015/wordml/symex" xmlns:wpg="http://schemas.microsoft.com/office/word/2010/wordprocessingGroup" xmlns:wpi="http://schemas.microsoft.com/office/word/2010/wordprocessingInk" xmlns:wne="http://schemas.microsoft.com/office/word/2006/wordml" xmlns:wps="http://schemas.microsoft.com/office/word/2010/wordprocessingShape" mc:Ignorable="w14 w15 w16se wp14">
   <w:p>
     <w:pPr>
       <w:pStyle w:val="a4"/>
@@ -5061,7 +5098,7 @@
 </file>
 
 <file path=word/header3.xml><?xml version="1.0" encoding="utf-8"?>
-<w:hdr xmlns:wpc="http://schemas.microsoft.com/office/word/2010/wordprocessingCanvas" xmlns:cx="http://schemas.microsoft.com/office/drawing/2014/chartex" xmlns:mc="http://schemas.openxmlformats.org/markup-compatibility/2006" xmlns:o="urn:schemas-microsoft-com:office:office" xmlns:r="http://schemas.openxmlformats.org/officeDocument/2006/relationships" xmlns:m="http://schemas.openxmlformats.org/officeDocument/2006/math" xmlns:v="urn:schemas-microsoft-com:vml" xmlns:wp14="http://schemas.microsoft.com/office/word/2010/wordprocessingDrawing" xmlns:wp="http://schemas.openxmlformats.org/drawingml/2006/wordprocessingDrawing" xmlns:w10="urn:schemas-microsoft-com:office:word" xmlns:w="http://schemas.openxmlformats.org/wordprocessingml/2006/main" xmlns:w14="http://schemas.microsoft.com/office/word/2010/wordml" xmlns:w15="http://schemas.microsoft.com/office/word/2012/wordml" xmlns:w16se="http://schemas.microsoft.com/office/word/2015/wordml/symex" xmlns:wpg="http://schemas.microsoft.com/office/word/2010/wordprocessingGroup" xmlns:wpi="http://schemas.microsoft.com/office/word/2010/wordprocessingInk" xmlns:wne="http://schemas.microsoft.com/office/word/2006/wordml" xmlns:wps="http://schemas.microsoft.com/office/word/2010/wordprocessingShape" mc:Ignorable="w14 w15 w16se wp14">
+<w:hdr xmlns:wpc="http://schemas.microsoft.com/office/word/2010/wordprocessingCanvas" xmlns:cx="http://schemas.microsoft.com/office/drawing/2014/chartex" xmlns:cx1="http://schemas.microsoft.com/office/drawing/2015/9/8/chartex" xmlns:mc="http://schemas.openxmlformats.org/markup-compatibility/2006" xmlns:o="urn:schemas-microsoft-com:office:office" xmlns:r="http://schemas.openxmlformats.org/officeDocument/2006/relationships" xmlns:m="http://schemas.openxmlformats.org/officeDocument/2006/math" xmlns:v="urn:schemas-microsoft-com:vml" xmlns:wp14="http://schemas.microsoft.com/office/word/2010/wordprocessingDrawing" xmlns:wp="http://schemas.openxmlformats.org/drawingml/2006/wordprocessingDrawing" xmlns:w10="urn:schemas-microsoft-com:office:word" xmlns:w="http://schemas.openxmlformats.org/wordprocessingml/2006/main" xmlns:w14="http://schemas.microsoft.com/office/word/2010/wordml" xmlns:w15="http://schemas.microsoft.com/office/word/2012/wordml" xmlns:w16se="http://schemas.microsoft.com/office/word/2015/wordml/symex" xmlns:wpg="http://schemas.microsoft.com/office/word/2010/wordprocessingGroup" xmlns:wpi="http://schemas.microsoft.com/office/word/2010/wordprocessingInk" xmlns:wne="http://schemas.microsoft.com/office/word/2006/wordml" xmlns:wps="http://schemas.microsoft.com/office/word/2010/wordprocessingShape" mc:Ignorable="w14 w15 w16se wp14">
   <w:p>
     <w:pPr>
       <w:pStyle w:val="a4"/>
@@ -5244,7 +5281,7 @@
                                   <w:noProof/>
                                   <w:sz w:val="22"/>
                                 </w:rPr>
-                                <w:t>6</w:t>
+                                <w:t>8</w:t>
                               </w:r>
                               <w:r>
                                 <w:rPr>
@@ -5368,7 +5405,7 @@
                             <w:noProof/>
                             <w:sz w:val="22"/>
                           </w:rPr>
-                          <w:t>6</w:t>
+                          <w:t>8</w:t>
                         </w:r>
                         <w:r>
                           <w:rPr>
@@ -5400,7 +5437,7 @@
 </file>
 
 <file path=word/numbering.xml><?xml version="1.0" encoding="utf-8"?>
-<w:numbering xmlns:wpc="http://schemas.microsoft.com/office/word/2010/wordprocessingCanvas" xmlns:cx="http://schemas.microsoft.com/office/drawing/2014/chartex" xmlns:mc="http://schemas.openxmlformats.org/markup-compatibility/2006" xmlns:o="urn:schemas-microsoft-com:office:office" xmlns:r="http://schemas.openxmlformats.org/officeDocument/2006/relationships" xmlns:m="http://schemas.openxmlformats.org/officeDocument/2006/math" xmlns:v="urn:schemas-microsoft-com:vml" xmlns:wp14="http://schemas.microsoft.com/office/word/2010/wordprocessingDrawing" xmlns:wp="http://schemas.openxmlformats.org/drawingml/2006/wordprocessingDrawing" xmlns:w10="urn:schemas-microsoft-com:office:word" xmlns:w="http://schemas.openxmlformats.org/wordprocessingml/2006/main" xmlns:w14="http://schemas.microsoft.com/office/word/2010/wordml" xmlns:w15="http://schemas.microsoft.com/office/word/2012/wordml" xmlns:w16se="http://schemas.microsoft.com/office/word/2015/wordml/symex" xmlns:wpg="http://schemas.microsoft.com/office/word/2010/wordprocessingGroup" xmlns:wpi="http://schemas.microsoft.com/office/word/2010/wordprocessingInk" xmlns:wne="http://schemas.microsoft.com/office/word/2006/wordml" xmlns:wps="http://schemas.microsoft.com/office/word/2010/wordprocessingShape" mc:Ignorable="w14 w15 w16se wp14">
+<w:numbering xmlns:wpc="http://schemas.microsoft.com/office/word/2010/wordprocessingCanvas" xmlns:cx="http://schemas.microsoft.com/office/drawing/2014/chartex" xmlns:cx1="http://schemas.microsoft.com/office/drawing/2015/9/8/chartex" xmlns:mc="http://schemas.openxmlformats.org/markup-compatibility/2006" xmlns:o="urn:schemas-microsoft-com:office:office" xmlns:r="http://schemas.openxmlformats.org/officeDocument/2006/relationships" xmlns:m="http://schemas.openxmlformats.org/officeDocument/2006/math" xmlns:v="urn:schemas-microsoft-com:vml" xmlns:wp14="http://schemas.microsoft.com/office/word/2010/wordprocessingDrawing" xmlns:wp="http://schemas.openxmlformats.org/drawingml/2006/wordprocessingDrawing" xmlns:w10="urn:schemas-microsoft-com:office:word" xmlns:w="http://schemas.openxmlformats.org/wordprocessingml/2006/main" xmlns:w14="http://schemas.microsoft.com/office/word/2010/wordml" xmlns:w15="http://schemas.microsoft.com/office/word/2012/wordml" xmlns:w16se="http://schemas.microsoft.com/office/word/2015/wordml/symex" xmlns:wpg="http://schemas.microsoft.com/office/word/2010/wordprocessingGroup" xmlns:wpi="http://schemas.microsoft.com/office/word/2010/wordprocessingInk" xmlns:wne="http://schemas.microsoft.com/office/word/2006/wordml" xmlns:wps="http://schemas.microsoft.com/office/word/2010/wordprocessingShape" mc:Ignorable="w14 w15 w16se wp14">
   <w:abstractNum w:abstractNumId="0" w15:restartNumberingAfterBreak="0">
     <w:nsid w:val="01CE60E4"/>
     <w:multiLevelType w:val="hybridMultilevel"/>
@@ -10671,7 +10708,7 @@
 </file>
 
 <file path=customXml/itemProps1.xml><?xml version="1.0" encoding="utf-8"?>
-<ds:datastoreItem xmlns:ds="http://schemas.openxmlformats.org/officeDocument/2006/customXml" ds:itemID="{77BFD1CA-BF4D-40C9-BE3B-6A70BD294EDB}">
+<ds:datastoreItem xmlns:ds="http://schemas.openxmlformats.org/officeDocument/2006/customXml" ds:itemID="{FA07B3BD-7F2A-4A8C-8AA1-A2CD56372730}">
   <ds:schemaRefs>
     <ds:schemaRef ds:uri="http://schemas.openxmlformats.org/officeDocument/2006/bibliography"/>
   </ds:schemaRefs>

--- a/Практическая работа 4.docx
+++ b/Практическая работа 4.docx
@@ -1,6 +1,6 @@
 
 <file path=word/document.xml><?xml version="1.0" encoding="utf-8"?>
-<w:document xmlns:wpc="http://schemas.microsoft.com/office/word/2010/wordprocessingCanvas" xmlns:cx="http://schemas.microsoft.com/office/drawing/2014/chartex" xmlns:cx1="http://schemas.microsoft.com/office/drawing/2015/9/8/chartex" xmlns:mc="http://schemas.openxmlformats.org/markup-compatibility/2006" xmlns:o="urn:schemas-microsoft-com:office:office" xmlns:r="http://schemas.openxmlformats.org/officeDocument/2006/relationships" xmlns:m="http://schemas.openxmlformats.org/officeDocument/2006/math" xmlns:v="urn:schemas-microsoft-com:vml" xmlns:wp14="http://schemas.microsoft.com/office/word/2010/wordprocessingDrawing" xmlns:wp="http://schemas.openxmlformats.org/drawingml/2006/wordprocessingDrawing" xmlns:w10="urn:schemas-microsoft-com:office:word" xmlns:w="http://schemas.openxmlformats.org/wordprocessingml/2006/main" xmlns:w14="http://schemas.microsoft.com/office/word/2010/wordml" xmlns:w15="http://schemas.microsoft.com/office/word/2012/wordml" xmlns:w16se="http://schemas.microsoft.com/office/word/2015/wordml/symex" xmlns:wpg="http://schemas.microsoft.com/office/word/2010/wordprocessingGroup" xmlns:wpi="http://schemas.microsoft.com/office/word/2010/wordprocessingInk" xmlns:wne="http://schemas.microsoft.com/office/word/2006/wordml" xmlns:wps="http://schemas.microsoft.com/office/word/2010/wordprocessingShape" mc:Ignorable="w14 w15 w16se wp14">
+<w:document xmlns:wpc="http://schemas.microsoft.com/office/word/2010/wordprocessingCanvas" xmlns:cx="http://schemas.microsoft.com/office/drawing/2014/chartex" xmlns:mc="http://schemas.openxmlformats.org/markup-compatibility/2006" xmlns:o="urn:schemas-microsoft-com:office:office" xmlns:r="http://schemas.openxmlformats.org/officeDocument/2006/relationships" xmlns:m="http://schemas.openxmlformats.org/officeDocument/2006/math" xmlns:v="urn:schemas-microsoft-com:vml" xmlns:wp14="http://schemas.microsoft.com/office/word/2010/wordprocessingDrawing" xmlns:wp="http://schemas.openxmlformats.org/drawingml/2006/wordprocessingDrawing" xmlns:w10="urn:schemas-microsoft-com:office:word" xmlns:w="http://schemas.openxmlformats.org/wordprocessingml/2006/main" xmlns:w14="http://schemas.microsoft.com/office/word/2010/wordml" xmlns:w15="http://schemas.microsoft.com/office/word/2012/wordml" xmlns:w16se="http://schemas.microsoft.com/office/word/2015/wordml/symex" xmlns:wpg="http://schemas.microsoft.com/office/word/2010/wordprocessingGroup" xmlns:wpi="http://schemas.microsoft.com/office/word/2010/wordprocessingInk" xmlns:wne="http://schemas.microsoft.com/office/word/2006/wordml" xmlns:wps="http://schemas.microsoft.com/office/word/2010/wordprocessingShape" mc:Ignorable="w14 w15 w16se wp14">
   <w:body>
     <w:p>
       <w:pPr>
@@ -518,15 +518,7 @@
           <w:szCs w:val="28"/>
         </w:rPr>
         <w:lastRenderedPageBreak/>
-        <w:t>ПРАКТИЧЕСКАЯ РАБОТА №4</w:t>
-      </w:r>
-      <w:r>
-        <w:rPr>
-          <w:color w:val="000000" w:themeColor="text1"/>
-          <w:sz w:val="28"/>
-          <w:szCs w:val="28"/>
-        </w:rPr>
-        <w:t>.</w:t>
+        <w:t>ПРАКТИЧЕСКАЯ РАБОТА №4.</w:t>
       </w:r>
     </w:p>
     <w:p>
@@ -546,23 +538,7 @@
           <w:sz w:val="28"/>
           <w:szCs w:val="28"/>
         </w:rPr>
-        <w:t xml:space="preserve">Тема: </w:t>
-      </w:r>
-      <w:r>
-        <w:rPr>
-          <w:color w:val="000000" w:themeColor="text1"/>
-          <w:sz w:val="28"/>
-          <w:szCs w:val="28"/>
-        </w:rPr>
-        <w:t>Проектирование спецификации информационной системы: диаграмма вариантов использования</w:t>
-      </w:r>
-      <w:r>
-        <w:rPr>
-          <w:color w:val="000000" w:themeColor="text1"/>
-          <w:sz w:val="28"/>
-          <w:szCs w:val="28"/>
-        </w:rPr>
-        <w:t>.</w:t>
+        <w:t>Тема: Проектирование спецификации информационной системы: диаграмма вариантов использования.</w:t>
       </w:r>
     </w:p>
     <w:p>
@@ -582,15 +558,7 @@
           <w:sz w:val="28"/>
           <w:szCs w:val="28"/>
         </w:rPr>
-        <w:t xml:space="preserve">Цель: </w:t>
-      </w:r>
-      <w:r>
-        <w:rPr>
-          <w:color w:val="000000" w:themeColor="text1"/>
-          <w:sz w:val="28"/>
-          <w:szCs w:val="28"/>
-        </w:rPr>
-        <w:t xml:space="preserve">знакомство с конструкциями языка </w:t>
+        <w:t xml:space="preserve">Цель: знакомство с конструкциями языка </w:t>
       </w:r>
       <w:r>
         <w:rPr>
@@ -607,15 +575,7 @@
           <w:sz w:val="28"/>
           <w:szCs w:val="28"/>
         </w:rPr>
-        <w:t>, построение модели вариантов использования</w:t>
-      </w:r>
-      <w:r>
-        <w:rPr>
-          <w:color w:val="000000" w:themeColor="text1"/>
-          <w:sz w:val="28"/>
-          <w:szCs w:val="28"/>
-        </w:rPr>
-        <w:t>.</w:t>
+        <w:t>, построение модели вариантов использования.</w:t>
       </w:r>
     </w:p>
     <w:p>
@@ -662,7 +622,7 @@
           <w:szCs w:val="28"/>
           <w:shd w:val="clear" w:color="auto" w:fill="FFFFFF"/>
         </w:rPr>
-        <w:t>АИС</w:t>
+        <w:t xml:space="preserve">АИС «СтройКонтроль» –  внутренняя информационная система, разработанная для </w:t>
       </w:r>
       <w:r>
         <w:rPr>
@@ -670,67 +630,8 @@
           <w:color w:val="000000" w:themeColor="text1"/>
           <w:sz w:val="28"/>
           <w:szCs w:val="28"/>
-          <w:shd w:val="clear" w:color="auto" w:fill="FFFFFF"/>
-        </w:rPr>
-        <w:t xml:space="preserve"> «</w:t>
-      </w:r>
-      <w:r>
-        <w:rPr>
-          <w:rFonts w:ascii="Times New Roman" w:hAnsi="Times New Roman"/>
-          <w:color w:val="000000" w:themeColor="text1"/>
-          <w:sz w:val="28"/>
-          <w:szCs w:val="28"/>
-          <w:shd w:val="clear" w:color="auto" w:fill="FFFFFF"/>
-        </w:rPr>
-        <w:t>СтройКонтроль</w:t>
-      </w:r>
-      <w:r>
-        <w:rPr>
-          <w:rFonts w:ascii="Times New Roman" w:hAnsi="Times New Roman"/>
-          <w:color w:val="000000" w:themeColor="text1"/>
-          <w:sz w:val="28"/>
-          <w:szCs w:val="28"/>
-          <w:shd w:val="clear" w:color="auto" w:fill="FFFFFF"/>
-        </w:rPr>
-        <w:t xml:space="preserve">» –  </w:t>
-      </w:r>
-      <w:r>
-        <w:rPr>
-          <w:rFonts w:ascii="Times New Roman" w:hAnsi="Times New Roman"/>
-          <w:color w:val="000000" w:themeColor="text1"/>
-          <w:sz w:val="28"/>
-          <w:szCs w:val="28"/>
-          <w:shd w:val="clear" w:color="auto" w:fill="FFFFFF"/>
-        </w:rPr>
-        <w:t xml:space="preserve">внутренняя </w:t>
-      </w:r>
-      <w:r>
-        <w:rPr>
-          <w:rFonts w:ascii="Times New Roman" w:hAnsi="Times New Roman"/>
-          <w:color w:val="000000" w:themeColor="text1"/>
-          <w:sz w:val="28"/>
-          <w:szCs w:val="28"/>
-          <w:shd w:val="clear" w:color="auto" w:fill="FFFFFF"/>
-        </w:rPr>
-        <w:t xml:space="preserve">информационная система, разработанная для </w:t>
-      </w:r>
-      <w:r>
-        <w:rPr>
-          <w:rFonts w:ascii="Times New Roman" w:hAnsi="Times New Roman"/>
-          <w:color w:val="000000" w:themeColor="text1"/>
-          <w:sz w:val="28"/>
-          <w:szCs w:val="28"/>
-        </w:rPr>
-        <w:t>комплексной автоматизации управления деятельностью строительной организации</w:t>
-      </w:r>
-      <w:r>
-        <w:rPr>
-          <w:rFonts w:ascii="Times New Roman" w:hAnsi="Times New Roman"/>
-          <w:color w:val="000000" w:themeColor="text1"/>
-          <w:sz w:val="28"/>
-          <w:szCs w:val="28"/>
-        </w:rPr>
-        <w:t>.</w:t>
+        </w:rPr>
+        <w:t>комплексной автоматизации управления деятельностью строительной организации.</w:t>
       </w:r>
     </w:p>
     <w:p>
@@ -750,31 +651,7 @@
           <w:sz w:val="28"/>
           <w:szCs w:val="28"/>
         </w:rPr>
-        <w:t>Можно выделить следующие субъекты и соответствующие ему прецеденты</w:t>
-      </w:r>
-      <w:r>
-        <w:rPr>
-          <w:color w:val="000000" w:themeColor="text1"/>
-          <w:sz w:val="28"/>
-          <w:szCs w:val="28"/>
-        </w:rPr>
-        <w:t xml:space="preserve">: </w:t>
-      </w:r>
-      <w:r>
-        <w:rPr>
-          <w:color w:val="000000" w:themeColor="text1"/>
-          <w:sz w:val="28"/>
-          <w:szCs w:val="28"/>
-        </w:rPr>
-        <w:t>директор строительной организации, подрядчик, администратор, бухгалтер, менеджер</w:t>
-      </w:r>
-      <w:r>
-        <w:rPr>
-          <w:color w:val="000000" w:themeColor="text1"/>
-          <w:sz w:val="28"/>
-          <w:szCs w:val="28"/>
-        </w:rPr>
-        <w:t>.</w:t>
+        <w:t>Можно выделить следующие субъекты и соответствующие ему прецеденты: директор строительной организации, подрядчик, администратор, бухгалтер, менеджер.</w:t>
       </w:r>
     </w:p>
     <w:p>
@@ -808,37 +685,7 @@
           <w:szCs w:val="28"/>
           <w:shd w:val="clear" w:color="auto" w:fill="FFFFFF"/>
         </w:rPr>
-        <w:t xml:space="preserve"> АИС «СтройКонтроль»</w:t>
-      </w:r>
-      <w:r>
-        <w:rPr>
-          <w:rFonts w:ascii="Times New Roman" w:hAnsi="Times New Roman"/>
-          <w:color w:val="000000" w:themeColor="text1"/>
-          <w:sz w:val="28"/>
-          <w:szCs w:val="28"/>
-          <w:shd w:val="clear" w:color="auto" w:fill="FFFFFF"/>
-        </w:rPr>
-        <w:t xml:space="preserve">, </w:t>
-      </w:r>
-      <w:r>
-        <w:rPr>
-          <w:rFonts w:ascii="Times New Roman" w:hAnsi="Times New Roman"/>
-          <w:color w:val="000000" w:themeColor="text1"/>
-          <w:sz w:val="28"/>
-          <w:szCs w:val="28"/>
-          <w:shd w:val="clear" w:color="auto" w:fill="FFFFFF"/>
-        </w:rPr>
-        <w:t>приведена на рисунке 1</w:t>
-      </w:r>
-      <w:r>
-        <w:rPr>
-          <w:rFonts w:ascii="Times New Roman" w:hAnsi="Times New Roman"/>
-          <w:color w:val="000000" w:themeColor="text1"/>
-          <w:sz w:val="28"/>
-          <w:szCs w:val="28"/>
-          <w:shd w:val="clear" w:color="auto" w:fill="FFFFFF"/>
-        </w:rPr>
-        <w:t>.</w:t>
+        <w:t xml:space="preserve"> АИС «СтройКонтроль», приведена на рисунке 1.</w:t>
       </w:r>
     </w:p>
     <w:p>
@@ -859,10 +706,10 @@
           <w:szCs w:val="28"/>
         </w:rPr>
         <w:drawing>
-          <wp:inline distT="0" distB="0" distL="0" distR="0" wp14:anchorId="77507FAE" wp14:editId="663F36A3">
-            <wp:extent cx="3638550" cy="3895072"/>
-            <wp:effectExtent l="0" t="0" r="0" b="0"/>
-            <wp:docPr id="3" name="Рисунок 3"/>
+          <wp:inline distT="0" distB="0" distL="0" distR="0">
+            <wp:extent cx="3732202" cy="3924300"/>
+            <wp:effectExtent l="0" t="0" r="1905" b="0"/>
+            <wp:docPr id="8" name="Рисунок 8"/>
             <wp:cNvGraphicFramePr>
               <a:graphicFrameLocks xmlns:a="http://schemas.openxmlformats.org/drawingml/2006/main" noChangeAspect="1"/>
             </wp:cNvGraphicFramePr>
@@ -870,7 +717,7 @@
               <a:graphicData uri="http://schemas.openxmlformats.org/drawingml/2006/picture">
                 <pic:pic xmlns:pic="http://schemas.openxmlformats.org/drawingml/2006/picture">
                   <pic:nvPicPr>
-                    <pic:cNvPr id="3" name="г1.drawio.png"/>
+                    <pic:cNvPr id="8" name="pr4d1.drawio (1).png"/>
                     <pic:cNvPicPr/>
                   </pic:nvPicPr>
                   <pic:blipFill>
@@ -888,7 +735,7 @@
                   <pic:spPr>
                     <a:xfrm>
                       <a:off x="0" y="0"/>
-                      <a:ext cx="3665921" cy="3924373"/>
+                      <a:ext cx="3756552" cy="3949903"/>
                     </a:xfrm>
                     <a:prstGeom prst="rect">
                       <a:avLst/>
@@ -917,16 +764,7 @@
           <w:sz w:val="28"/>
           <w:szCs w:val="28"/>
         </w:rPr>
-        <w:t xml:space="preserve">Рисунок 1 – </w:t>
-      </w:r>
-      <w:r>
-        <w:rPr>
-          <w:color w:val="000000" w:themeColor="text1"/>
-          <w:sz w:val="28"/>
-          <w:szCs w:val="28"/>
-          <w:highlight w:val="yellow"/>
-        </w:rPr>
-        <w:t>Обобщенная диаграмма прецедентов для АИС «СтройКонтроль» (на уровне подсистем)</w:t>
+        <w:t>Рисунок 1 – Обобщенная диаграмма прецедентов для АИС «СтройКонтроль» (на уровне подсистем)</w:t>
       </w:r>
     </w:p>
     <w:p>
@@ -946,6 +784,7 @@
           <w:sz w:val="28"/>
           <w:szCs w:val="28"/>
         </w:rPr>
+        <w:lastRenderedPageBreak/>
         <w:t>Предоставление прав доступа к подсистемам приведено в таблице 1.</w:t>
       </w:r>
     </w:p>
@@ -965,16 +804,7 @@
           <w:sz w:val="28"/>
           <w:szCs w:val="28"/>
         </w:rPr>
-        <w:t xml:space="preserve">Таблица 1 – </w:t>
-      </w:r>
-      <w:r>
-        <w:rPr>
-          <w:color w:val="000000" w:themeColor="text1"/>
-          <w:sz w:val="28"/>
-          <w:szCs w:val="28"/>
-          <w:highlight w:val="yellow"/>
-        </w:rPr>
-        <w:t>Права доступа к подсистемам</w:t>
+        <w:t>Таблица 1 – Права доступа к подсистемам</w:t>
       </w:r>
     </w:p>
     <w:tbl>
@@ -989,12 +819,12 @@
         <w:tblLook w:val="04A0" w:firstRow="1" w:lastRow="0" w:firstColumn="1" w:lastColumn="0" w:noHBand="0" w:noVBand="1"/>
       </w:tblPr>
       <w:tblGrid>
-        <w:gridCol w:w="1872"/>
+        <w:gridCol w:w="2156"/>
         <w:gridCol w:w="1233"/>
         <w:gridCol w:w="1832"/>
-        <w:gridCol w:w="2293"/>
-        <w:gridCol w:w="1409"/>
-        <w:gridCol w:w="1845"/>
+        <w:gridCol w:w="1779"/>
+        <w:gridCol w:w="1355"/>
+        <w:gridCol w:w="2129"/>
       </w:tblGrid>
       <w:tr>
         <w:trPr>
@@ -1155,6 +985,8 @@
           </w:tcPr>
           <w:p>
             <w:pPr>
+              <w:ind w:left="284"/>
+              <w:jc w:val="both"/>
               <w:rPr>
                 <w:color w:val="000000" w:themeColor="text1"/>
                 <w:sz w:val="24"/>
@@ -1177,6 +1009,7 @@
           </w:tcPr>
           <w:p>
             <w:pPr>
+              <w:jc w:val="both"/>
               <w:rPr>
                 <w:color w:val="000000" w:themeColor="text1"/>
                 <w:sz w:val="24"/>
@@ -1199,6 +1032,7 @@
           </w:tcPr>
           <w:p>
             <w:pPr>
+              <w:jc w:val="both"/>
               <w:rPr>
                 <w:color w:val="000000" w:themeColor="text1"/>
                 <w:sz w:val="24"/>
@@ -1211,9 +1045,8 @@
                 <w:color w:val="000000" w:themeColor="text1"/>
                 <w:sz w:val="24"/>
                 <w:szCs w:val="28"/>
-                <w:lang w:val="en-US"/>
-              </w:rPr>
-              <w:t>-</w:t>
+              </w:rPr>
+              <w:t>Полный</w:t>
             </w:r>
           </w:p>
         </w:tc>
@@ -1223,6 +1056,7 @@
           </w:tcPr>
           <w:p>
             <w:pPr>
+              <w:jc w:val="both"/>
               <w:rPr>
                 <w:color w:val="000000" w:themeColor="text1"/>
                 <w:sz w:val="24"/>
@@ -1245,6 +1079,7 @@
           </w:tcPr>
           <w:p>
             <w:pPr>
+              <w:jc w:val="both"/>
               <w:rPr>
                 <w:color w:val="000000" w:themeColor="text1"/>
                 <w:sz w:val="24"/>
@@ -1267,6 +1102,7 @@
           </w:tcPr>
           <w:p>
             <w:pPr>
+              <w:jc w:val="both"/>
               <w:rPr>
                 <w:color w:val="000000" w:themeColor="text1"/>
                 <w:sz w:val="24"/>
@@ -1296,6 +1132,8 @@
           </w:tcPr>
           <w:p>
             <w:pPr>
+              <w:ind w:left="284"/>
+              <w:jc w:val="both"/>
               <w:rPr>
                 <w:color w:val="000000" w:themeColor="text1"/>
                 <w:sz w:val="24"/>
@@ -1318,6 +1156,7 @@
           </w:tcPr>
           <w:p>
             <w:pPr>
+              <w:jc w:val="both"/>
               <w:rPr>
                 <w:color w:val="000000" w:themeColor="text1"/>
                 <w:sz w:val="24"/>
@@ -1340,6 +1179,7 @@
           </w:tcPr>
           <w:p>
             <w:pPr>
+              <w:jc w:val="both"/>
               <w:rPr>
                 <w:color w:val="000000" w:themeColor="text1"/>
                 <w:sz w:val="24"/>
@@ -1362,6 +1202,7 @@
           </w:tcPr>
           <w:p>
             <w:pPr>
+              <w:jc w:val="both"/>
               <w:rPr>
                 <w:color w:val="000000" w:themeColor="text1"/>
                 <w:sz w:val="24"/>
@@ -1384,6 +1225,7 @@
           </w:tcPr>
           <w:p>
             <w:pPr>
+              <w:jc w:val="both"/>
               <w:rPr>
                 <w:color w:val="000000" w:themeColor="text1"/>
                 <w:sz w:val="24"/>
@@ -1406,6 +1248,8 @@
           </w:tcPr>
           <w:p>
             <w:pPr>
+              <w:ind w:right="284"/>
+              <w:jc w:val="both"/>
               <w:rPr>
                 <w:color w:val="000000" w:themeColor="text1"/>
                 <w:sz w:val="24"/>
@@ -1433,6 +1277,8 @@
           </w:tcPr>
           <w:p>
             <w:pPr>
+              <w:ind w:left="284"/>
+              <w:jc w:val="both"/>
               <w:rPr>
                 <w:color w:val="000000" w:themeColor="text1"/>
                 <w:sz w:val="24"/>
@@ -1455,6 +1301,7 @@
           </w:tcPr>
           <w:p>
             <w:pPr>
+              <w:jc w:val="both"/>
               <w:rPr>
                 <w:color w:val="000000" w:themeColor="text1"/>
                 <w:sz w:val="24"/>
@@ -1477,6 +1324,7 @@
           </w:tcPr>
           <w:p>
             <w:pPr>
+              <w:jc w:val="both"/>
               <w:rPr>
                 <w:color w:val="000000" w:themeColor="text1"/>
                 <w:sz w:val="24"/>
@@ -1489,7 +1337,7 @@
                 <w:sz w:val="24"/>
                 <w:szCs w:val="28"/>
               </w:rPr>
-              <w:t>-</w:t>
+              <w:t>Полный</w:t>
             </w:r>
           </w:p>
         </w:tc>
@@ -1499,6 +1347,7 @@
           </w:tcPr>
           <w:p>
             <w:pPr>
+              <w:jc w:val="both"/>
               <w:rPr>
                 <w:color w:val="000000" w:themeColor="text1"/>
                 <w:sz w:val="24"/>
@@ -1521,6 +1370,7 @@
           </w:tcPr>
           <w:p>
             <w:pPr>
+              <w:jc w:val="both"/>
               <w:rPr>
                 <w:color w:val="000000" w:themeColor="text1"/>
                 <w:sz w:val="24"/>
@@ -1543,6 +1393,8 @@
           </w:tcPr>
           <w:p>
             <w:pPr>
+              <w:ind w:right="284"/>
+              <w:jc w:val="both"/>
               <w:rPr>
                 <w:color w:val="000000" w:themeColor="text1"/>
                 <w:sz w:val="24"/>
@@ -1570,6 +1422,8 @@
           </w:tcPr>
           <w:p>
             <w:pPr>
+              <w:ind w:left="284"/>
+              <w:jc w:val="both"/>
               <w:rPr>
                 <w:color w:val="000000" w:themeColor="text1"/>
                 <w:sz w:val="24"/>
@@ -1592,6 +1446,7 @@
           </w:tcPr>
           <w:p>
             <w:pPr>
+              <w:jc w:val="both"/>
               <w:rPr>
                 <w:color w:val="000000" w:themeColor="text1"/>
                 <w:sz w:val="24"/>
@@ -1614,6 +1469,7 @@
           </w:tcPr>
           <w:p>
             <w:pPr>
+              <w:jc w:val="both"/>
               <w:rPr>
                 <w:color w:val="000000" w:themeColor="text1"/>
                 <w:sz w:val="24"/>
@@ -1636,6 +1492,7 @@
           </w:tcPr>
           <w:p>
             <w:pPr>
+              <w:jc w:val="both"/>
               <w:rPr>
                 <w:color w:val="000000" w:themeColor="text1"/>
                 <w:sz w:val="24"/>
@@ -1658,6 +1515,7 @@
           </w:tcPr>
           <w:p>
             <w:pPr>
+              <w:jc w:val="both"/>
               <w:rPr>
                 <w:color w:val="000000" w:themeColor="text1"/>
                 <w:sz w:val="24"/>
@@ -1680,6 +1538,7 @@
           </w:tcPr>
           <w:p>
             <w:pPr>
+              <w:jc w:val="both"/>
               <w:rPr>
                 <w:color w:val="000000" w:themeColor="text1"/>
                 <w:sz w:val="24"/>
@@ -1707,6 +1566,8 @@
           </w:tcPr>
           <w:p>
             <w:pPr>
+              <w:ind w:left="284"/>
+              <w:jc w:val="both"/>
               <w:rPr>
                 <w:color w:val="000000" w:themeColor="text1"/>
                 <w:sz w:val="24"/>
@@ -1729,6 +1590,7 @@
           </w:tcPr>
           <w:p>
             <w:pPr>
+              <w:jc w:val="both"/>
               <w:rPr>
                 <w:color w:val="000000" w:themeColor="text1"/>
                 <w:sz w:val="24"/>
@@ -1751,6 +1613,7 @@
           </w:tcPr>
           <w:p>
             <w:pPr>
+              <w:jc w:val="both"/>
               <w:rPr>
                 <w:color w:val="000000" w:themeColor="text1"/>
                 <w:sz w:val="24"/>
@@ -1763,7 +1626,7 @@
                 <w:sz w:val="24"/>
                 <w:szCs w:val="28"/>
               </w:rPr>
-              <w:t>-</w:t>
+              <w:t>Полный</w:t>
             </w:r>
           </w:p>
         </w:tc>
@@ -1773,6 +1636,7 @@
           </w:tcPr>
           <w:p>
             <w:pPr>
+              <w:jc w:val="both"/>
               <w:rPr>
                 <w:color w:val="000000" w:themeColor="text1"/>
                 <w:sz w:val="24"/>
@@ -1795,6 +1659,7 @@
           </w:tcPr>
           <w:p>
             <w:pPr>
+              <w:jc w:val="both"/>
               <w:rPr>
                 <w:color w:val="000000" w:themeColor="text1"/>
                 <w:sz w:val="24"/>
@@ -1817,6 +1682,7 @@
           </w:tcPr>
           <w:p>
             <w:pPr>
+              <w:jc w:val="both"/>
               <w:rPr>
                 <w:color w:val="000000" w:themeColor="text1"/>
                 <w:sz w:val="24"/>
@@ -1862,7 +1728,41 @@
           <w:sz w:val="28"/>
           <w:szCs w:val="28"/>
         </w:rPr>
-        <w:t>Решение для диаграммы прецедентов подсистемы «Авторизация» представлено на рисунке 2.</w:t>
+        <w:t>Решение для диаграммы прецедентов подсистемы «</w:t>
+      </w:r>
+      <w:r>
+        <w:rPr>
+          <w:color w:val="000000" w:themeColor="text1"/>
+          <w:sz w:val="28"/>
+          <w:szCs w:val="28"/>
+        </w:rPr>
+        <w:t xml:space="preserve">Управление </w:t>
+      </w:r>
+      <w:proofErr w:type="spellStart"/>
+      <w:r>
+        <w:rPr>
+          <w:color w:val="000000" w:themeColor="text1"/>
+          <w:sz w:val="28"/>
+          <w:szCs w:val="28"/>
+        </w:rPr>
+        <w:t>проектами</w:t>
+      </w:r>
+      <w:r>
+        <w:rPr>
+          <w:color w:val="000000" w:themeColor="text1"/>
+          <w:sz w:val="28"/>
+          <w:szCs w:val="28"/>
+        </w:rPr>
+        <w:t>ы</w:t>
+      </w:r>
+      <w:proofErr w:type="spellEnd"/>
+      <w:r>
+        <w:rPr>
+          <w:color w:val="000000" w:themeColor="text1"/>
+          <w:sz w:val="28"/>
+          <w:szCs w:val="28"/>
+        </w:rPr>
+        <w:t>» представлено на рисунке 2.</w:t>
       </w:r>
     </w:p>
     <w:p>
@@ -1882,11 +1782,12 @@
           <w:sz w:val="28"/>
           <w:szCs w:val="28"/>
         </w:rPr>
+        <w:lastRenderedPageBreak/>
         <w:drawing>
-          <wp:inline distT="0" distB="0" distL="0" distR="0" wp14:anchorId="221FF1F2" wp14:editId="3E918584">
-            <wp:extent cx="3594435" cy="2062716"/>
-            <wp:effectExtent l="0" t="0" r="6350" b="0"/>
-            <wp:docPr id="9" name="Рисунок 9"/>
+          <wp:inline distT="0" distB="0" distL="0" distR="0">
+            <wp:extent cx="4788225" cy="5667375"/>
+            <wp:effectExtent l="0" t="0" r="0" b="0"/>
+            <wp:docPr id="11" name="Рисунок 11"/>
             <wp:cNvGraphicFramePr>
               <a:graphicFrameLocks xmlns:a="http://schemas.openxmlformats.org/drawingml/2006/main" noChangeAspect="1"/>
             </wp:cNvGraphicFramePr>
@@ -1894,7 +1795,7 @@
               <a:graphicData uri="http://schemas.openxmlformats.org/drawingml/2006/picture">
                 <pic:pic xmlns:pic="http://schemas.openxmlformats.org/drawingml/2006/picture">
                   <pic:nvPicPr>
-                    <pic:cNvPr id="9" name="pr4d1.drawio.png"/>
+                    <pic:cNvPr id="11" name="pr4d2.drawio.png"/>
                     <pic:cNvPicPr/>
                   </pic:nvPicPr>
                   <pic:blipFill>
@@ -1912,7 +1813,7 @@
                   <pic:spPr>
                     <a:xfrm>
                       <a:off x="0" y="0"/>
-                      <a:ext cx="3686575" cy="2115592"/>
+                      <a:ext cx="4840665" cy="5729443"/>
                     </a:xfrm>
                     <a:prstGeom prst="rect">
                       <a:avLst/>
@@ -1942,18 +1843,16 @@
           <w:sz w:val="28"/>
           <w:szCs w:val="28"/>
         </w:rPr>
-        <w:t xml:space="preserve">Рисунок 2 – Диаграмма </w:t>
+        <w:t>Рисунок 2 – Диаграмма прецедентов подсистемы «</w:t>
       </w:r>
-      <w:bookmarkStart w:id="0" w:name="_GoBack"/>
       <w:r>
         <w:rPr>
           <w:color w:val="000000" w:themeColor="text1"/>
           <w:sz w:val="28"/>
           <w:szCs w:val="28"/>
         </w:rPr>
-        <w:t>прецедентов подсистемы «Авторизация</w:t>
+        <w:t>Управление проектами</w:t>
       </w:r>
-      <w:bookmarkEnd w:id="0"/>
       <w:r>
         <w:rPr>
           <w:color w:val="000000" w:themeColor="text1"/>
@@ -1990,7 +1889,23 @@
           <w:sz w:val="28"/>
           <w:szCs w:val="28"/>
         </w:rPr>
-        <w:t>Описательная спецификация подсистемы «Авторизация» представлена в таблице 2.</w:t>
+        <w:t>Описательная спецификация подсистемы «</w:t>
+      </w:r>
+      <w:r>
+        <w:rPr>
+          <w:color w:val="000000" w:themeColor="text1"/>
+          <w:sz w:val="28"/>
+          <w:szCs w:val="28"/>
+        </w:rPr>
+        <w:t>Управление проектами</w:t>
+      </w:r>
+      <w:r>
+        <w:rPr>
+          <w:color w:val="000000" w:themeColor="text1"/>
+          <w:sz w:val="28"/>
+          <w:szCs w:val="28"/>
+        </w:rPr>
+        <w:t>» представлена в таблице 2.</w:t>
       </w:r>
     </w:p>
     <w:p>
@@ -2009,7 +1924,23 @@
           <w:sz w:val="28"/>
           <w:szCs w:val="28"/>
         </w:rPr>
-        <w:t>Таблица 2 – Спецификация подсистемы «Авторизация»</w:t>
+        <w:t>Таблица 2 – Спецификация подсистемы «</w:t>
+      </w:r>
+      <w:r>
+        <w:rPr>
+          <w:color w:val="000000" w:themeColor="text1"/>
+          <w:sz w:val="28"/>
+          <w:szCs w:val="28"/>
+        </w:rPr>
+        <w:t>Управление проектами</w:t>
+      </w:r>
+      <w:r>
+        <w:rPr>
+          <w:color w:val="000000" w:themeColor="text1"/>
+          <w:sz w:val="28"/>
+          <w:szCs w:val="28"/>
+        </w:rPr>
+        <w:t>»</w:t>
       </w:r>
     </w:p>
     <w:tbl>
@@ -2143,6 +2074,8 @@
           </w:tcPr>
           <w:p>
             <w:pPr>
+              <w:ind w:left="284"/>
+              <w:jc w:val="both"/>
               <w:rPr>
                 <w:color w:val="000000" w:themeColor="text1"/>
                 <w:sz w:val="24"/>
@@ -2165,18 +2098,20 @@
           </w:tcPr>
           <w:p>
             <w:pPr>
-              <w:rPr>
-                <w:color w:val="000000" w:themeColor="text1"/>
-                <w:sz w:val="24"/>
-                <w:szCs w:val="24"/>
-              </w:rPr>
-            </w:pPr>
-            <w:r>
-              <w:rPr>
-                <w:sz w:val="24"/>
-                <w:szCs w:val="28"/>
-              </w:rPr>
-              <w:t>Обеспечение безопасности доступа к системе, идентификация и аутентификация пользователей, разграничение прав на основе ролей</w:t>
+              <w:ind w:right="284"/>
+              <w:jc w:val="both"/>
+              <w:rPr>
+                <w:color w:val="000000" w:themeColor="text1"/>
+                <w:sz w:val="24"/>
+                <w:szCs w:val="24"/>
+              </w:rPr>
+            </w:pPr>
+            <w:r>
+              <w:rPr>
+                <w:sz w:val="24"/>
+                <w:szCs w:val="24"/>
+              </w:rPr>
+              <w:t>Планирование и контроль этапов строительства, управление проектной документацией и отслеживание выполнения работ по проектам</w:t>
             </w:r>
           </w:p>
         </w:tc>
@@ -2184,7 +2119,7 @@
       <w:tr>
         <w:trPr>
           <w:cantSplit/>
-          <w:trHeight w:val="454"/>
+          <w:trHeight w:val="704"/>
         </w:trPr>
         <w:tc>
           <w:tcPr>
@@ -2192,6 +2127,8 @@
           </w:tcPr>
           <w:p>
             <w:pPr>
+              <w:ind w:left="284"/>
+              <w:jc w:val="both"/>
               <w:rPr>
                 <w:color w:val="000000" w:themeColor="text1"/>
                 <w:sz w:val="24"/>
@@ -2214,454 +2151,27 @@
           </w:tcPr>
           <w:p>
             <w:pPr>
-              <w:rPr>
-                <w:color w:val="000000" w:themeColor="text1"/>
-                <w:sz w:val="24"/>
-                <w:szCs w:val="24"/>
-              </w:rPr>
-            </w:pPr>
-            <w:r>
-              <w:rPr>
-                <w:sz w:val="24"/>
-                <w:szCs w:val="28"/>
-              </w:rPr>
-              <w:t>Все роли</w:t>
-            </w:r>
-          </w:p>
-        </w:tc>
-      </w:tr>
-      <w:tr>
-        <w:trPr>
-          <w:cantSplit/>
-          <w:trHeight w:val="454"/>
-        </w:trPr>
-        <w:tc>
-          <w:tcPr>
-            <w:tcW w:w="5109" w:type="dxa"/>
-          </w:tcPr>
-          <w:p>
-            <w:pPr>
-              <w:rPr>
-                <w:color w:val="000000" w:themeColor="text1"/>
-                <w:sz w:val="24"/>
-                <w:szCs w:val="24"/>
-              </w:rPr>
-            </w:pPr>
-            <w:r>
-              <w:rPr>
-                <w:color w:val="000000" w:themeColor="text1"/>
-                <w:sz w:val="24"/>
-                <w:szCs w:val="24"/>
-              </w:rPr>
-              <w:t>Предусловия</w:t>
-            </w:r>
-          </w:p>
-        </w:tc>
-        <w:tc>
-          <w:tcPr>
-            <w:tcW w:w="5380" w:type="dxa"/>
-          </w:tcPr>
-          <w:p>
-            <w:pPr>
-              <w:rPr>
-                <w:sz w:val="24"/>
-                <w:szCs w:val="24"/>
-              </w:rPr>
-            </w:pPr>
-            <w:r>
-              <w:rPr>
-                <w:sz w:val="24"/>
-                <w:szCs w:val="24"/>
-              </w:rPr>
-              <w:t>1. Система находится в рабочем состоянии, подключена к базе данных учётных записей.</w:t>
-            </w:r>
-          </w:p>
-          <w:p>
-            <w:pPr>
-              <w:rPr>
-                <w:color w:val="000000" w:themeColor="text1"/>
-                <w:sz w:val="24"/>
-                <w:szCs w:val="24"/>
-              </w:rPr>
-            </w:pPr>
-            <w:r>
-              <w:rPr>
-                <w:color w:val="000000" w:themeColor="text1"/>
-                <w:sz w:val="24"/>
-                <w:szCs w:val="24"/>
-              </w:rPr>
-              <w:t xml:space="preserve">2. </w:t>
-            </w:r>
-            <w:r>
-              <w:rPr>
-                <w:sz w:val="24"/>
-                <w:szCs w:val="24"/>
-              </w:rPr>
-              <w:t>Пользователь имеет учётную запись в системе.</w:t>
-            </w:r>
-          </w:p>
-        </w:tc>
-      </w:tr>
-      <w:tr>
-        <w:tblPrEx>
-          <w:tblBorders>
-            <w:bottom w:val="single" w:sz="4" w:space="0" w:color="auto"/>
-          </w:tblBorders>
-        </w:tblPrEx>
-        <w:trPr>
-          <w:cantSplit/>
-          <w:trHeight w:val="454"/>
-        </w:trPr>
-        <w:tc>
-          <w:tcPr>
-            <w:tcW w:w="5109" w:type="dxa"/>
-          </w:tcPr>
-          <w:p>
-            <w:pPr>
-              <w:rPr>
-                <w:color w:val="000000" w:themeColor="text1"/>
-                <w:sz w:val="24"/>
-                <w:szCs w:val="28"/>
-              </w:rPr>
-            </w:pPr>
-            <w:r>
-              <w:rPr>
-                <w:color w:val="000000" w:themeColor="text1"/>
-                <w:sz w:val="24"/>
-                <w:szCs w:val="28"/>
-              </w:rPr>
-              <w:t>Основной поток (ключевые сценарии)</w:t>
-            </w:r>
-          </w:p>
-        </w:tc>
-        <w:tc>
-          <w:tcPr>
-            <w:tcW w:w="5380" w:type="dxa"/>
-          </w:tcPr>
-          <w:p>
-            <w:pPr>
-              <w:rPr>
-                <w:sz w:val="24"/>
-                <w:szCs w:val="24"/>
-              </w:rPr>
-            </w:pPr>
-            <w:r>
-              <w:rPr>
-                <w:sz w:val="24"/>
-                <w:szCs w:val="24"/>
-              </w:rPr>
-              <w:t>S-1 - Аутентификация пользователя</w:t>
-            </w:r>
-          </w:p>
-          <w:p>
-            <w:pPr>
-              <w:rPr>
-                <w:sz w:val="24"/>
-                <w:szCs w:val="24"/>
-              </w:rPr>
-            </w:pPr>
-            <w:r>
-              <w:rPr>
-                <w:sz w:val="24"/>
-                <w:szCs w:val="24"/>
-              </w:rPr>
-              <w:t>П</w:t>
-            </w:r>
-            <w:r>
-              <w:rPr>
-                <w:sz w:val="24"/>
-                <w:szCs w:val="24"/>
-              </w:rPr>
-              <w:t>ользователь вводит логин и пароль, система проверяет их корректность и предоставляет до</w:t>
-            </w:r>
-            <w:r>
-              <w:rPr>
-                <w:sz w:val="24"/>
-                <w:szCs w:val="24"/>
-              </w:rPr>
-              <w:t>ступ в соответствии с ролью.</w:t>
-            </w:r>
-          </w:p>
-          <w:p>
-            <w:pPr>
-              <w:rPr>
-                <w:sz w:val="24"/>
-                <w:szCs w:val="24"/>
-              </w:rPr>
-            </w:pPr>
-            <w:r>
-              <w:rPr>
-                <w:sz w:val="24"/>
-                <w:szCs w:val="24"/>
-              </w:rPr>
-              <w:t xml:space="preserve">S-2 - Восстановление пароля </w:t>
-            </w:r>
-          </w:p>
-          <w:p>
-            <w:pPr>
-              <w:rPr>
-                <w:sz w:val="24"/>
-                <w:szCs w:val="24"/>
-              </w:rPr>
-            </w:pPr>
-            <w:r>
-              <w:rPr>
-                <w:sz w:val="24"/>
-                <w:szCs w:val="24"/>
-              </w:rPr>
-              <w:t>П</w:t>
-            </w:r>
-            <w:r>
-              <w:rPr>
-                <w:sz w:val="24"/>
-                <w:szCs w:val="24"/>
-              </w:rPr>
-              <w:t xml:space="preserve">ользователь запрашивает сброс пароля, система отправляет ссылку для восстановления </w:t>
-            </w:r>
-            <w:r>
-              <w:rPr>
-                <w:sz w:val="24"/>
-                <w:szCs w:val="24"/>
-              </w:rPr>
-              <w:t xml:space="preserve">на зарегистрированный </w:t>
-            </w:r>
-            <w:proofErr w:type="spellStart"/>
-            <w:r>
-              <w:rPr>
-                <w:sz w:val="24"/>
-                <w:szCs w:val="24"/>
-              </w:rPr>
-              <w:t>email</w:t>
-            </w:r>
-            <w:proofErr w:type="spellEnd"/>
-            <w:r>
-              <w:rPr>
-                <w:sz w:val="24"/>
-                <w:szCs w:val="24"/>
-              </w:rPr>
-              <w:t>.</w:t>
-            </w:r>
-          </w:p>
-        </w:tc>
-      </w:tr>
-      <w:tr>
-        <w:tblPrEx>
-          <w:tblBorders>
-            <w:bottom w:val="single" w:sz="4" w:space="0" w:color="auto"/>
-          </w:tblBorders>
-        </w:tblPrEx>
-        <w:trPr>
-          <w:cantSplit/>
-          <w:trHeight w:val="454"/>
-        </w:trPr>
-        <w:tc>
-          <w:tcPr>
-            <w:tcW w:w="5109" w:type="dxa"/>
-          </w:tcPr>
-          <w:p>
-            <w:pPr>
-              <w:rPr>
-                <w:color w:val="000000" w:themeColor="text1"/>
-                <w:sz w:val="24"/>
-                <w:szCs w:val="28"/>
-              </w:rPr>
-            </w:pPr>
-            <w:r>
-              <w:rPr>
-                <w:color w:val="000000" w:themeColor="text1"/>
-                <w:sz w:val="24"/>
-                <w:szCs w:val="28"/>
-              </w:rPr>
-              <w:t>Альтернативный поток</w:t>
-            </w:r>
-          </w:p>
-        </w:tc>
-        <w:tc>
-          <w:tcPr>
-            <w:tcW w:w="5380" w:type="dxa"/>
-          </w:tcPr>
-          <w:p>
-            <w:pPr>
-              <w:rPr>
-                <w:sz w:val="24"/>
-                <w:szCs w:val="24"/>
-              </w:rPr>
-            </w:pPr>
-            <w:r>
-              <w:rPr>
-                <w:sz w:val="24"/>
-                <w:szCs w:val="24"/>
-              </w:rPr>
-              <w:t>E-1 - Неверный логин или пароль</w:t>
-            </w:r>
-          </w:p>
-          <w:p>
-            <w:pPr>
-              <w:rPr>
-                <w:sz w:val="24"/>
-                <w:szCs w:val="24"/>
-              </w:rPr>
-            </w:pPr>
-            <w:r>
-              <w:rPr>
-                <w:sz w:val="24"/>
-                <w:szCs w:val="24"/>
-              </w:rPr>
-              <w:t>С</w:t>
-            </w:r>
-            <w:r>
-              <w:rPr>
-                <w:sz w:val="24"/>
-                <w:szCs w:val="24"/>
-              </w:rPr>
-              <w:t>истема выводит сообщение «Неверные учётные данные» и предлагает повторить ввод</w:t>
-            </w:r>
-            <w:r>
-              <w:rPr>
-                <w:sz w:val="24"/>
-                <w:szCs w:val="24"/>
-              </w:rPr>
-              <w:t>.</w:t>
-            </w:r>
-          </w:p>
-          <w:p>
-            <w:pPr>
-              <w:rPr>
-                <w:sz w:val="24"/>
-                <w:szCs w:val="24"/>
-              </w:rPr>
-            </w:pPr>
-            <w:r>
-              <w:rPr>
-                <w:sz w:val="24"/>
-                <w:szCs w:val="24"/>
-              </w:rPr>
-              <w:t>E-2 - Учётная запись заблокирована</w:t>
-            </w:r>
-          </w:p>
-          <w:p>
-            <w:pPr>
-              <w:rPr>
-                <w:sz w:val="24"/>
-                <w:szCs w:val="24"/>
-              </w:rPr>
-            </w:pPr>
-            <w:r>
-              <w:rPr>
-                <w:sz w:val="24"/>
-                <w:szCs w:val="24"/>
-              </w:rPr>
-              <w:t>С</w:t>
-            </w:r>
-            <w:r>
-              <w:rPr>
-                <w:sz w:val="24"/>
-                <w:szCs w:val="24"/>
-              </w:rPr>
-              <w:t>истема уведомляет «Учётная запись заблокирована. О</w:t>
-            </w:r>
-            <w:r>
-              <w:rPr>
-                <w:sz w:val="24"/>
-                <w:szCs w:val="24"/>
-              </w:rPr>
-              <w:t>братитесь к администратору».</w:t>
-            </w:r>
-          </w:p>
-          <w:p>
-            <w:pPr>
-              <w:rPr>
-                <w:sz w:val="24"/>
-                <w:szCs w:val="24"/>
-              </w:rPr>
-            </w:pPr>
-            <w:r>
-              <w:rPr>
-                <w:bCs/>
-                <w:sz w:val="24"/>
-                <w:szCs w:val="24"/>
-              </w:rPr>
-              <w:t>E-3 -</w:t>
-            </w:r>
-            <w:r>
-              <w:rPr>
-                <w:bCs/>
-                <w:sz w:val="24"/>
-                <w:szCs w:val="24"/>
-              </w:rPr>
-              <w:t xml:space="preserve"> </w:t>
-            </w:r>
-            <w:proofErr w:type="spellStart"/>
-            <w:r>
-              <w:rPr>
-                <w:bCs/>
-                <w:sz w:val="24"/>
-                <w:szCs w:val="24"/>
-              </w:rPr>
-              <w:t>Email</w:t>
-            </w:r>
-            <w:proofErr w:type="spellEnd"/>
-            <w:r>
-              <w:rPr>
-                <w:bCs/>
-                <w:sz w:val="24"/>
-                <w:szCs w:val="24"/>
-              </w:rPr>
-              <w:t xml:space="preserve"> не найден</w:t>
-            </w:r>
-          </w:p>
-          <w:p>
-            <w:pPr>
-              <w:rPr>
-                <w:sz w:val="24"/>
-                <w:szCs w:val="24"/>
-              </w:rPr>
-            </w:pPr>
-            <w:r>
-              <w:rPr>
-                <w:sz w:val="24"/>
-                <w:szCs w:val="24"/>
-              </w:rPr>
-              <w:t>П</w:t>
-            </w:r>
-            <w:r>
-              <w:rPr>
-                <w:sz w:val="24"/>
-                <w:szCs w:val="24"/>
-              </w:rPr>
-              <w:t xml:space="preserve">ри запросе восстановления пароля для </w:t>
-            </w:r>
-            <w:proofErr w:type="spellStart"/>
-            <w:r>
-              <w:rPr>
-                <w:sz w:val="24"/>
-                <w:szCs w:val="24"/>
-              </w:rPr>
-              <w:t>email</w:t>
-            </w:r>
-            <w:proofErr w:type="spellEnd"/>
-            <w:r>
-              <w:rPr>
-                <w:sz w:val="24"/>
-                <w:szCs w:val="24"/>
-              </w:rPr>
-              <w:t xml:space="preserve">, не зарегистрированного в системе, система выводит сообщение «Пользователь с таким </w:t>
-            </w:r>
-            <w:proofErr w:type="spellStart"/>
-            <w:r>
-              <w:rPr>
-                <w:sz w:val="24"/>
-                <w:szCs w:val="24"/>
-              </w:rPr>
-              <w:t>email</w:t>
-            </w:r>
-            <w:proofErr w:type="spellEnd"/>
-            <w:r>
-              <w:rPr>
-                <w:sz w:val="24"/>
-                <w:szCs w:val="24"/>
-              </w:rPr>
-              <w:t xml:space="preserve"> не найден»</w:t>
+              <w:ind w:right="284"/>
+              <w:jc w:val="both"/>
+              <w:rPr>
+                <w:color w:val="000000" w:themeColor="text1"/>
+                <w:sz w:val="24"/>
+                <w:szCs w:val="24"/>
+              </w:rPr>
+            </w:pPr>
+            <w:r>
+              <w:rPr>
+                <w:sz w:val="24"/>
+                <w:szCs w:val="24"/>
+              </w:rPr>
+              <w:t>Директор, менеджер, подрядчик</w:t>
+            </w:r>
+            <w:r>
+              <w:rPr>
+                <w:sz w:val="24"/>
+                <w:szCs w:val="24"/>
+              </w:rPr>
+              <w:t>, администратор</w:t>
             </w:r>
           </w:p>
         </w:tc>
@@ -2669,25 +2179,17 @@
     </w:tbl>
     <w:p>
       <w:pPr>
-        <w:rPr>
-          <w:color w:val="000000" w:themeColor="text1"/>
-          <w:sz w:val="24"/>
-          <w:szCs w:val="28"/>
-        </w:rPr>
-        <w:sectPr>
-          <w:headerReference w:type="default" r:id="rId12"/>
-          <w:footerReference w:type="default" r:id="rId13"/>
-          <w:pgSz w:w="11906" w:h="16838" w:code="9"/>
-          <w:pgMar w:top="851" w:right="567" w:bottom="1701" w:left="1418" w:header="0" w:footer="0" w:gutter="0"/>
-          <w:pgNumType w:start="2"/>
-          <w:cols w:space="720"/>
-          <w:docGrid w:linePitch="272"/>
-        </w:sectPr>
+        <w:spacing w:line="360" w:lineRule="auto"/>
+        <w:jc w:val="both"/>
+        <w:rPr>
+          <w:sz w:val="28"/>
+        </w:rPr>
       </w:pPr>
     </w:p>
     <w:p>
       <w:pPr>
         <w:spacing w:line="360" w:lineRule="auto"/>
+        <w:jc w:val="both"/>
         <w:rPr>
           <w:sz w:val="28"/>
         </w:rPr>
@@ -2777,9 +2279,173 @@
         <w:tc>
           <w:tcPr>
             <w:tcW w:w="5109" w:type="dxa"/>
+            <w:tcBorders>
+              <w:bottom w:val="single" w:sz="4" w:space="0" w:color="auto"/>
+            </w:tcBorders>
           </w:tcPr>
           <w:p>
             <w:pPr>
+              <w:ind w:left="284"/>
+              <w:jc w:val="both"/>
+              <w:rPr>
+                <w:color w:val="000000" w:themeColor="text1"/>
+                <w:sz w:val="24"/>
+                <w:szCs w:val="24"/>
+              </w:rPr>
+            </w:pPr>
+            <w:r>
+              <w:rPr>
+                <w:color w:val="000000" w:themeColor="text1"/>
+                <w:sz w:val="24"/>
+                <w:szCs w:val="24"/>
+              </w:rPr>
+              <w:t>Предусловия</w:t>
+            </w:r>
+          </w:p>
+        </w:tc>
+        <w:tc>
+          <w:tcPr>
+            <w:tcW w:w="5380" w:type="dxa"/>
+            <w:tcBorders>
+              <w:bottom w:val="single" w:sz="4" w:space="0" w:color="auto"/>
+            </w:tcBorders>
+          </w:tcPr>
+          <w:p>
+            <w:pPr>
+              <w:ind w:right="284"/>
+              <w:jc w:val="both"/>
+              <w:rPr>
+                <w:sz w:val="24"/>
+                <w:szCs w:val="24"/>
+              </w:rPr>
+            </w:pPr>
+            <w:r>
+              <w:rPr>
+                <w:sz w:val="24"/>
+                <w:szCs w:val="24"/>
+              </w:rPr>
+              <w:t xml:space="preserve">1. Пользователь </w:t>
+            </w:r>
+            <w:r>
+              <w:rPr>
+                <w:sz w:val="24"/>
+                <w:szCs w:val="24"/>
+              </w:rPr>
+              <w:t xml:space="preserve">авторизован, </w:t>
+            </w:r>
+            <w:r>
+              <w:rPr>
+                <w:sz w:val="24"/>
+                <w:szCs w:val="24"/>
+              </w:rPr>
+              <w:t>под одной из разрешённых ролей (дир</w:t>
+            </w:r>
+            <w:r>
+              <w:rPr>
+                <w:sz w:val="24"/>
+                <w:szCs w:val="24"/>
+              </w:rPr>
+              <w:t>ектор, менеджер, подрядчик, администратор).</w:t>
+            </w:r>
+          </w:p>
+          <w:p>
+            <w:pPr>
+              <w:ind w:right="284"/>
+              <w:jc w:val="both"/>
+              <w:rPr>
+                <w:sz w:val="24"/>
+                <w:szCs w:val="24"/>
+              </w:rPr>
+            </w:pPr>
+            <w:r>
+              <w:rPr>
+                <w:sz w:val="24"/>
+                <w:szCs w:val="24"/>
+              </w:rPr>
+              <w:t>2. Подсистема находится в рабочем состоянии, подключена к актуальной базе данных</w:t>
+            </w:r>
+            <w:r>
+              <w:rPr>
+                <w:sz w:val="24"/>
+                <w:szCs w:val="24"/>
+              </w:rPr>
+              <w:t>.</w:t>
+            </w:r>
+          </w:p>
+          <w:p>
+            <w:pPr>
+              <w:ind w:right="284"/>
+              <w:jc w:val="both"/>
+              <w:rPr>
+                <w:sz w:val="24"/>
+                <w:szCs w:val="24"/>
+              </w:rPr>
+            </w:pPr>
+            <w:r>
+              <w:rPr>
+                <w:sz w:val="24"/>
+                <w:szCs w:val="24"/>
+              </w:rPr>
+              <w:t xml:space="preserve">3. В системе </w:t>
+            </w:r>
+            <w:r>
+              <w:rPr>
+                <w:sz w:val="24"/>
+                <w:szCs w:val="24"/>
+              </w:rPr>
+              <w:t>существует клиент и его заказ.</w:t>
+            </w:r>
+          </w:p>
+          <w:p>
+            <w:pPr>
+              <w:ind w:right="284"/>
+              <w:jc w:val="both"/>
+              <w:rPr>
+                <w:color w:val="000000" w:themeColor="text1"/>
+                <w:sz w:val="24"/>
+                <w:szCs w:val="24"/>
+              </w:rPr>
+            </w:pPr>
+            <w:r>
+              <w:rPr>
+                <w:sz w:val="24"/>
+                <w:szCs w:val="24"/>
+              </w:rPr>
+              <w:t xml:space="preserve">4. Для создания/редактирования </w:t>
+            </w:r>
+            <w:r>
+              <w:rPr>
+                <w:sz w:val="24"/>
+                <w:szCs w:val="24"/>
+              </w:rPr>
+              <w:t xml:space="preserve">проекта </w:t>
+            </w:r>
+            <w:r>
+              <w:rPr>
+                <w:sz w:val="24"/>
+                <w:szCs w:val="24"/>
+              </w:rPr>
+              <w:t>у пользователя есть необходимые исходные данные (бюджет, сроки, описание работ)</w:t>
+            </w:r>
+          </w:p>
+        </w:tc>
+      </w:tr>
+      <w:tr>
+        <w:trPr>
+          <w:cantSplit/>
+          <w:trHeight w:val="454"/>
+        </w:trPr>
+        <w:tc>
+          <w:tcPr>
+            <w:tcW w:w="5109" w:type="dxa"/>
+            <w:tcBorders>
+              <w:bottom w:val="nil"/>
+            </w:tcBorders>
+          </w:tcPr>
+          <w:p>
+            <w:pPr>
+              <w:ind w:left="284"/>
+              <w:jc w:val="both"/>
               <w:rPr>
                 <w:color w:val="000000" w:themeColor="text1"/>
                 <w:sz w:val="24"/>
@@ -2792,7 +2458,459 @@
                 <w:sz w:val="24"/>
                 <w:szCs w:val="28"/>
               </w:rPr>
-              <w:t>Постусловия</w:t>
+              <w:t>Основной поток (ключевые сценарии)</w:t>
+            </w:r>
+          </w:p>
+        </w:tc>
+        <w:tc>
+          <w:tcPr>
+            <w:tcW w:w="5380" w:type="dxa"/>
+            <w:tcBorders>
+              <w:bottom w:val="nil"/>
+            </w:tcBorders>
+          </w:tcPr>
+          <w:p>
+            <w:pPr>
+              <w:ind w:right="284"/>
+              <w:jc w:val="both"/>
+              <w:rPr>
+                <w:sz w:val="24"/>
+                <w:szCs w:val="24"/>
+              </w:rPr>
+            </w:pPr>
+            <w:r>
+              <w:rPr>
+                <w:sz w:val="24"/>
+                <w:szCs w:val="24"/>
+              </w:rPr>
+              <w:t>S-1: Создание проекта</w:t>
+            </w:r>
+          </w:p>
+          <w:p>
+            <w:pPr>
+              <w:ind w:right="284"/>
+              <w:jc w:val="both"/>
+              <w:rPr>
+                <w:sz w:val="24"/>
+                <w:szCs w:val="24"/>
+              </w:rPr>
+            </w:pPr>
+            <w:r>
+              <w:rPr>
+                <w:sz w:val="24"/>
+                <w:szCs w:val="24"/>
+              </w:rPr>
+              <w:t>М</w:t>
+            </w:r>
+            <w:r>
+              <w:rPr>
+                <w:sz w:val="24"/>
+                <w:szCs w:val="24"/>
+              </w:rPr>
+              <w:t>енеджер заполняет форму (клиент, название, бюджет, даты), прикрепляет документы. Система проверяет данные, присва</w:t>
+            </w:r>
+            <w:r>
+              <w:rPr>
+                <w:sz w:val="24"/>
+                <w:szCs w:val="24"/>
+              </w:rPr>
+              <w:t xml:space="preserve">ивает номер и сохраняет проект. </w:t>
+            </w:r>
+            <w:r>
+              <w:rPr>
+                <w:sz w:val="24"/>
+                <w:szCs w:val="24"/>
+              </w:rPr>
+              <w:t>S-2: Разделение на этапы</w:t>
+            </w:r>
+          </w:p>
+          <w:p>
+            <w:pPr>
+              <w:ind w:right="284"/>
+              <w:jc w:val="both"/>
+              <w:rPr>
+                <w:sz w:val="24"/>
+                <w:szCs w:val="24"/>
+              </w:rPr>
+            </w:pPr>
+            <w:r>
+              <w:rPr>
+                <w:sz w:val="24"/>
+                <w:szCs w:val="24"/>
+              </w:rPr>
+              <w:t>М</w:t>
+            </w:r>
+            <w:r>
+              <w:rPr>
+                <w:sz w:val="24"/>
+                <w:szCs w:val="24"/>
+              </w:rPr>
+              <w:t>енеджер добавляет этапы (название, даты, подрядчик, описание). Система проверяет сроки и сохр</w:t>
+            </w:r>
+            <w:r>
+              <w:rPr>
+                <w:sz w:val="24"/>
+                <w:szCs w:val="24"/>
+              </w:rPr>
+              <w:t>аняет структуру работ.</w:t>
+            </w:r>
+          </w:p>
+          <w:p>
+            <w:pPr>
+              <w:ind w:right="284"/>
+              <w:jc w:val="both"/>
+              <w:rPr>
+                <w:sz w:val="24"/>
+                <w:szCs w:val="24"/>
+              </w:rPr>
+            </w:pPr>
+            <w:r>
+              <w:rPr>
+                <w:sz w:val="24"/>
+                <w:szCs w:val="24"/>
+              </w:rPr>
+              <w:t>S-3: Отслеживание выполнения</w:t>
+            </w:r>
+          </w:p>
+          <w:p>
+            <w:pPr>
+              <w:ind w:right="284"/>
+              <w:jc w:val="both"/>
+              <w:rPr>
+                <w:sz w:val="24"/>
+                <w:szCs w:val="24"/>
+              </w:rPr>
+            </w:pPr>
+            <w:r>
+              <w:rPr>
+                <w:sz w:val="24"/>
+                <w:szCs w:val="24"/>
+              </w:rPr>
+              <w:t>П</w:t>
+            </w:r>
+            <w:r>
+              <w:rPr>
+                <w:sz w:val="24"/>
+                <w:szCs w:val="24"/>
+              </w:rPr>
+              <w:t>ользователь просматривает ста</w:t>
+            </w:r>
+            <w:r>
+              <w:rPr>
+                <w:sz w:val="24"/>
+                <w:szCs w:val="24"/>
+              </w:rPr>
+              <w:t>тус проекта, процент выполнения</w:t>
+            </w:r>
+            <w:r>
+              <w:rPr>
+                <w:sz w:val="24"/>
+                <w:szCs w:val="24"/>
+              </w:rPr>
+              <w:t>. Подрядчик отмечает этапы выполненными. Система обновляет стат</w:t>
+            </w:r>
+            <w:r>
+              <w:rPr>
+                <w:sz w:val="24"/>
+                <w:szCs w:val="24"/>
+              </w:rPr>
+              <w:t>ус.</w:t>
+            </w:r>
+          </w:p>
+          <w:p>
+            <w:pPr>
+              <w:ind w:right="284"/>
+              <w:jc w:val="both"/>
+              <w:rPr>
+                <w:sz w:val="24"/>
+                <w:szCs w:val="24"/>
+              </w:rPr>
+            </w:pPr>
+            <w:r>
+              <w:rPr>
+                <w:sz w:val="24"/>
+                <w:szCs w:val="24"/>
+              </w:rPr>
+              <w:t>S-4: Управление заказами</w:t>
+            </w:r>
+          </w:p>
+          <w:p>
+            <w:pPr>
+              <w:ind w:right="284"/>
+              <w:jc w:val="both"/>
+              <w:rPr>
+                <w:sz w:val="24"/>
+                <w:szCs w:val="24"/>
+              </w:rPr>
+            </w:pPr>
+            <w:r>
+              <w:rPr>
+                <w:sz w:val="24"/>
+                <w:szCs w:val="24"/>
+              </w:rPr>
+              <w:t>М</w:t>
+            </w:r>
+            <w:r>
+              <w:rPr>
+                <w:sz w:val="24"/>
+                <w:szCs w:val="24"/>
+              </w:rPr>
+              <w:t>енеджер создаёт заказ (материал, количество, цена, поставщик, привязка к этапу). Система проверя</w:t>
+            </w:r>
+            <w:r>
+              <w:rPr>
+                <w:sz w:val="24"/>
+                <w:szCs w:val="24"/>
+              </w:rPr>
+              <w:t>ет наличие и сохраняет заказ.</w:t>
+            </w:r>
+          </w:p>
+          <w:p>
+            <w:pPr>
+              <w:ind w:right="284"/>
+              <w:jc w:val="both"/>
+              <w:rPr>
+                <w:sz w:val="24"/>
+                <w:szCs w:val="24"/>
+              </w:rPr>
+            </w:pPr>
+            <w:r>
+              <w:rPr>
+                <w:sz w:val="24"/>
+                <w:szCs w:val="24"/>
+              </w:rPr>
+              <w:t>S-5: Ведение документации</w:t>
+            </w:r>
+          </w:p>
+          <w:p>
+            <w:pPr>
+              <w:ind w:right="284"/>
+              <w:jc w:val="both"/>
+              <w:rPr>
+                <w:sz w:val="24"/>
+                <w:szCs w:val="24"/>
+              </w:rPr>
+            </w:pPr>
+            <w:r>
+              <w:rPr>
+                <w:sz w:val="24"/>
+                <w:szCs w:val="24"/>
+              </w:rPr>
+              <w:t>М</w:t>
+            </w:r>
+            <w:r>
+              <w:rPr>
+                <w:sz w:val="24"/>
+                <w:szCs w:val="24"/>
+              </w:rPr>
+              <w:t>енеджер загружает файлы (эскизы, разрешения, акты). Система сохран</w:t>
+            </w:r>
+            <w:r>
+              <w:rPr>
+                <w:sz w:val="24"/>
+                <w:szCs w:val="24"/>
+              </w:rPr>
+              <w:t>яет документы в архиве проекта.</w:t>
+            </w:r>
+          </w:p>
+          <w:p>
+            <w:pPr>
+              <w:ind w:right="284"/>
+              <w:jc w:val="both"/>
+              <w:rPr>
+                <w:sz w:val="24"/>
+                <w:szCs w:val="24"/>
+              </w:rPr>
+            </w:pPr>
+            <w:r>
+              <w:rPr>
+                <w:sz w:val="24"/>
+                <w:szCs w:val="24"/>
+              </w:rPr>
+              <w:t>S</w:t>
+            </w:r>
+            <w:r>
+              <w:rPr>
+                <w:sz w:val="24"/>
+                <w:szCs w:val="24"/>
+              </w:rPr>
+              <w:t>-6: Поиск и фильтрация проектов</w:t>
+            </w:r>
+          </w:p>
+          <w:p>
+            <w:pPr>
+              <w:ind w:right="284"/>
+              <w:jc w:val="both"/>
+              <w:rPr>
+                <w:sz w:val="24"/>
+                <w:szCs w:val="24"/>
+              </w:rPr>
+            </w:pPr>
+            <w:r>
+              <w:rPr>
+                <w:sz w:val="24"/>
+                <w:szCs w:val="24"/>
+              </w:rPr>
+              <w:t>П</w:t>
+            </w:r>
+            <w:r>
+              <w:rPr>
+                <w:sz w:val="24"/>
+                <w:szCs w:val="24"/>
+              </w:rPr>
+              <w:t>ользователь вводит ключевое слово или выбирает фильтры (статус, ответственный, дата). Система отображает соответствующие проекты</w:t>
+            </w:r>
+            <w:r>
+              <w:rPr>
+                <w:sz w:val="24"/>
+                <w:szCs w:val="24"/>
+              </w:rPr>
+              <w:t>.</w:t>
+            </w:r>
+          </w:p>
+          <w:p>
+            <w:pPr>
+              <w:ind w:right="284"/>
+              <w:jc w:val="both"/>
+              <w:rPr>
+                <w:sz w:val="24"/>
+                <w:szCs w:val="24"/>
+              </w:rPr>
+            </w:pPr>
+            <w:r>
+              <w:rPr>
+                <w:sz w:val="24"/>
+                <w:szCs w:val="24"/>
+              </w:rPr>
+              <w:t>S-7: Экспорт данных</w:t>
+            </w:r>
+          </w:p>
+          <w:p>
+            <w:pPr>
+              <w:ind w:right="284"/>
+              <w:jc w:val="both"/>
+              <w:rPr>
+                <w:sz w:val="24"/>
+                <w:szCs w:val="24"/>
+              </w:rPr>
+            </w:pPr>
+            <w:r>
+              <w:rPr>
+                <w:sz w:val="24"/>
+                <w:szCs w:val="24"/>
+              </w:rPr>
+              <w:t>П</w:t>
+            </w:r>
+            <w:r>
+              <w:rPr>
+                <w:sz w:val="24"/>
+                <w:szCs w:val="24"/>
+              </w:rPr>
+              <w:t>ользователь выбирает формат (</w:t>
+            </w:r>
+            <w:proofErr w:type="spellStart"/>
+            <w:r>
+              <w:rPr>
+                <w:sz w:val="24"/>
+                <w:szCs w:val="24"/>
+              </w:rPr>
+              <w:t>Excel</w:t>
+            </w:r>
+            <w:proofErr w:type="spellEnd"/>
+            <w:r>
+              <w:rPr>
+                <w:sz w:val="24"/>
+                <w:szCs w:val="24"/>
+              </w:rPr>
+              <w:t>, PDF). Система формирует и скачивает файл.</w:t>
+            </w:r>
+          </w:p>
+        </w:tc>
+      </w:tr>
+    </w:tbl>
+    <w:p/>
+    <w:p>
+      <w:pPr>
+        <w:ind w:firstLine="709"/>
+      </w:pPr>
+    </w:p>
+    <w:p>
+      <w:pPr>
+        <w:ind w:left="284"/>
+        <w:jc w:val="both"/>
+        <w:rPr>
+          <w:color w:val="000000" w:themeColor="text1"/>
+          <w:sz w:val="24"/>
+          <w:szCs w:val="28"/>
+        </w:rPr>
+        <w:sectPr>
+          <w:headerReference w:type="default" r:id="rId12"/>
+          <w:footerReference w:type="default" r:id="rId13"/>
+          <w:pgSz w:w="11906" w:h="16838" w:code="9"/>
+          <w:pgMar w:top="851" w:right="567" w:bottom="1701" w:left="1418" w:header="0" w:footer="0" w:gutter="0"/>
+          <w:pgNumType w:start="2"/>
+          <w:cols w:space="720"/>
+          <w:docGrid w:linePitch="272"/>
+        </w:sectPr>
+      </w:pPr>
+    </w:p>
+    <w:p>
+      <w:pPr>
+        <w:spacing w:line="360" w:lineRule="auto"/>
+        <w:jc w:val="both"/>
+        <w:rPr>
+          <w:sz w:val="28"/>
+        </w:rPr>
+      </w:pPr>
+      <w:r>
+        <w:rPr>
+          <w:sz w:val="28"/>
+        </w:rPr>
+        <w:t>Продолжение таблицы 2</w:t>
+      </w:r>
+    </w:p>
+    <w:tbl>
+      <w:tblPr>
+        <w:tblStyle w:val="a8"/>
+        <w:tblW w:w="10489" w:type="dxa"/>
+        <w:tblInd w:w="-289" w:type="dxa"/>
+        <w:tblBorders>
+          <w:left w:val="none" w:sz="0" w:space="0" w:color="auto"/>
+          <w:bottom w:val="none" w:sz="0" w:space="0" w:color="auto"/>
+          <w:right w:val="none" w:sz="0" w:space="0" w:color="auto"/>
+        </w:tblBorders>
+        <w:tblLook w:val="04A0" w:firstRow="1" w:lastRow="0" w:firstColumn="1" w:lastColumn="0" w:noHBand="0" w:noVBand="1"/>
+      </w:tblPr>
+      <w:tblGrid>
+        <w:gridCol w:w="5109"/>
+        <w:gridCol w:w="5380"/>
+      </w:tblGrid>
+      <w:tr>
+        <w:trPr>
+          <w:cantSplit/>
+          <w:trHeight w:val="13165"/>
+        </w:trPr>
+        <w:tc>
+          <w:tcPr>
+            <w:tcW w:w="5109" w:type="dxa"/>
+          </w:tcPr>
+          <w:p>
+            <w:pPr>
+              <w:ind w:left="284"/>
+              <w:jc w:val="both"/>
+              <w:rPr>
+                <w:color w:val="000000" w:themeColor="text1"/>
+                <w:sz w:val="24"/>
+                <w:szCs w:val="28"/>
+              </w:rPr>
+            </w:pPr>
+            <w:r>
+              <w:rPr>
+                <w:color w:val="000000" w:themeColor="text1"/>
+                <w:sz w:val="24"/>
+                <w:szCs w:val="28"/>
+              </w:rPr>
+              <w:t>Альтернативный поток</w:t>
             </w:r>
           </w:p>
         </w:tc>
@@ -2802,44 +2920,339 @@
           </w:tcPr>
           <w:p>
             <w:pPr>
-              <w:pStyle w:val="aff0"/>
-              <w:spacing w:after="0" w:line="240" w:lineRule="auto"/>
-              <w:ind w:left="0"/>
-              <w:rPr>
-                <w:rFonts w:ascii="Times New Roman" w:hAnsi="Times New Roman"/>
-                <w:color w:val="000000" w:themeColor="text1"/>
-                <w:sz w:val="24"/>
-                <w:szCs w:val="28"/>
-              </w:rPr>
-            </w:pPr>
-            <w:r>
-              <w:rPr>
-                <w:rFonts w:ascii="Times New Roman" w:eastAsia="Times New Roman" w:hAnsi="Times New Roman"/>
-                <w:sz w:val="24"/>
-                <w:szCs w:val="24"/>
-                <w:lang w:eastAsia="ru-RU"/>
-              </w:rPr>
-              <w:t>1. Пользователь получает доступ к системе в рамках своей роли.</w:t>
-            </w:r>
-            <w:r>
-              <w:rPr>
-                <w:rFonts w:ascii="Times New Roman" w:eastAsia="Times New Roman" w:hAnsi="Times New Roman"/>
-                <w:sz w:val="24"/>
-                <w:szCs w:val="24"/>
-                <w:lang w:eastAsia="ru-RU"/>
+              <w:ind w:right="284"/>
+              <w:jc w:val="both"/>
+              <w:rPr>
+                <w:sz w:val="24"/>
+                <w:szCs w:val="24"/>
+              </w:rPr>
+            </w:pPr>
+            <w:r>
+              <w:rPr>
+                <w:bCs/>
+                <w:sz w:val="24"/>
+                <w:szCs w:val="24"/>
+              </w:rPr>
+              <w:t>E-1: Недостаточно данных для создания проекта</w:t>
+            </w:r>
+          </w:p>
+          <w:p>
+            <w:pPr>
+              <w:ind w:right="284"/>
+              <w:jc w:val="both"/>
+              <w:rPr>
+                <w:sz w:val="24"/>
+                <w:szCs w:val="24"/>
+              </w:rPr>
+            </w:pPr>
+            <w:r>
+              <w:rPr>
+                <w:sz w:val="24"/>
+                <w:szCs w:val="24"/>
+              </w:rPr>
+              <w:t>П</w:t>
+            </w:r>
+            <w:r>
+              <w:rPr>
+                <w:sz w:val="24"/>
+                <w:szCs w:val="24"/>
+              </w:rPr>
+              <w:t>ри попытке сохранить проект с незаполненными обязательными полями (клиент, название, бюджет, даты) система выводит сообщение «Заполните все обязатель</w:t>
+            </w:r>
+            <w:r>
+              <w:rPr>
+                <w:sz w:val="24"/>
+                <w:szCs w:val="24"/>
+              </w:rPr>
+              <w:t>ные поля» и не сохраняет запись.</w:t>
+            </w:r>
+            <w:r>
+              <w:rPr>
+                <w:sz w:val="24"/>
+                <w:szCs w:val="24"/>
               </w:rPr>
               <w:br/>
-              <w:t>2. Событие входа зафиксировано в журнале авторизации.</w:t>
-            </w:r>
-            <w:r>
-              <w:rPr>
-                <w:rFonts w:ascii="Times New Roman" w:eastAsia="Times New Roman" w:hAnsi="Times New Roman"/>
-                <w:sz w:val="24"/>
-                <w:szCs w:val="24"/>
-                <w:lang w:eastAsia="ru-RU"/>
+            </w:r>
+            <w:r>
+              <w:rPr>
+                <w:bCs/>
+                <w:sz w:val="24"/>
+                <w:szCs w:val="24"/>
+              </w:rPr>
+              <w:t>E-2: Конфликт сроков этапов</w:t>
+            </w:r>
+          </w:p>
+          <w:p>
+            <w:pPr>
+              <w:ind w:right="284"/>
+              <w:jc w:val="both"/>
+              <w:rPr>
+                <w:sz w:val="24"/>
+                <w:szCs w:val="24"/>
+              </w:rPr>
+            </w:pPr>
+            <w:r>
+              <w:rPr>
+                <w:sz w:val="24"/>
+                <w:szCs w:val="24"/>
+              </w:rPr>
+              <w:t>П</w:t>
+            </w:r>
+            <w:r>
+              <w:rPr>
+                <w:sz w:val="24"/>
+                <w:szCs w:val="24"/>
+              </w:rPr>
+              <w:t xml:space="preserve">ри добавлении этапа с датами, которые пересекаются с уже существующими этапами или выходят за границы проекта, система выводит сообщение «Даты этапов пересекаются. Скорректируйте </w:t>
+            </w:r>
+            <w:r>
+              <w:rPr>
+                <w:sz w:val="24"/>
+                <w:szCs w:val="24"/>
+              </w:rPr>
+              <w:t>расписание» и не сохраняет этап.</w:t>
+            </w:r>
+            <w:r>
+              <w:rPr>
+                <w:sz w:val="24"/>
+                <w:szCs w:val="24"/>
               </w:rPr>
               <w:br/>
-              <w:t>3. При восстановлении пароля – новый пароль сохранён в системе.</w:t>
+            </w:r>
+            <w:r>
+              <w:rPr>
+                <w:bCs/>
+                <w:sz w:val="24"/>
+                <w:szCs w:val="24"/>
+              </w:rPr>
+              <w:t>E-3: Попытка удалить этап с выполненными работами</w:t>
+            </w:r>
+          </w:p>
+          <w:p>
+            <w:pPr>
+              <w:ind w:right="284"/>
+              <w:jc w:val="both"/>
+              <w:rPr>
+                <w:sz w:val="24"/>
+                <w:szCs w:val="24"/>
+              </w:rPr>
+            </w:pPr>
+            <w:r>
+              <w:rPr>
+                <w:sz w:val="24"/>
+                <w:szCs w:val="24"/>
+              </w:rPr>
+              <w:t>Менеджер пытается удалить этап, по которому уже есть выполненные работы или заказы. Система выводит предупреждение «Этап содержит выполненные работы. Удаление невозможно» и блокирует операцию.</w:t>
+            </w:r>
+          </w:p>
+          <w:p>
+            <w:pPr>
+              <w:ind w:right="284"/>
+              <w:jc w:val="both"/>
+              <w:rPr>
+                <w:sz w:val="24"/>
+                <w:szCs w:val="24"/>
+              </w:rPr>
+            </w:pPr>
+            <w:r>
+              <w:rPr>
+                <w:bCs/>
+                <w:sz w:val="24"/>
+                <w:szCs w:val="24"/>
+              </w:rPr>
+              <w:t>E-3: Попытка удалить этап с выполненными работами</w:t>
+            </w:r>
+          </w:p>
+          <w:p>
+            <w:pPr>
+              <w:ind w:right="284"/>
+              <w:jc w:val="both"/>
+              <w:rPr>
+                <w:sz w:val="24"/>
+                <w:szCs w:val="24"/>
+              </w:rPr>
+            </w:pPr>
+            <w:r>
+              <w:rPr>
+                <w:sz w:val="24"/>
+                <w:szCs w:val="24"/>
+              </w:rPr>
+              <w:t>Менеджер пытается удалить этап, по которому уже есть выполненные работы или заказы. Система выводит предупреждение «Этап содержит выполненные работы. Удаление невозможно» и блокирует операцию.</w:t>
+            </w:r>
+            <w:r>
+              <w:rPr>
+                <w:sz w:val="24"/>
+                <w:szCs w:val="24"/>
+              </w:rPr>
+              <w:br/>
+            </w:r>
+            <w:r>
+              <w:rPr>
+                <w:bCs/>
+                <w:sz w:val="24"/>
+                <w:szCs w:val="24"/>
+              </w:rPr>
+              <w:t>E-4: Нет данных для отображения прогресса</w:t>
+            </w:r>
+          </w:p>
+          <w:p>
+            <w:pPr>
+              <w:ind w:right="284"/>
+              <w:jc w:val="both"/>
+              <w:rPr>
+                <w:sz w:val="24"/>
+                <w:szCs w:val="24"/>
+              </w:rPr>
+            </w:pPr>
+            <w:r>
+              <w:rPr>
+                <w:sz w:val="24"/>
+                <w:szCs w:val="24"/>
+              </w:rPr>
+              <w:t>При открытии вкладки «Прогресс» для проекта, по которому ещё не добавлено ни одного этапа, система выводит сообщение «Этапы не добавлены. Добавьте этапы для отслеживания прогресса».</w:t>
+            </w:r>
+          </w:p>
+          <w:p>
+            <w:pPr>
+              <w:ind w:right="284"/>
+              <w:jc w:val="both"/>
+              <w:rPr>
+                <w:sz w:val="24"/>
+                <w:szCs w:val="24"/>
+              </w:rPr>
+            </w:pPr>
+            <w:r>
+              <w:rPr>
+                <w:bCs/>
+                <w:sz w:val="24"/>
+                <w:szCs w:val="24"/>
+              </w:rPr>
+              <w:t>E-5: Недостаточно материалов на складе</w:t>
+            </w:r>
+          </w:p>
+          <w:p>
+            <w:pPr>
+              <w:ind w:right="284"/>
+              <w:jc w:val="both"/>
+              <w:rPr>
+                <w:sz w:val="24"/>
+                <w:szCs w:val="24"/>
+              </w:rPr>
+            </w:pPr>
+            <w:r>
+              <w:rPr>
+                <w:sz w:val="24"/>
+                <w:szCs w:val="24"/>
+              </w:rPr>
+              <w:t>При создании заказа система проверяет наличие материалов на складе. Если материала недостаточно, система выводит предупреждение «Недостаточное количество материала на складе. Требуется: X, Доступно: Y» и предлагает скорректировать заказ.</w:t>
+            </w:r>
+            <w:r>
+              <w:rPr>
+                <w:sz w:val="24"/>
+                <w:szCs w:val="24"/>
+              </w:rPr>
+              <w:br/>
+            </w:r>
+            <w:r>
+              <w:rPr>
+                <w:bCs/>
+                <w:sz w:val="24"/>
+                <w:szCs w:val="24"/>
+              </w:rPr>
+              <w:t>E-6: Недопустимый тип файла</w:t>
+            </w:r>
+          </w:p>
+          <w:p>
+            <w:pPr>
+              <w:ind w:right="284"/>
+              <w:jc w:val="both"/>
+            </w:pPr>
+            <w:r>
+              <w:rPr>
+                <w:sz w:val="24"/>
+                <w:szCs w:val="24"/>
+              </w:rPr>
+              <w:t>При загрузке документа пользователь выбирает файл с расширением, не поддерживаемым системой. Система выводит сообщение «Недопустимый формат файла. Разрешённые форматы: .</w:t>
+            </w:r>
+            <w:proofErr w:type="spellStart"/>
+            <w:r>
+              <w:rPr>
+                <w:sz w:val="24"/>
+                <w:szCs w:val="24"/>
+              </w:rPr>
+              <w:t>pdf</w:t>
+            </w:r>
+            <w:proofErr w:type="spellEnd"/>
+            <w:r>
+              <w:rPr>
+                <w:sz w:val="24"/>
+                <w:szCs w:val="24"/>
+              </w:rPr>
+              <w:t>, .</w:t>
+            </w:r>
+            <w:proofErr w:type="spellStart"/>
+            <w:r>
+              <w:rPr>
+                <w:sz w:val="24"/>
+                <w:szCs w:val="24"/>
+              </w:rPr>
+              <w:t>docx</w:t>
+            </w:r>
+            <w:proofErr w:type="spellEnd"/>
+            <w:r>
+              <w:rPr>
+                <w:sz w:val="24"/>
+                <w:szCs w:val="24"/>
+              </w:rPr>
+              <w:t>, .</w:t>
+            </w:r>
+            <w:proofErr w:type="spellStart"/>
+            <w:r>
+              <w:rPr>
+                <w:sz w:val="24"/>
+                <w:szCs w:val="24"/>
+              </w:rPr>
+              <w:t>xlsx</w:t>
+            </w:r>
+            <w:proofErr w:type="spellEnd"/>
+            <w:r>
+              <w:rPr>
+                <w:sz w:val="24"/>
+                <w:szCs w:val="24"/>
+              </w:rPr>
+              <w:t>, .</w:t>
+            </w:r>
+            <w:proofErr w:type="spellStart"/>
+            <w:r>
+              <w:rPr>
+                <w:sz w:val="24"/>
+                <w:szCs w:val="24"/>
+              </w:rPr>
+              <w:t>jpg</w:t>
+            </w:r>
+            <w:proofErr w:type="spellEnd"/>
+            <w:r>
+              <w:rPr>
+                <w:sz w:val="24"/>
+                <w:szCs w:val="24"/>
+              </w:rPr>
+              <w:t>, .</w:t>
+            </w:r>
+            <w:proofErr w:type="spellStart"/>
+            <w:r>
+              <w:rPr>
+                <w:sz w:val="24"/>
+                <w:szCs w:val="24"/>
+              </w:rPr>
+              <w:t>png</w:t>
+            </w:r>
+            <w:proofErr w:type="spellEnd"/>
+            <w:r>
+              <w:rPr>
+                <w:sz w:val="24"/>
+                <w:szCs w:val="24"/>
+              </w:rPr>
+              <w:t>» и блокирует загрузку.</w:t>
             </w:r>
           </w:p>
         </w:tc>
@@ -2847,6 +3260,353 @@
     </w:tbl>
     <w:p>
       <w:pPr>
+        <w:rPr>
+          <w:sz w:val="24"/>
+          <w:szCs w:val="28"/>
+        </w:rPr>
+      </w:pPr>
+    </w:p>
+    <w:p>
+      <w:pPr>
+        <w:rPr>
+          <w:sz w:val="24"/>
+          <w:szCs w:val="28"/>
+        </w:rPr>
+      </w:pPr>
+    </w:p>
+    <w:p>
+      <w:pPr>
+        <w:tabs>
+          <w:tab w:val="left" w:pos="2085"/>
+        </w:tabs>
+        <w:spacing w:line="360" w:lineRule="auto"/>
+        <w:rPr>
+          <w:sz w:val="28"/>
+        </w:rPr>
+      </w:pPr>
+      <w:r>
+        <w:rPr>
+          <w:sz w:val="28"/>
+        </w:rPr>
+        <w:t>Продолжение таблицы 2</w:t>
+      </w:r>
+    </w:p>
+    <w:tbl>
+      <w:tblPr>
+        <w:tblStyle w:val="a8"/>
+        <w:tblW w:w="10489" w:type="dxa"/>
+        <w:tblInd w:w="-294" w:type="dxa"/>
+        <w:tblLook w:val="04A0" w:firstRow="1" w:lastRow="0" w:firstColumn="1" w:lastColumn="0" w:noHBand="0" w:noVBand="1"/>
+      </w:tblPr>
+      <w:tblGrid>
+        <w:gridCol w:w="5109"/>
+        <w:gridCol w:w="5380"/>
+      </w:tblGrid>
+      <w:tr>
+        <w:trPr>
+          <w:trHeight w:val="454"/>
+        </w:trPr>
+        <w:tc>
+          <w:tcPr>
+            <w:tcW w:w="5109" w:type="dxa"/>
+          </w:tcPr>
+          <w:p>
+            <w:pPr>
+              <w:ind w:left="284"/>
+              <w:jc w:val="both"/>
+              <w:rPr>
+                <w:color w:val="000000" w:themeColor="text1"/>
+                <w:sz w:val="24"/>
+                <w:szCs w:val="28"/>
+              </w:rPr>
+            </w:pPr>
+            <w:r>
+              <w:rPr>
+                <w:color w:val="000000" w:themeColor="text1"/>
+                <w:sz w:val="24"/>
+                <w:szCs w:val="28"/>
+              </w:rPr>
+              <w:t>Альтернативный поток</w:t>
+            </w:r>
+          </w:p>
+        </w:tc>
+        <w:tc>
+          <w:tcPr>
+            <w:tcW w:w="5380" w:type="dxa"/>
+          </w:tcPr>
+          <w:p>
+            <w:pPr>
+              <w:ind w:right="284"/>
+              <w:jc w:val="both"/>
+              <w:rPr>
+                <w:sz w:val="24"/>
+                <w:szCs w:val="24"/>
+              </w:rPr>
+            </w:pPr>
+            <w:r>
+              <w:rPr>
+                <w:bCs/>
+                <w:sz w:val="24"/>
+                <w:szCs w:val="24"/>
+              </w:rPr>
+              <w:t>E-7: Поиск не дал результатов</w:t>
+            </w:r>
+          </w:p>
+          <w:p>
+            <w:pPr>
+              <w:ind w:right="284"/>
+              <w:jc w:val="both"/>
+              <w:rPr>
+                <w:sz w:val="24"/>
+                <w:szCs w:val="24"/>
+              </w:rPr>
+            </w:pPr>
+            <w:r>
+              <w:rPr>
+                <w:sz w:val="24"/>
+                <w:szCs w:val="24"/>
+              </w:rPr>
+              <w:t>При выполнении поиска проектов не найдено записей, соответствующих критерию. Система выводит сообщение «По заданным критериям проекты не найдены».</w:t>
+            </w:r>
+            <w:r>
+              <w:rPr>
+                <w:sz w:val="24"/>
+                <w:szCs w:val="24"/>
+              </w:rPr>
+              <w:br/>
+            </w:r>
+            <w:r>
+              <w:rPr>
+                <w:bCs/>
+                <w:sz w:val="24"/>
+                <w:szCs w:val="24"/>
+              </w:rPr>
+              <w:t>E-8: Ошибка применения фильтров</w:t>
+            </w:r>
+          </w:p>
+          <w:p>
+            <w:pPr>
+              <w:ind w:right="284"/>
+              <w:jc w:val="both"/>
+              <w:rPr>
+                <w:sz w:val="24"/>
+                <w:szCs w:val="24"/>
+              </w:rPr>
+            </w:pPr>
+            <w:r>
+              <w:rPr>
+                <w:sz w:val="24"/>
+                <w:szCs w:val="24"/>
+              </w:rPr>
+              <w:t>При технической ошибке в процессе фильтрации система выводит сообщение «Ошибка применения фильтров» и отображает все проекты без фильтрации.</w:t>
+            </w:r>
+          </w:p>
+          <w:p>
+            <w:pPr>
+              <w:ind w:right="284"/>
+              <w:jc w:val="both"/>
+            </w:pPr>
+            <w:r>
+              <w:rPr>
+                <w:bCs/>
+                <w:sz w:val="24"/>
+                <w:szCs w:val="24"/>
+              </w:rPr>
+              <w:t>E-9: Ошибка при экспорте данных</w:t>
+            </w:r>
+            <w:r>
+              <w:rPr>
+                <w:sz w:val="24"/>
+                <w:szCs w:val="24"/>
+              </w:rPr>
+              <w:t> – при формировании файла возникает техническая ошибка (недостаточно места на диске, проблемы с доступом). Система выводит сообщение «Ошибка формирования файла. Повторите попытку».</w:t>
+            </w:r>
+          </w:p>
+          <w:p>
+            <w:pPr>
+              <w:pStyle w:val="aff0"/>
+              <w:spacing w:after="0" w:line="240" w:lineRule="auto"/>
+              <w:ind w:left="0" w:right="284"/>
+              <w:jc w:val="both"/>
+              <w:rPr>
+                <w:rFonts w:ascii="Times New Roman" w:hAnsi="Times New Roman"/>
+                <w:sz w:val="24"/>
+                <w:szCs w:val="24"/>
+              </w:rPr>
+            </w:pPr>
+            <w:r>
+              <w:rPr>
+                <w:rFonts w:ascii="Times New Roman" w:hAnsi="Times New Roman"/>
+                <w:bCs/>
+                <w:sz w:val="24"/>
+                <w:szCs w:val="24"/>
+              </w:rPr>
+              <w:t>E-10: Отмена операции</w:t>
+            </w:r>
+            <w:r>
+              <w:rPr>
+                <w:rFonts w:ascii="Times New Roman" w:hAnsi="Times New Roman"/>
+                <w:sz w:val="24"/>
+                <w:szCs w:val="24"/>
+              </w:rPr>
+              <w:t> – на любом этапе ввода или редактирования данных пользователь может отменить выполнение прецедента. Система возвращает пользователя к предыдущему экрану без сохранения изменений.</w:t>
+            </w:r>
+          </w:p>
+        </w:tc>
+      </w:tr>
+      <w:tr>
+        <w:tblPrEx>
+          <w:tblBorders>
+            <w:left w:val="none" w:sz="0" w:space="0" w:color="auto"/>
+            <w:right w:val="none" w:sz="0" w:space="0" w:color="auto"/>
+          </w:tblBorders>
+        </w:tblPrEx>
+        <w:trPr>
+          <w:cantSplit/>
+          <w:trHeight w:val="454"/>
+        </w:trPr>
+        <w:tc>
+          <w:tcPr>
+            <w:tcW w:w="5109" w:type="dxa"/>
+          </w:tcPr>
+          <w:p>
+            <w:pPr>
+              <w:ind w:left="284"/>
+              <w:jc w:val="both"/>
+              <w:rPr>
+                <w:color w:val="000000" w:themeColor="text1"/>
+                <w:sz w:val="24"/>
+                <w:szCs w:val="28"/>
+              </w:rPr>
+            </w:pPr>
+            <w:r>
+              <w:rPr>
+                <w:color w:val="000000" w:themeColor="text1"/>
+                <w:sz w:val="24"/>
+                <w:szCs w:val="28"/>
+              </w:rPr>
+              <w:t>Постусловия</w:t>
+            </w:r>
+          </w:p>
+        </w:tc>
+        <w:tc>
+          <w:tcPr>
+            <w:tcW w:w="5380" w:type="dxa"/>
+          </w:tcPr>
+          <w:p>
+            <w:pPr>
+              <w:pStyle w:val="aff0"/>
+              <w:spacing w:after="0" w:line="240" w:lineRule="auto"/>
+              <w:ind w:left="0" w:right="284"/>
+              <w:jc w:val="both"/>
+              <w:rPr>
+                <w:rFonts w:ascii="Times New Roman" w:hAnsi="Times New Roman"/>
+                <w:sz w:val="24"/>
+                <w:szCs w:val="24"/>
+              </w:rPr>
+            </w:pPr>
+            <w:r>
+              <w:rPr>
+                <w:rFonts w:ascii="Times New Roman" w:hAnsi="Times New Roman"/>
+                <w:sz w:val="24"/>
+                <w:szCs w:val="24"/>
+              </w:rPr>
+              <w:t>1. Данные сохранены в централизованно</w:t>
+            </w:r>
+            <w:r>
+              <w:rPr>
+                <w:rFonts w:ascii="Times New Roman" w:hAnsi="Times New Roman"/>
+                <w:sz w:val="24"/>
+                <w:szCs w:val="24"/>
+              </w:rPr>
+              <w:t>й базе данных и согласованы.</w:t>
+            </w:r>
+          </w:p>
+          <w:p>
+            <w:pPr>
+              <w:pStyle w:val="aff0"/>
+              <w:spacing w:after="0" w:line="240" w:lineRule="auto"/>
+              <w:ind w:left="0" w:right="284"/>
+              <w:jc w:val="both"/>
+              <w:rPr>
+                <w:rFonts w:ascii="Times New Roman" w:hAnsi="Times New Roman"/>
+                <w:sz w:val="24"/>
+                <w:szCs w:val="24"/>
+              </w:rPr>
+            </w:pPr>
+            <w:r>
+              <w:rPr>
+                <w:rFonts w:ascii="Times New Roman" w:hAnsi="Times New Roman"/>
+                <w:sz w:val="24"/>
+                <w:szCs w:val="24"/>
+              </w:rPr>
+              <w:t>2. Синхронизация данных с други</w:t>
+            </w:r>
+            <w:r>
+              <w:rPr>
+                <w:rFonts w:ascii="Times New Roman" w:hAnsi="Times New Roman"/>
+                <w:sz w:val="24"/>
+                <w:szCs w:val="24"/>
+              </w:rPr>
+              <w:t>ми пользователями выполнена.</w:t>
+            </w:r>
+          </w:p>
+          <w:p>
+            <w:pPr>
+              <w:pStyle w:val="aff0"/>
+              <w:spacing w:after="0" w:line="240" w:lineRule="auto"/>
+              <w:ind w:left="0" w:right="284"/>
+              <w:jc w:val="both"/>
+              <w:rPr>
+                <w:rFonts w:ascii="Times New Roman" w:hAnsi="Times New Roman"/>
+                <w:sz w:val="24"/>
+                <w:szCs w:val="24"/>
+              </w:rPr>
+            </w:pPr>
+            <w:r>
+              <w:rPr>
+                <w:rFonts w:ascii="Times New Roman" w:hAnsi="Times New Roman"/>
+                <w:sz w:val="24"/>
+                <w:szCs w:val="24"/>
+              </w:rPr>
+              <w:t>3. Участники проек</w:t>
+            </w:r>
+            <w:r>
+              <w:rPr>
+                <w:rFonts w:ascii="Times New Roman" w:hAnsi="Times New Roman"/>
+                <w:sz w:val="24"/>
+                <w:szCs w:val="24"/>
+              </w:rPr>
+              <w:t>та уведомлены об изменениях.</w:t>
+            </w:r>
+          </w:p>
+          <w:p>
+            <w:pPr>
+              <w:pStyle w:val="aff0"/>
+              <w:spacing w:after="0" w:line="240" w:lineRule="auto"/>
+              <w:ind w:left="0" w:right="284"/>
+              <w:jc w:val="both"/>
+              <w:rPr>
+                <w:rFonts w:ascii="Times New Roman" w:hAnsi="Times New Roman"/>
+                <w:color w:val="000000" w:themeColor="text1"/>
+                <w:sz w:val="24"/>
+                <w:szCs w:val="28"/>
+              </w:rPr>
+            </w:pPr>
+            <w:r>
+              <w:rPr>
+                <w:rFonts w:ascii="Times New Roman" w:hAnsi="Times New Roman"/>
+                <w:sz w:val="24"/>
+                <w:szCs w:val="24"/>
+              </w:rPr>
+              <w:t>4. Документация актуализирована и доступна для просмотра.</w:t>
+            </w:r>
+          </w:p>
+        </w:tc>
+      </w:tr>
+    </w:tbl>
+    <w:p>
+      <w:pPr>
         <w:spacing w:line="360" w:lineRule="auto"/>
         <w:ind w:firstLine="709"/>
         <w:jc w:val="both"/>
@@ -2895,10 +3655,10 @@
           <w:szCs w:val="28"/>
         </w:rPr>
         <w:drawing>
-          <wp:inline distT="0" distB="0" distL="0" distR="0" wp14:anchorId="6FBBE00F" wp14:editId="158F87C1">
-            <wp:extent cx="6299835" cy="3005874"/>
-            <wp:effectExtent l="0" t="0" r="5715" b="4445"/>
-            <wp:docPr id="2" name="Рисунок 2"/>
+          <wp:inline distT="0" distB="0" distL="0" distR="0">
+            <wp:extent cx="6107662" cy="4076700"/>
+            <wp:effectExtent l="0" t="0" r="7620" b="0"/>
+            <wp:docPr id="10" name="Рисунок 10"/>
             <wp:cNvGraphicFramePr>
               <a:graphicFrameLocks xmlns:a="http://schemas.openxmlformats.org/drawingml/2006/main" noChangeAspect="1"/>
             </wp:cNvGraphicFramePr>
@@ -2906,7 +3666,7 @@
               <a:graphicData uri="http://schemas.openxmlformats.org/drawingml/2006/picture">
                 <pic:pic xmlns:pic="http://schemas.openxmlformats.org/drawingml/2006/picture">
                   <pic:nvPicPr>
-                    <pic:cNvPr id="2" name="г2.drawio (1).png"/>
+                    <pic:cNvPr id="10" name="pr4d3.drawio.png"/>
                     <pic:cNvPicPr/>
                   </pic:nvPicPr>
                   <pic:blipFill>
@@ -2924,7 +3684,7 @@
                   <pic:spPr>
                     <a:xfrm>
                       <a:off x="0" y="0"/>
-                      <a:ext cx="6299835" cy="3005874"/>
+                      <a:ext cx="6151950" cy="4106261"/>
                     </a:xfrm>
                     <a:prstGeom prst="rect">
                       <a:avLst/>
@@ -2961,9 +3721,8 @@
           <w:color w:val="000000" w:themeColor="text1"/>
           <w:sz w:val="28"/>
           <w:szCs w:val="28"/>
-          <w:highlight w:val="yellow"/>
-        </w:rPr>
-        <w:t>-</w:t>
+        </w:rPr>
+        <w:t>–</w:t>
       </w:r>
       <w:r>
         <w:rPr>
@@ -3026,8 +3785,8 @@
     <w:tbl>
       <w:tblPr>
         <w:tblStyle w:val="a8"/>
-        <w:tblW w:w="10484" w:type="dxa"/>
-        <w:tblInd w:w="-284" w:type="dxa"/>
+        <w:tblW w:w="10499" w:type="dxa"/>
+        <w:tblInd w:w="-299" w:type="dxa"/>
         <w:tblBorders>
           <w:left w:val="none" w:sz="0" w:space="0" w:color="auto"/>
           <w:bottom w:val="none" w:sz="0" w:space="0" w:color="auto"/>
@@ -3036,8 +3795,996 @@
         <w:tblLook w:val="04A0" w:firstRow="1" w:lastRow="0" w:firstColumn="1" w:lastColumn="0" w:noHBand="0" w:noVBand="1"/>
       </w:tblPr>
       <w:tblGrid>
-        <w:gridCol w:w="2552"/>
-        <w:gridCol w:w="7932"/>
+        <w:gridCol w:w="10"/>
+        <w:gridCol w:w="2699"/>
+        <w:gridCol w:w="7780"/>
+        <w:gridCol w:w="10"/>
+      </w:tblGrid>
+      <w:tr>
+        <w:trPr>
+          <w:gridBefore w:val="1"/>
+          <w:wBefore w:w="10" w:type="dxa"/>
+          <w:trHeight w:val="454"/>
+        </w:trPr>
+        <w:tc>
+          <w:tcPr>
+            <w:tcW w:w="2699" w:type="dxa"/>
+            <w:vAlign w:val="center"/>
+          </w:tcPr>
+          <w:p>
+            <w:pPr>
+              <w:jc w:val="center"/>
+              <w:rPr>
+                <w:color w:val="000000" w:themeColor="text1"/>
+                <w:sz w:val="24"/>
+                <w:szCs w:val="24"/>
+              </w:rPr>
+            </w:pPr>
+            <w:r>
+              <w:rPr>
+                <w:color w:val="000000" w:themeColor="text1"/>
+                <w:sz w:val="24"/>
+                <w:szCs w:val="24"/>
+              </w:rPr>
+              <w:t>Раздел</w:t>
+            </w:r>
+          </w:p>
+        </w:tc>
+        <w:tc>
+          <w:tcPr>
+            <w:tcW w:w="7790" w:type="dxa"/>
+            <w:gridSpan w:val="2"/>
+            <w:vAlign w:val="center"/>
+          </w:tcPr>
+          <w:p>
+            <w:pPr>
+              <w:jc w:val="center"/>
+              <w:rPr>
+                <w:color w:val="000000" w:themeColor="text1"/>
+                <w:sz w:val="24"/>
+                <w:szCs w:val="24"/>
+              </w:rPr>
+            </w:pPr>
+            <w:r>
+              <w:rPr>
+                <w:color w:val="000000" w:themeColor="text1"/>
+                <w:sz w:val="24"/>
+                <w:szCs w:val="24"/>
+              </w:rPr>
+              <w:t>Описание</w:t>
+            </w:r>
+          </w:p>
+        </w:tc>
+      </w:tr>
+      <w:tr>
+        <w:trPr>
+          <w:gridBefore w:val="1"/>
+          <w:wBefore w:w="10" w:type="dxa"/>
+          <w:trHeight w:val="241"/>
+        </w:trPr>
+        <w:tc>
+          <w:tcPr>
+            <w:tcW w:w="2699" w:type="dxa"/>
+            <w:vAlign w:val="center"/>
+          </w:tcPr>
+          <w:p>
+            <w:pPr>
+              <w:jc w:val="center"/>
+              <w:rPr>
+                <w:color w:val="000000" w:themeColor="text1"/>
+                <w:szCs w:val="24"/>
+              </w:rPr>
+            </w:pPr>
+            <w:r>
+              <w:rPr>
+                <w:color w:val="000000" w:themeColor="text1"/>
+                <w:szCs w:val="24"/>
+              </w:rPr>
+              <w:t>1</w:t>
+            </w:r>
+          </w:p>
+        </w:tc>
+        <w:tc>
+          <w:tcPr>
+            <w:tcW w:w="7790" w:type="dxa"/>
+            <w:gridSpan w:val="2"/>
+            <w:vAlign w:val="center"/>
+          </w:tcPr>
+          <w:p>
+            <w:pPr>
+              <w:jc w:val="center"/>
+              <w:rPr>
+                <w:color w:val="000000" w:themeColor="text1"/>
+                <w:szCs w:val="24"/>
+              </w:rPr>
+            </w:pPr>
+            <w:r>
+              <w:rPr>
+                <w:color w:val="000000" w:themeColor="text1"/>
+                <w:szCs w:val="24"/>
+              </w:rPr>
+              <w:t>2</w:t>
+            </w:r>
+          </w:p>
+        </w:tc>
+      </w:tr>
+      <w:tr>
+        <w:trPr>
+          <w:gridBefore w:val="1"/>
+          <w:wBefore w:w="10" w:type="dxa"/>
+          <w:trHeight w:val="454"/>
+        </w:trPr>
+        <w:tc>
+          <w:tcPr>
+            <w:tcW w:w="2699" w:type="dxa"/>
+          </w:tcPr>
+          <w:p>
+            <w:pPr>
+              <w:ind w:left="284"/>
+              <w:jc w:val="both"/>
+              <w:rPr>
+                <w:color w:val="000000" w:themeColor="text1"/>
+                <w:sz w:val="24"/>
+                <w:szCs w:val="24"/>
+              </w:rPr>
+            </w:pPr>
+            <w:r>
+              <w:rPr>
+                <w:color w:val="000000" w:themeColor="text1"/>
+                <w:sz w:val="24"/>
+                <w:szCs w:val="24"/>
+              </w:rPr>
+              <w:t>Краткое описание</w:t>
+            </w:r>
+          </w:p>
+        </w:tc>
+        <w:tc>
+          <w:tcPr>
+            <w:tcW w:w="7790" w:type="dxa"/>
+            <w:gridSpan w:val="2"/>
+          </w:tcPr>
+          <w:p>
+            <w:pPr>
+              <w:jc w:val="both"/>
+              <w:rPr>
+                <w:color w:val="000000" w:themeColor="text1"/>
+                <w:sz w:val="24"/>
+                <w:szCs w:val="24"/>
+              </w:rPr>
+            </w:pPr>
+            <w:r>
+              <w:rPr>
+                <w:color w:val="000000" w:themeColor="text1"/>
+                <w:sz w:val="24"/>
+                <w:szCs w:val="24"/>
+              </w:rPr>
+              <w:t>Управление информационной системой</w:t>
+            </w:r>
+          </w:p>
+        </w:tc>
+      </w:tr>
+      <w:tr>
+        <w:trPr>
+          <w:gridBefore w:val="1"/>
+          <w:wBefore w:w="10" w:type="dxa"/>
+          <w:trHeight w:val="454"/>
+        </w:trPr>
+        <w:tc>
+          <w:tcPr>
+            <w:tcW w:w="2699" w:type="dxa"/>
+          </w:tcPr>
+          <w:p>
+            <w:pPr>
+              <w:ind w:left="284"/>
+              <w:jc w:val="both"/>
+              <w:rPr>
+                <w:color w:val="000000" w:themeColor="text1"/>
+                <w:sz w:val="24"/>
+                <w:szCs w:val="24"/>
+              </w:rPr>
+            </w:pPr>
+            <w:r>
+              <w:rPr>
+                <w:color w:val="000000" w:themeColor="text1"/>
+                <w:sz w:val="24"/>
+                <w:szCs w:val="24"/>
+              </w:rPr>
+              <w:t>Субъекты</w:t>
+            </w:r>
+          </w:p>
+        </w:tc>
+        <w:tc>
+          <w:tcPr>
+            <w:tcW w:w="7790" w:type="dxa"/>
+            <w:gridSpan w:val="2"/>
+          </w:tcPr>
+          <w:p>
+            <w:pPr>
+              <w:ind w:right="284"/>
+              <w:jc w:val="both"/>
+              <w:rPr>
+                <w:color w:val="000000" w:themeColor="text1"/>
+                <w:sz w:val="24"/>
+                <w:szCs w:val="24"/>
+              </w:rPr>
+            </w:pPr>
+            <w:r>
+              <w:rPr>
+                <w:color w:val="000000" w:themeColor="text1"/>
+                <w:sz w:val="24"/>
+                <w:szCs w:val="24"/>
+              </w:rPr>
+              <w:t>Администратор</w:t>
+            </w:r>
+          </w:p>
+        </w:tc>
+      </w:tr>
+      <w:tr>
+        <w:trPr>
+          <w:gridBefore w:val="1"/>
+          <w:wBefore w:w="10" w:type="dxa"/>
+          <w:trHeight w:val="454"/>
+        </w:trPr>
+        <w:tc>
+          <w:tcPr>
+            <w:tcW w:w="2699" w:type="dxa"/>
+          </w:tcPr>
+          <w:p>
+            <w:pPr>
+              <w:ind w:left="284"/>
+              <w:jc w:val="both"/>
+              <w:rPr>
+                <w:color w:val="000000" w:themeColor="text1"/>
+                <w:sz w:val="24"/>
+                <w:szCs w:val="24"/>
+              </w:rPr>
+            </w:pPr>
+            <w:r>
+              <w:rPr>
+                <w:color w:val="000000" w:themeColor="text1"/>
+                <w:sz w:val="24"/>
+                <w:szCs w:val="24"/>
+              </w:rPr>
+              <w:t>Предусловия</w:t>
+            </w:r>
+          </w:p>
+        </w:tc>
+        <w:tc>
+          <w:tcPr>
+            <w:tcW w:w="7790" w:type="dxa"/>
+            <w:gridSpan w:val="2"/>
+          </w:tcPr>
+          <w:p>
+            <w:pPr>
+              <w:ind w:right="284"/>
+              <w:jc w:val="both"/>
+              <w:rPr>
+                <w:color w:val="000000" w:themeColor="text1"/>
+                <w:sz w:val="24"/>
+                <w:szCs w:val="24"/>
+              </w:rPr>
+            </w:pPr>
+            <w:r>
+              <w:rPr>
+                <w:color w:val="000000" w:themeColor="text1"/>
+                <w:sz w:val="24"/>
+                <w:szCs w:val="24"/>
+              </w:rPr>
+              <w:t>1. Пользователь авторизован, имеет роль и права доступа.</w:t>
+            </w:r>
+          </w:p>
+          <w:p>
+            <w:pPr>
+              <w:ind w:right="284"/>
+              <w:jc w:val="both"/>
+              <w:rPr>
+                <w:color w:val="000000" w:themeColor="text1"/>
+                <w:sz w:val="24"/>
+                <w:szCs w:val="24"/>
+              </w:rPr>
+            </w:pPr>
+            <w:r>
+              <w:rPr>
+                <w:color w:val="000000" w:themeColor="text1"/>
+                <w:sz w:val="24"/>
+                <w:szCs w:val="24"/>
+              </w:rPr>
+              <w:t xml:space="preserve">2. </w:t>
+            </w:r>
+            <w:r>
+              <w:rPr>
+                <w:color w:val="000000" w:themeColor="text1"/>
+                <w:sz w:val="24"/>
+                <w:szCs w:val="24"/>
+              </w:rPr>
+              <w:t>Подсистема находится в рабочем состоянии, подключена к актуальной базе данных.</w:t>
+            </w:r>
+          </w:p>
+          <w:p>
+            <w:pPr>
+              <w:ind w:right="284"/>
+              <w:jc w:val="both"/>
+              <w:rPr>
+                <w:color w:val="000000" w:themeColor="text1"/>
+                <w:sz w:val="24"/>
+                <w:szCs w:val="24"/>
+              </w:rPr>
+            </w:pPr>
+            <w:r>
+              <w:rPr>
+                <w:sz w:val="24"/>
+                <w:szCs w:val="24"/>
+              </w:rPr>
+              <w:t>3. Для операций редактирования/создания у пользователя есть необходимые исходные документы и данные.</w:t>
+            </w:r>
+          </w:p>
+        </w:tc>
+      </w:tr>
+      <w:tr>
+        <w:trPr>
+          <w:gridBefore w:val="1"/>
+          <w:wBefore w:w="10" w:type="dxa"/>
+          <w:trHeight w:val="8289"/>
+        </w:trPr>
+        <w:tc>
+          <w:tcPr>
+            <w:tcW w:w="2699" w:type="dxa"/>
+          </w:tcPr>
+          <w:p>
+            <w:pPr>
+              <w:ind w:left="284"/>
+              <w:jc w:val="both"/>
+              <w:rPr>
+                <w:color w:val="000000" w:themeColor="text1"/>
+                <w:sz w:val="24"/>
+                <w:szCs w:val="24"/>
+              </w:rPr>
+            </w:pPr>
+            <w:r>
+              <w:rPr>
+                <w:color w:val="000000" w:themeColor="text1"/>
+                <w:sz w:val="24"/>
+                <w:szCs w:val="28"/>
+              </w:rPr>
+              <w:t>Основной поток (ключевые сценарии)</w:t>
+            </w:r>
+          </w:p>
+        </w:tc>
+        <w:tc>
+          <w:tcPr>
+            <w:tcW w:w="7790" w:type="dxa"/>
+            <w:gridSpan w:val="2"/>
+          </w:tcPr>
+          <w:p>
+            <w:pPr>
+              <w:rPr>
+                <w:sz w:val="24"/>
+                <w:szCs w:val="24"/>
+              </w:rPr>
+            </w:pPr>
+            <w:r>
+              <w:rPr>
+                <w:sz w:val="24"/>
+                <w:szCs w:val="24"/>
+              </w:rPr>
+              <w:t>S-1: Управле</w:t>
+            </w:r>
+            <w:r>
+              <w:rPr>
+                <w:sz w:val="24"/>
+                <w:szCs w:val="24"/>
+              </w:rPr>
+              <w:t>ние пользователями и ролями</w:t>
+            </w:r>
+          </w:p>
+          <w:p>
+            <w:pPr>
+              <w:rPr>
+                <w:sz w:val="24"/>
+                <w:szCs w:val="24"/>
+              </w:rPr>
+            </w:pPr>
+            <w:r>
+              <w:rPr>
+                <w:sz w:val="24"/>
+                <w:szCs w:val="24"/>
+              </w:rPr>
+              <w:t>А</w:t>
+            </w:r>
+            <w:r>
+              <w:rPr>
+                <w:sz w:val="24"/>
+                <w:szCs w:val="24"/>
+              </w:rPr>
+              <w:t xml:space="preserve">дминистратор просматривает таблицу пользователей. Может создавать новых пользователей, изменять </w:t>
+            </w:r>
+            <w:r>
+              <w:rPr>
+                <w:sz w:val="24"/>
+                <w:szCs w:val="24"/>
+              </w:rPr>
+              <w:t>их роли и редактировать данные.</w:t>
+            </w:r>
+          </w:p>
+          <w:p>
+            <w:pPr>
+              <w:rPr>
+                <w:sz w:val="24"/>
+                <w:szCs w:val="24"/>
+              </w:rPr>
+            </w:pPr>
+            <w:r>
+              <w:rPr>
+                <w:sz w:val="24"/>
+                <w:szCs w:val="24"/>
+              </w:rPr>
+              <w:t>S-2: Настройка системы</w:t>
+            </w:r>
+          </w:p>
+          <w:p>
+            <w:pPr>
+              <w:rPr>
+                <w:sz w:val="24"/>
+                <w:szCs w:val="24"/>
+              </w:rPr>
+            </w:pPr>
+            <w:r>
+              <w:rPr>
+                <w:sz w:val="24"/>
+                <w:szCs w:val="24"/>
+              </w:rPr>
+              <w:t>А</w:t>
+            </w:r>
+            <w:r>
+              <w:rPr>
+                <w:sz w:val="24"/>
+                <w:szCs w:val="24"/>
+              </w:rPr>
+              <w:t>дминистратор изменяет параметры системы (общие настройки, безопасность, интеграции, уведомления). Система применяет изм</w:t>
+            </w:r>
+            <w:r>
+              <w:rPr>
+                <w:sz w:val="24"/>
+                <w:szCs w:val="24"/>
+              </w:rPr>
+              <w:t>енения и перезапускает сервисы.</w:t>
+            </w:r>
+          </w:p>
+          <w:p>
+            <w:pPr>
+              <w:rPr>
+                <w:sz w:val="24"/>
+                <w:szCs w:val="24"/>
+              </w:rPr>
+            </w:pPr>
+            <w:r>
+              <w:rPr>
+                <w:sz w:val="24"/>
+                <w:szCs w:val="24"/>
+              </w:rPr>
+              <w:t>S-3: Поиск учётных записей</w:t>
+            </w:r>
+          </w:p>
+          <w:p>
+            <w:pPr>
+              <w:rPr>
+                <w:sz w:val="24"/>
+                <w:szCs w:val="24"/>
+              </w:rPr>
+            </w:pPr>
+            <w:r>
+              <w:rPr>
+                <w:sz w:val="24"/>
+                <w:szCs w:val="24"/>
+              </w:rPr>
+              <w:t>А</w:t>
+            </w:r>
+            <w:r>
+              <w:rPr>
+                <w:sz w:val="24"/>
+                <w:szCs w:val="24"/>
+              </w:rPr>
+              <w:t>дминистратор вводит ключевое слово (логин, ФИО, роль). Система отображает найденные записи</w:t>
+            </w:r>
+            <w:r>
+              <w:rPr>
+                <w:sz w:val="24"/>
+                <w:szCs w:val="24"/>
+              </w:rPr>
+              <w:t>.</w:t>
+            </w:r>
+          </w:p>
+          <w:p>
+            <w:pPr>
+              <w:rPr>
+                <w:sz w:val="24"/>
+                <w:szCs w:val="24"/>
+              </w:rPr>
+            </w:pPr>
+            <w:r>
+              <w:rPr>
+                <w:sz w:val="24"/>
+                <w:szCs w:val="24"/>
+              </w:rPr>
+              <w:t>S-4: Фильтрация учётных записей</w:t>
+            </w:r>
+          </w:p>
+          <w:p>
+            <w:pPr>
+              <w:rPr>
+                <w:sz w:val="24"/>
+                <w:szCs w:val="24"/>
+              </w:rPr>
+            </w:pPr>
+            <w:r>
+              <w:rPr>
+                <w:sz w:val="24"/>
+                <w:szCs w:val="24"/>
+              </w:rPr>
+              <w:t>А</w:t>
+            </w:r>
+            <w:r>
+              <w:rPr>
+                <w:sz w:val="24"/>
+                <w:szCs w:val="24"/>
+              </w:rPr>
+              <w:t>дминистратор выбирает фильтры (по роли, статусу, дате регистрации). Система отображает отфильтрованные записи</w:t>
+            </w:r>
+            <w:r>
+              <w:rPr>
+                <w:sz w:val="24"/>
+                <w:szCs w:val="24"/>
+              </w:rPr>
+              <w:t>.</w:t>
+            </w:r>
+          </w:p>
+          <w:p>
+            <w:pPr>
+              <w:rPr>
+                <w:sz w:val="24"/>
+                <w:szCs w:val="24"/>
+              </w:rPr>
+            </w:pPr>
+            <w:r>
+              <w:rPr>
+                <w:sz w:val="24"/>
+                <w:szCs w:val="24"/>
+              </w:rPr>
+              <w:t>S-5: Просмотр данных</w:t>
+            </w:r>
+          </w:p>
+          <w:p>
+            <w:pPr>
+              <w:rPr>
+                <w:sz w:val="24"/>
+                <w:szCs w:val="24"/>
+              </w:rPr>
+            </w:pPr>
+            <w:r>
+              <w:rPr>
+                <w:sz w:val="24"/>
+                <w:szCs w:val="24"/>
+              </w:rPr>
+              <w:t>А</w:t>
+            </w:r>
+            <w:r>
+              <w:rPr>
+                <w:sz w:val="24"/>
+                <w:szCs w:val="24"/>
+              </w:rPr>
+              <w:t>дминистратор открывает карточку пользователя в режиме</w:t>
+            </w:r>
+            <w:r>
+              <w:rPr>
+                <w:sz w:val="24"/>
+                <w:szCs w:val="24"/>
+              </w:rPr>
+              <w:t xml:space="preserve"> только для просмотра.</w:t>
+            </w:r>
+          </w:p>
+          <w:p>
+            <w:pPr>
+              <w:rPr>
+                <w:sz w:val="24"/>
+                <w:szCs w:val="24"/>
+              </w:rPr>
+            </w:pPr>
+            <w:r>
+              <w:rPr>
+                <w:sz w:val="24"/>
+                <w:szCs w:val="24"/>
+              </w:rPr>
+              <w:t>S-6: Контроль входов и действий</w:t>
+            </w:r>
+          </w:p>
+          <w:p>
+            <w:pPr>
+              <w:rPr>
+                <w:sz w:val="24"/>
+                <w:szCs w:val="24"/>
+              </w:rPr>
+            </w:pPr>
+            <w:r>
+              <w:rPr>
+                <w:sz w:val="24"/>
+                <w:szCs w:val="24"/>
+              </w:rPr>
+              <w:t>А</w:t>
+            </w:r>
+            <w:r>
+              <w:rPr>
+                <w:sz w:val="24"/>
+                <w:szCs w:val="24"/>
+              </w:rPr>
+              <w:t>дминистратор просматривает журнал авторизаций и действий пользователей (фильтрация по пользователю</w:t>
+            </w:r>
+            <w:r>
+              <w:rPr>
+                <w:sz w:val="24"/>
+                <w:szCs w:val="24"/>
+              </w:rPr>
+              <w:t xml:space="preserve">, типу действия, периоду). </w:t>
+            </w:r>
+            <w:r>
+              <w:rPr>
+                <w:sz w:val="24"/>
+                <w:szCs w:val="24"/>
+              </w:rPr>
+              <w:t>S-7: Блокировка учётных записей</w:t>
+            </w:r>
+          </w:p>
+          <w:p>
+            <w:pPr>
+              <w:rPr>
+                <w:sz w:val="24"/>
+                <w:szCs w:val="24"/>
+              </w:rPr>
+            </w:pPr>
+            <w:r>
+              <w:rPr>
+                <w:sz w:val="24"/>
+                <w:szCs w:val="24"/>
+              </w:rPr>
+              <w:t>А</w:t>
+            </w:r>
+            <w:r>
+              <w:rPr>
+                <w:sz w:val="24"/>
+                <w:szCs w:val="24"/>
+              </w:rPr>
+              <w:t>дминистратор блокирует учётную запись с указанием причины. Система завершает сеансы и уведомляет пользователя</w:t>
+            </w:r>
+            <w:r>
+              <w:rPr>
+                <w:sz w:val="24"/>
+                <w:szCs w:val="24"/>
+              </w:rPr>
+              <w:t>.</w:t>
+            </w:r>
+          </w:p>
+          <w:p>
+            <w:pPr>
+              <w:rPr>
+                <w:sz w:val="24"/>
+                <w:szCs w:val="24"/>
+              </w:rPr>
+            </w:pPr>
+            <w:r>
+              <w:rPr>
+                <w:sz w:val="24"/>
+                <w:szCs w:val="24"/>
+              </w:rPr>
+              <w:t>S-8: Восстановление учётных записей</w:t>
+            </w:r>
+          </w:p>
+          <w:p>
+            <w:pPr>
+              <w:rPr>
+                <w:sz w:val="24"/>
+                <w:szCs w:val="24"/>
+              </w:rPr>
+            </w:pPr>
+            <w:r>
+              <w:rPr>
+                <w:sz w:val="24"/>
+                <w:szCs w:val="24"/>
+              </w:rPr>
+              <w:t>А</w:t>
+            </w:r>
+            <w:r>
+              <w:rPr>
+                <w:sz w:val="24"/>
+                <w:szCs w:val="24"/>
+              </w:rPr>
+              <w:t>дминистратор разблокирует учётную запись. С</w:t>
+            </w:r>
+            <w:r>
+              <w:rPr>
+                <w:sz w:val="24"/>
+                <w:szCs w:val="24"/>
+              </w:rPr>
+              <w:t>истема уведомляет пользователя.</w:t>
+            </w:r>
+          </w:p>
+          <w:p>
+            <w:pPr>
+              <w:rPr>
+                <w:sz w:val="24"/>
+                <w:szCs w:val="24"/>
+              </w:rPr>
+            </w:pPr>
+            <w:r>
+              <w:rPr>
+                <w:sz w:val="24"/>
+                <w:szCs w:val="24"/>
+              </w:rPr>
+              <w:t>S-9: Просмотр отчётов</w:t>
+            </w:r>
+          </w:p>
+          <w:p>
+            <w:pPr>
+              <w:rPr>
+                <w:sz w:val="24"/>
+                <w:szCs w:val="24"/>
+              </w:rPr>
+            </w:pPr>
+            <w:r>
+              <w:rPr>
+                <w:sz w:val="24"/>
+                <w:szCs w:val="24"/>
+              </w:rPr>
+              <w:t>А</w:t>
+            </w:r>
+            <w:r>
+              <w:rPr>
+                <w:sz w:val="24"/>
+                <w:szCs w:val="24"/>
+              </w:rPr>
+              <w:t>дминистратор выбирает тип отчёта (активность пользователей, ошибки, производительность) и период. Система</w:t>
+            </w:r>
+            <w:r>
+              <w:rPr>
+                <w:sz w:val="24"/>
+                <w:szCs w:val="24"/>
+              </w:rPr>
+              <w:t xml:space="preserve"> формирует и отображает отчёт. </w:t>
+            </w:r>
+          </w:p>
+        </w:tc>
+      </w:tr>
+      <w:tr>
+        <w:tblPrEx>
+          <w:tblBorders>
+            <w:bottom w:val="single" w:sz="4" w:space="0" w:color="auto"/>
+          </w:tblBorders>
+        </w:tblPrEx>
+        <w:trPr>
+          <w:gridAfter w:val="1"/>
+          <w:wAfter w:w="10" w:type="dxa"/>
+          <w:trHeight w:val="454"/>
+        </w:trPr>
+        <w:tc>
+          <w:tcPr>
+            <w:tcW w:w="2709" w:type="dxa"/>
+            <w:gridSpan w:val="2"/>
+            <w:tcBorders>
+              <w:bottom w:val="nil"/>
+            </w:tcBorders>
+          </w:tcPr>
+          <w:p>
+            <w:pPr>
+              <w:ind w:left="284"/>
+              <w:jc w:val="both"/>
+              <w:rPr>
+                <w:color w:val="000000" w:themeColor="text1"/>
+                <w:sz w:val="24"/>
+                <w:szCs w:val="28"/>
+              </w:rPr>
+            </w:pPr>
+            <w:r>
+              <w:rPr>
+                <w:color w:val="000000" w:themeColor="text1"/>
+                <w:sz w:val="24"/>
+                <w:szCs w:val="28"/>
+              </w:rPr>
+              <w:t>Альтернативный поток</w:t>
+            </w:r>
+          </w:p>
+        </w:tc>
+        <w:tc>
+          <w:tcPr>
+            <w:tcW w:w="7780" w:type="dxa"/>
+            <w:tcBorders>
+              <w:bottom w:val="nil"/>
+            </w:tcBorders>
+          </w:tcPr>
+          <w:p>
+            <w:pPr>
+              <w:ind w:right="284"/>
+              <w:jc w:val="both"/>
+              <w:rPr>
+                <w:color w:val="000000" w:themeColor="text1"/>
+                <w:sz w:val="24"/>
+                <w:szCs w:val="28"/>
+              </w:rPr>
+            </w:pPr>
+            <w:r>
+              <w:rPr>
+                <w:bCs/>
+                <w:sz w:val="24"/>
+                <w:szCs w:val="24"/>
+              </w:rPr>
+              <w:t>E-1: Дублирование логина</w:t>
+            </w:r>
+            <w:r>
+              <w:rPr>
+                <w:sz w:val="24"/>
+                <w:szCs w:val="24"/>
+              </w:rPr>
+              <w:t> – при создании нового пользователя с логином, который уже существует в системе, система выводит сообщение «Пользователь с таким логином уже существует» и не сохраняет запись в БД.</w:t>
+            </w:r>
+            <w:r>
+              <w:rPr>
+                <w:sz w:val="24"/>
+                <w:szCs w:val="24"/>
+              </w:rPr>
+              <w:br/>
+            </w:r>
+            <w:r>
+              <w:rPr>
+                <w:bCs/>
+                <w:sz w:val="24"/>
+                <w:szCs w:val="24"/>
+              </w:rPr>
+              <w:t>E-2: Ошибка сохранения настроек</w:t>
+            </w:r>
+            <w:r>
+              <w:rPr>
+                <w:sz w:val="24"/>
+                <w:szCs w:val="24"/>
+              </w:rPr>
+              <w:t> – при попытке сохранить настройки системы возникает сбой (проблемы с базой данных или доступом к файлам). Система выводит сообщение «Ошибка сохранения настроек. Попробуйте позже» и откатывает изменения.</w:t>
+            </w:r>
+            <w:r>
+              <w:rPr>
+                <w:sz w:val="24"/>
+                <w:szCs w:val="24"/>
+              </w:rPr>
+              <w:br/>
+            </w:r>
+            <w:r>
+              <w:rPr>
+                <w:bCs/>
+                <w:sz w:val="24"/>
+                <w:szCs w:val="24"/>
+              </w:rPr>
+              <w:t>E-3: Поиск не дал результатов</w:t>
+            </w:r>
+            <w:r>
+              <w:rPr>
+                <w:sz w:val="24"/>
+                <w:szCs w:val="24"/>
+              </w:rPr>
+              <w:t> – при выполнении поиска не найдено записей, соответствующих критерию. Система выводит сообщение «По заданному запросу ничего не найдено».</w:t>
+            </w:r>
+            <w:r>
+              <w:rPr>
+                <w:sz w:val="24"/>
+                <w:szCs w:val="24"/>
+              </w:rPr>
+              <w:br/>
+            </w:r>
+            <w:r>
+              <w:rPr>
+                <w:bCs/>
+                <w:sz w:val="24"/>
+                <w:szCs w:val="24"/>
+              </w:rPr>
+              <w:t>E-4: Ошибка применения фильтров</w:t>
+            </w:r>
+            <w:r>
+              <w:rPr>
+                <w:sz w:val="24"/>
+                <w:szCs w:val="24"/>
+              </w:rPr>
+              <w:t> – при технической ошибке в процессе фильтрации система выводит сообщение «Ошибка применения фильтров» и отображает все записи без фильтрации.</w:t>
+            </w:r>
+            <w:r>
+              <w:rPr>
+                <w:sz w:val="24"/>
+                <w:szCs w:val="24"/>
+              </w:rPr>
+              <w:br/>
+            </w:r>
+            <w:r>
+              <w:rPr>
+                <w:bCs/>
+                <w:sz w:val="24"/>
+                <w:szCs w:val="24"/>
+              </w:rPr>
+              <w:t>E-5: Объект не найден</w:t>
+            </w:r>
+            <w:r>
+              <w:rPr>
+                <w:sz w:val="24"/>
+                <w:szCs w:val="24"/>
+              </w:rPr>
+              <w:t> – при попытке открыть карточку пользователя или проекта, который был удалён или не существует, система выводит сообщение «Объект не найден».</w:t>
+            </w:r>
+            <w:r>
+              <w:rPr>
+                <w:sz w:val="24"/>
+                <w:szCs w:val="24"/>
+              </w:rPr>
+              <w:br/>
+            </w:r>
+            <w:r>
+              <w:rPr>
+                <w:bCs/>
+                <w:sz w:val="24"/>
+                <w:szCs w:val="24"/>
+              </w:rPr>
+              <w:t>E-6: Журнал действий пуст</w:t>
+            </w:r>
+            <w:r>
+              <w:rPr>
+                <w:sz w:val="24"/>
+                <w:szCs w:val="24"/>
+              </w:rPr>
+              <w:t> – при открытии журнала авторизаций или действий пользователя данные отсутствуют (нет записей за выбранный период). Система выводит сообщение «За выбранный период записи отсутствуют».</w:t>
+            </w:r>
+          </w:p>
+        </w:tc>
+      </w:tr>
+    </w:tbl>
+    <w:p>
+      <w:pPr>
+        <w:ind w:left="284"/>
+        <w:jc w:val="both"/>
+        <w:rPr>
+          <w:color w:val="000000" w:themeColor="text1"/>
+          <w:sz w:val="24"/>
+          <w:szCs w:val="28"/>
+        </w:rPr>
+        <w:sectPr>
+          <w:pgSz w:w="11906" w:h="16838" w:code="9"/>
+          <w:pgMar w:top="851" w:right="567" w:bottom="1701" w:left="1418" w:header="0" w:footer="0" w:gutter="0"/>
+          <w:cols w:space="720"/>
+          <w:docGrid w:linePitch="272"/>
+        </w:sectPr>
+      </w:pPr>
+    </w:p>
+    <w:p>
+      <w:pPr>
+        <w:tabs>
+          <w:tab w:val="left" w:pos="2085"/>
+        </w:tabs>
+        <w:spacing w:line="360" w:lineRule="auto"/>
+        <w:rPr>
+          <w:sz w:val="28"/>
+        </w:rPr>
+      </w:pPr>
+      <w:r>
+        <w:rPr>
+          <w:sz w:val="28"/>
+        </w:rPr>
+        <w:t>Продолжение таблицы 2</w:t>
+      </w:r>
+    </w:p>
+    <w:tbl>
+      <w:tblPr>
+        <w:tblStyle w:val="a8"/>
+        <w:tblW w:w="10489" w:type="dxa"/>
+        <w:tblInd w:w="-299" w:type="dxa"/>
+        <w:tblBorders>
+          <w:left w:val="none" w:sz="0" w:space="0" w:color="auto"/>
+          <w:right w:val="none" w:sz="0" w:space="0" w:color="auto"/>
+        </w:tblBorders>
+        <w:tblLook w:val="04A0" w:firstRow="1" w:lastRow="0" w:firstColumn="1" w:lastColumn="0" w:noHBand="0" w:noVBand="1"/>
+      </w:tblPr>
+      <w:tblGrid>
+        <w:gridCol w:w="2709"/>
+        <w:gridCol w:w="7780"/>
       </w:tblGrid>
       <w:tr>
         <w:trPr>
@@ -3045,1376 +4792,141 @@
         </w:trPr>
         <w:tc>
           <w:tcPr>
-            <w:tcW w:w="2552" w:type="dxa"/>
-            <w:vAlign w:val="center"/>
+            <w:tcW w:w="2709" w:type="dxa"/>
+            <w:tcBorders>
+              <w:bottom w:val="single" w:sz="4" w:space="0" w:color="auto"/>
+            </w:tcBorders>
           </w:tcPr>
           <w:p>
             <w:pPr>
-              <w:jc w:val="center"/>
-              <w:rPr>
-                <w:color w:val="000000" w:themeColor="text1"/>
-                <w:sz w:val="24"/>
-                <w:szCs w:val="24"/>
-              </w:rPr>
-            </w:pPr>
-            <w:r>
-              <w:rPr>
-                <w:color w:val="000000" w:themeColor="text1"/>
-                <w:sz w:val="24"/>
-                <w:szCs w:val="24"/>
-              </w:rPr>
-              <w:t>Раздел</w:t>
+              <w:ind w:left="284"/>
+              <w:jc w:val="both"/>
+              <w:rPr>
+                <w:color w:val="000000" w:themeColor="text1"/>
+                <w:sz w:val="24"/>
+                <w:szCs w:val="28"/>
+              </w:rPr>
+            </w:pPr>
+            <w:r>
+              <w:rPr>
+                <w:color w:val="000000" w:themeColor="text1"/>
+                <w:sz w:val="24"/>
+                <w:szCs w:val="28"/>
+              </w:rPr>
+              <w:t>Альтернативный поток</w:t>
             </w:r>
           </w:p>
         </w:tc>
         <w:tc>
           <w:tcPr>
-            <w:tcW w:w="7932" w:type="dxa"/>
-            <w:vAlign w:val="center"/>
-          </w:tcPr>
-          <w:p>
-            <w:pPr>
-              <w:jc w:val="center"/>
-              <w:rPr>
-                <w:color w:val="000000" w:themeColor="text1"/>
-                <w:sz w:val="24"/>
-                <w:szCs w:val="24"/>
-              </w:rPr>
-            </w:pPr>
-            <w:r>
-              <w:rPr>
-                <w:color w:val="000000" w:themeColor="text1"/>
-                <w:sz w:val="24"/>
-                <w:szCs w:val="24"/>
-              </w:rPr>
-              <w:t>Описание</w:t>
-            </w:r>
-          </w:p>
-        </w:tc>
-      </w:tr>
-      <w:tr>
-        <w:trPr>
-          <w:trHeight w:val="241"/>
-        </w:trPr>
-        <w:tc>
-          <w:tcPr>
-            <w:tcW w:w="2552" w:type="dxa"/>
-            <w:vAlign w:val="center"/>
-          </w:tcPr>
-          <w:p>
-            <w:pPr>
-              <w:jc w:val="center"/>
-              <w:rPr>
-                <w:color w:val="000000" w:themeColor="text1"/>
-                <w:szCs w:val="24"/>
-              </w:rPr>
-            </w:pPr>
-            <w:r>
-              <w:rPr>
-                <w:color w:val="000000" w:themeColor="text1"/>
-                <w:szCs w:val="24"/>
-              </w:rPr>
-              <w:t>1</w:t>
-            </w:r>
-          </w:p>
-        </w:tc>
-        <w:tc>
-          <w:tcPr>
-            <w:tcW w:w="7932" w:type="dxa"/>
-            <w:vAlign w:val="center"/>
-          </w:tcPr>
-          <w:p>
-            <w:pPr>
-              <w:jc w:val="center"/>
-              <w:rPr>
-                <w:color w:val="000000" w:themeColor="text1"/>
-                <w:szCs w:val="24"/>
-              </w:rPr>
-            </w:pPr>
-            <w:r>
-              <w:rPr>
-                <w:color w:val="000000" w:themeColor="text1"/>
-                <w:szCs w:val="24"/>
-              </w:rPr>
-              <w:t>2</w:t>
-            </w:r>
-          </w:p>
-        </w:tc>
-      </w:tr>
-      <w:tr>
-        <w:trPr>
-          <w:trHeight w:val="454"/>
-        </w:trPr>
-        <w:tc>
-          <w:tcPr>
-            <w:tcW w:w="2552" w:type="dxa"/>
-          </w:tcPr>
-          <w:p>
-            <w:pPr>
-              <w:rPr>
-                <w:color w:val="000000" w:themeColor="text1"/>
-                <w:sz w:val="24"/>
-                <w:szCs w:val="24"/>
-              </w:rPr>
-            </w:pPr>
-            <w:r>
-              <w:rPr>
-                <w:color w:val="000000" w:themeColor="text1"/>
-                <w:sz w:val="24"/>
-                <w:szCs w:val="24"/>
-              </w:rPr>
-              <w:t>Краткое описание</w:t>
-            </w:r>
-          </w:p>
-        </w:tc>
-        <w:tc>
-          <w:tcPr>
-            <w:tcW w:w="7932" w:type="dxa"/>
-          </w:tcPr>
-          <w:p>
-            <w:pPr>
-              <w:rPr>
-                <w:color w:val="000000" w:themeColor="text1"/>
-                <w:sz w:val="24"/>
-                <w:szCs w:val="24"/>
-              </w:rPr>
-            </w:pPr>
-            <w:r>
-              <w:rPr>
-                <w:color w:val="000000" w:themeColor="text1"/>
-                <w:sz w:val="24"/>
-                <w:szCs w:val="24"/>
-              </w:rPr>
-              <w:t>Управление информационной системой</w:t>
-            </w:r>
-          </w:p>
-        </w:tc>
-      </w:tr>
-      <w:tr>
-        <w:trPr>
-          <w:trHeight w:val="454"/>
-        </w:trPr>
-        <w:tc>
-          <w:tcPr>
-            <w:tcW w:w="2552" w:type="dxa"/>
-          </w:tcPr>
-          <w:p>
-            <w:pPr>
-              <w:rPr>
-                <w:color w:val="000000" w:themeColor="text1"/>
-                <w:sz w:val="24"/>
-                <w:szCs w:val="24"/>
-              </w:rPr>
-            </w:pPr>
-            <w:r>
-              <w:rPr>
-                <w:color w:val="000000" w:themeColor="text1"/>
-                <w:sz w:val="24"/>
-                <w:szCs w:val="24"/>
-              </w:rPr>
-              <w:t>Субъекты</w:t>
-            </w:r>
-          </w:p>
-        </w:tc>
-        <w:tc>
-          <w:tcPr>
-            <w:tcW w:w="7932" w:type="dxa"/>
-          </w:tcPr>
-          <w:p>
-            <w:pPr>
-              <w:rPr>
-                <w:color w:val="000000" w:themeColor="text1"/>
-                <w:sz w:val="24"/>
-                <w:szCs w:val="24"/>
-              </w:rPr>
-            </w:pPr>
-            <w:r>
-              <w:rPr>
-                <w:color w:val="000000" w:themeColor="text1"/>
-                <w:sz w:val="24"/>
-                <w:szCs w:val="24"/>
-              </w:rPr>
-              <w:t>Администратор</w:t>
-            </w:r>
-          </w:p>
-        </w:tc>
-      </w:tr>
-      <w:tr>
-        <w:trPr>
-          <w:trHeight w:val="1180"/>
-        </w:trPr>
-        <w:tc>
-          <w:tcPr>
-            <w:tcW w:w="2552" w:type="dxa"/>
-          </w:tcPr>
-          <w:p>
-            <w:pPr>
-              <w:rPr>
-                <w:color w:val="000000" w:themeColor="text1"/>
-                <w:sz w:val="24"/>
-                <w:szCs w:val="24"/>
-              </w:rPr>
-            </w:pPr>
-            <w:r>
-              <w:rPr>
-                <w:color w:val="000000" w:themeColor="text1"/>
-                <w:sz w:val="24"/>
-                <w:szCs w:val="24"/>
-              </w:rPr>
-              <w:t>Предусловия</w:t>
-            </w:r>
-          </w:p>
-        </w:tc>
-        <w:tc>
-          <w:tcPr>
-            <w:tcW w:w="7932" w:type="dxa"/>
-          </w:tcPr>
-          <w:p>
-            <w:pPr>
-              <w:rPr>
-                <w:color w:val="000000" w:themeColor="text1"/>
-                <w:sz w:val="24"/>
-                <w:szCs w:val="24"/>
-              </w:rPr>
-            </w:pPr>
-            <w:r>
-              <w:rPr>
-                <w:color w:val="000000" w:themeColor="text1"/>
-                <w:sz w:val="24"/>
-                <w:szCs w:val="24"/>
-              </w:rPr>
-              <w:t>1. Пользователь авторизован, имеет роль и права доступа.</w:t>
-            </w:r>
-          </w:p>
-          <w:p>
-            <w:pPr>
-              <w:rPr>
-                <w:color w:val="000000" w:themeColor="text1"/>
-                <w:sz w:val="24"/>
-                <w:szCs w:val="24"/>
-              </w:rPr>
-            </w:pPr>
-            <w:r>
-              <w:rPr>
-                <w:color w:val="000000" w:themeColor="text1"/>
-                <w:sz w:val="24"/>
-                <w:szCs w:val="24"/>
-              </w:rPr>
-              <w:t>2. Подсистема находится в рабочем состоянии, подключена к актуальной базе данных.</w:t>
-            </w:r>
-          </w:p>
-        </w:tc>
-      </w:tr>
-    </w:tbl>
-    <w:p>
-      <w:pPr>
-        <w:rPr>
-          <w:color w:val="000000" w:themeColor="text1"/>
-          <w:sz w:val="24"/>
-          <w:szCs w:val="28"/>
-        </w:rPr>
-        <w:sectPr>
-          <w:pgSz w:w="11906" w:h="16838" w:code="9"/>
-          <w:pgMar w:top="851" w:right="567" w:bottom="1701" w:left="1418" w:header="0" w:footer="0" w:gutter="0"/>
-          <w:cols w:space="720"/>
-          <w:docGrid w:linePitch="272"/>
-        </w:sectPr>
-      </w:pPr>
-    </w:p>
-    <w:p>
-      <w:pPr>
-        <w:spacing w:line="360" w:lineRule="auto"/>
-        <w:rPr>
-          <w:sz w:val="28"/>
-        </w:rPr>
-      </w:pPr>
-      <w:r>
-        <w:rPr>
-          <w:sz w:val="28"/>
-        </w:rPr>
-        <w:t>П</w:t>
-      </w:r>
-      <w:r>
-        <w:rPr>
-          <w:sz w:val="28"/>
-          <w:highlight w:val="yellow"/>
-        </w:rPr>
-        <w:t>родолжение таблицы 3</w:t>
-      </w:r>
-    </w:p>
-    <w:tbl>
-      <w:tblPr>
-        <w:tblStyle w:val="a8"/>
-        <w:tblW w:w="10484" w:type="dxa"/>
-        <w:tblInd w:w="-289" w:type="dxa"/>
-        <w:tblBorders>
-          <w:left w:val="none" w:sz="0" w:space="0" w:color="auto"/>
-          <w:bottom w:val="none" w:sz="0" w:space="0" w:color="auto"/>
-          <w:right w:val="none" w:sz="0" w:space="0" w:color="auto"/>
-        </w:tblBorders>
-        <w:tblLook w:val="04A0" w:firstRow="1" w:lastRow="0" w:firstColumn="1" w:lastColumn="0" w:noHBand="0" w:noVBand="1"/>
-      </w:tblPr>
-      <w:tblGrid>
-        <w:gridCol w:w="2983"/>
-        <w:gridCol w:w="7501"/>
-      </w:tblGrid>
-      <w:tr>
-        <w:trPr>
-          <w:trHeight w:val="212"/>
-        </w:trPr>
-        <w:tc>
-          <w:tcPr>
-            <w:tcW w:w="2983" w:type="dxa"/>
-          </w:tcPr>
-          <w:p>
-            <w:pPr>
-              <w:jc w:val="center"/>
-              <w:rPr>
-                <w:color w:val="000000" w:themeColor="text1"/>
-                <w:szCs w:val="28"/>
-              </w:rPr>
-            </w:pPr>
-            <w:r>
-              <w:rPr>
-                <w:color w:val="000000" w:themeColor="text1"/>
-                <w:szCs w:val="28"/>
-              </w:rPr>
-              <w:t>1</w:t>
-            </w:r>
-          </w:p>
-        </w:tc>
-        <w:tc>
-          <w:tcPr>
-            <w:tcW w:w="7501" w:type="dxa"/>
-          </w:tcPr>
-          <w:p>
-            <w:pPr>
-              <w:jc w:val="center"/>
-              <w:rPr>
-                <w:color w:val="000000" w:themeColor="text1"/>
-                <w:szCs w:val="28"/>
-              </w:rPr>
-            </w:pPr>
-            <w:r>
-              <w:rPr>
-                <w:color w:val="000000" w:themeColor="text1"/>
-                <w:szCs w:val="28"/>
-              </w:rPr>
-              <w:t>2</w:t>
-            </w:r>
-          </w:p>
-        </w:tc>
-      </w:tr>
-      <w:tr>
-        <w:trPr>
-          <w:trHeight w:val="6633"/>
-        </w:trPr>
-        <w:tc>
-          <w:tcPr>
-            <w:tcW w:w="2983" w:type="dxa"/>
-          </w:tcPr>
-          <w:p>
-            <w:pPr>
-              <w:rPr>
-                <w:color w:val="000000" w:themeColor="text1"/>
-                <w:sz w:val="24"/>
-                <w:szCs w:val="28"/>
-              </w:rPr>
-            </w:pPr>
-            <w:r>
-              <w:rPr>
-                <w:color w:val="000000" w:themeColor="text1"/>
-                <w:sz w:val="24"/>
-                <w:szCs w:val="28"/>
-              </w:rPr>
-              <w:t>Основной поток (ключевые сценарии)</w:t>
-            </w:r>
-          </w:p>
-        </w:tc>
-        <w:tc>
-          <w:tcPr>
-            <w:tcW w:w="7501" w:type="dxa"/>
-          </w:tcPr>
-          <w:p>
-            <w:pPr>
-              <w:rPr>
-                <w:color w:val="000000" w:themeColor="text1"/>
-                <w:sz w:val="24"/>
-                <w:szCs w:val="28"/>
-              </w:rPr>
-            </w:pPr>
-            <w:r>
-              <w:rPr>
-                <w:color w:val="000000" w:themeColor="text1"/>
-                <w:sz w:val="24"/>
-                <w:szCs w:val="28"/>
-                <w:lang w:val="en-US"/>
-              </w:rPr>
-              <w:t>S</w:t>
-            </w:r>
-            <w:r>
-              <w:rPr>
-                <w:color w:val="000000" w:themeColor="text1"/>
-                <w:sz w:val="24"/>
-                <w:szCs w:val="28"/>
-              </w:rPr>
-              <w:t>-1:</w:t>
-            </w:r>
-            <w:r>
-              <w:rPr>
-                <w:color w:val="000000" w:themeColor="text1"/>
-                <w:sz w:val="24"/>
-                <w:szCs w:val="28"/>
-              </w:rPr>
-              <w:t xml:space="preserve"> Управление пользователя и ролями</w:t>
-            </w:r>
-          </w:p>
-          <w:p>
-            <w:pPr>
-              <w:rPr>
-                <w:color w:val="000000" w:themeColor="text1"/>
-                <w:sz w:val="24"/>
-                <w:szCs w:val="28"/>
-              </w:rPr>
-            </w:pPr>
-            <w:r>
-              <w:rPr>
-                <w:color w:val="000000" w:themeColor="text1"/>
-                <w:sz w:val="24"/>
-                <w:szCs w:val="28"/>
-              </w:rPr>
-              <w:t>В системе показаны все пользователи, их роли и права доступа. Администратор может создавать новые учетные записи в системе, изменять права и роли пользователей.</w:t>
-            </w:r>
-          </w:p>
-          <w:p>
-            <w:pPr>
-              <w:rPr>
-                <w:color w:val="000000" w:themeColor="text1"/>
-                <w:sz w:val="24"/>
-                <w:szCs w:val="28"/>
-              </w:rPr>
-            </w:pPr>
-            <w:r>
-              <w:rPr>
-                <w:color w:val="000000" w:themeColor="text1"/>
-                <w:sz w:val="24"/>
-                <w:szCs w:val="28"/>
-                <w:lang w:val="en-US"/>
-              </w:rPr>
-              <w:t>S</w:t>
-            </w:r>
-            <w:r>
-              <w:rPr>
-                <w:color w:val="000000" w:themeColor="text1"/>
-                <w:sz w:val="24"/>
-                <w:szCs w:val="28"/>
-              </w:rPr>
-              <w:t>-2: Настройка системы</w:t>
-            </w:r>
-          </w:p>
-          <w:p>
-            <w:pPr>
-              <w:rPr>
-                <w:color w:val="000000" w:themeColor="text1"/>
-                <w:sz w:val="24"/>
-                <w:szCs w:val="28"/>
-              </w:rPr>
-            </w:pPr>
-            <w:r>
-              <w:rPr>
-                <w:color w:val="000000" w:themeColor="text1"/>
-                <w:sz w:val="24"/>
-                <w:szCs w:val="28"/>
-              </w:rPr>
-              <w:t>Администратор может изменять различные настройки системы. Система перезапускает обновленные сервисы.</w:t>
-            </w:r>
-          </w:p>
-          <w:p>
-            <w:pPr>
-              <w:rPr>
-                <w:color w:val="000000" w:themeColor="text1"/>
-                <w:sz w:val="24"/>
-                <w:szCs w:val="28"/>
-              </w:rPr>
-            </w:pPr>
-            <w:r>
-              <w:rPr>
-                <w:color w:val="000000" w:themeColor="text1"/>
-                <w:sz w:val="24"/>
-                <w:szCs w:val="28"/>
-              </w:rPr>
-              <w:t>S-3: Поиск учетных записей</w:t>
-            </w:r>
-          </w:p>
-          <w:p>
-            <w:pPr>
-              <w:rPr>
-                <w:color w:val="000000" w:themeColor="text1"/>
-                <w:sz w:val="24"/>
-                <w:szCs w:val="28"/>
-              </w:rPr>
-            </w:pPr>
-            <w:r>
-              <w:rPr>
-                <w:color w:val="000000" w:themeColor="text1"/>
-                <w:sz w:val="24"/>
-                <w:szCs w:val="28"/>
-              </w:rPr>
-              <w:t>Администратор делает запросы на базы данных, и система выдает данные.</w:t>
-            </w:r>
-          </w:p>
-          <w:p>
-            <w:pPr>
-              <w:rPr>
-                <w:color w:val="000000" w:themeColor="text1"/>
-                <w:sz w:val="24"/>
-                <w:szCs w:val="28"/>
-              </w:rPr>
-            </w:pPr>
-            <w:r>
-              <w:rPr>
-                <w:color w:val="000000" w:themeColor="text1"/>
-                <w:sz w:val="24"/>
-                <w:szCs w:val="28"/>
-                <w:lang w:val="en-US"/>
-              </w:rPr>
-              <w:t>S</w:t>
-            </w:r>
-            <w:r>
-              <w:rPr>
-                <w:color w:val="000000" w:themeColor="text1"/>
-                <w:sz w:val="24"/>
-                <w:szCs w:val="28"/>
-              </w:rPr>
-              <w:t>-4: Фильтрация учетных записей</w:t>
-            </w:r>
-          </w:p>
-          <w:p>
-            <w:pPr>
-              <w:rPr>
-                <w:color w:val="000000" w:themeColor="text1"/>
-                <w:sz w:val="24"/>
-                <w:szCs w:val="28"/>
-              </w:rPr>
-            </w:pPr>
-            <w:r>
-              <w:rPr>
-                <w:color w:val="000000" w:themeColor="text1"/>
-                <w:sz w:val="24"/>
-                <w:szCs w:val="28"/>
-              </w:rPr>
-              <w:t>Администратор делает запросы на базы данных и осуществляет фильтрацию через систему, и она выдает отфильтрованные данные.</w:t>
-            </w:r>
-          </w:p>
-          <w:p>
-            <w:pPr>
-              <w:rPr>
-                <w:color w:val="000000" w:themeColor="text1"/>
-                <w:sz w:val="24"/>
-                <w:szCs w:val="28"/>
-              </w:rPr>
-            </w:pPr>
-            <w:r>
-              <w:rPr>
-                <w:color w:val="000000" w:themeColor="text1"/>
-                <w:sz w:val="24"/>
-                <w:szCs w:val="28"/>
-                <w:lang w:val="en-US"/>
-              </w:rPr>
-              <w:t>S</w:t>
-            </w:r>
-            <w:r>
-              <w:rPr>
-                <w:color w:val="000000" w:themeColor="text1"/>
-                <w:sz w:val="24"/>
-                <w:szCs w:val="28"/>
-              </w:rPr>
-              <w:t>-5: Просмотр данных</w:t>
-            </w:r>
-          </w:p>
-          <w:p>
-            <w:pPr>
-              <w:rPr>
-                <w:color w:val="000000" w:themeColor="text1"/>
-                <w:sz w:val="24"/>
-                <w:szCs w:val="28"/>
-              </w:rPr>
-            </w:pPr>
-            <w:r>
-              <w:rPr>
-                <w:color w:val="000000" w:themeColor="text1"/>
-                <w:sz w:val="24"/>
-                <w:szCs w:val="28"/>
-              </w:rPr>
-              <w:t xml:space="preserve">Администратор открывает любого пользователя или проект в системе без возможности редактирования данных. </w:t>
-            </w:r>
-          </w:p>
-          <w:p>
-            <w:pPr>
-              <w:rPr>
-                <w:color w:val="000000" w:themeColor="text1"/>
-                <w:sz w:val="24"/>
-                <w:szCs w:val="24"/>
-              </w:rPr>
-            </w:pPr>
-            <w:r>
-              <w:rPr>
-                <w:color w:val="000000" w:themeColor="text1"/>
-                <w:sz w:val="24"/>
-                <w:szCs w:val="28"/>
-                <w:lang w:val="en-US"/>
-              </w:rPr>
-              <w:t>S</w:t>
-            </w:r>
-            <w:r>
-              <w:rPr>
-                <w:color w:val="000000" w:themeColor="text1"/>
-                <w:sz w:val="24"/>
-                <w:szCs w:val="28"/>
-              </w:rPr>
-              <w:t>-6</w:t>
-            </w:r>
-            <w:r>
-              <w:rPr>
-                <w:color w:val="000000" w:themeColor="text1"/>
-                <w:sz w:val="24"/>
-                <w:szCs w:val="28"/>
-              </w:rPr>
-              <w:t xml:space="preserve">: </w:t>
-            </w:r>
-            <w:r>
-              <w:rPr>
-                <w:color w:val="000000" w:themeColor="text1"/>
-                <w:sz w:val="24"/>
-                <w:szCs w:val="24"/>
-              </w:rPr>
-              <w:t>Контроль входов и действий пользователя</w:t>
-            </w:r>
-          </w:p>
-          <w:p>
-            <w:pPr>
-              <w:rPr>
-                <w:color w:val="000000" w:themeColor="text1"/>
-                <w:sz w:val="24"/>
-                <w:szCs w:val="28"/>
-              </w:rPr>
-            </w:pPr>
-            <w:r>
-              <w:rPr>
-                <w:color w:val="000000" w:themeColor="text1"/>
-                <w:sz w:val="24"/>
-                <w:szCs w:val="28"/>
-              </w:rPr>
-              <w:t>Администратор просматривает журнал авторизаций пользователей и историю их действий.</w:t>
-            </w:r>
-          </w:p>
-          <w:p>
-            <w:pPr>
-              <w:rPr>
-                <w:color w:val="000000" w:themeColor="text1"/>
-                <w:sz w:val="24"/>
-                <w:szCs w:val="24"/>
-              </w:rPr>
-            </w:pPr>
-            <w:r>
-              <w:rPr>
-                <w:color w:val="000000" w:themeColor="text1"/>
-                <w:sz w:val="24"/>
-                <w:szCs w:val="28"/>
-                <w:lang w:val="en-US"/>
-              </w:rPr>
-              <w:t>S</w:t>
-            </w:r>
-            <w:r>
-              <w:rPr>
-                <w:color w:val="000000" w:themeColor="text1"/>
-                <w:sz w:val="24"/>
-                <w:szCs w:val="28"/>
-              </w:rPr>
-              <w:t>-7</w:t>
-            </w:r>
-            <w:r>
-              <w:rPr>
-                <w:color w:val="000000" w:themeColor="text1"/>
-                <w:sz w:val="24"/>
-                <w:szCs w:val="28"/>
-              </w:rPr>
-              <w:t>:</w:t>
-            </w:r>
-            <w:r>
-              <w:rPr>
-                <w:color w:val="000000" w:themeColor="text1"/>
-                <w:sz w:val="24"/>
-                <w:szCs w:val="24"/>
-              </w:rPr>
-              <w:t xml:space="preserve"> </w:t>
-            </w:r>
-            <w:r>
-              <w:rPr>
-                <w:color w:val="000000" w:themeColor="text1"/>
-                <w:sz w:val="24"/>
-                <w:szCs w:val="24"/>
-              </w:rPr>
-              <w:t>Блокировка</w:t>
-            </w:r>
-            <w:r>
-              <w:rPr>
-                <w:color w:val="000000" w:themeColor="text1"/>
-                <w:sz w:val="24"/>
-                <w:szCs w:val="24"/>
-              </w:rPr>
-              <w:t xml:space="preserve"> учетных записей</w:t>
-            </w:r>
-          </w:p>
-          <w:p>
-            <w:pPr>
-              <w:rPr>
-                <w:color w:val="000000" w:themeColor="text1"/>
-                <w:sz w:val="24"/>
-                <w:szCs w:val="28"/>
-              </w:rPr>
-            </w:pPr>
-            <w:r>
-              <w:rPr>
-                <w:color w:val="000000" w:themeColor="text1"/>
-                <w:sz w:val="24"/>
-                <w:szCs w:val="28"/>
-              </w:rPr>
-              <w:t>Администратор может блокировать учетные записи, например, при увольнении сотрудника или взломе аккаунта. Система немедленно прекращает сеансы пользователя, запрещает авторизацию для него и отправляет уведомление на контактные данные о блокировке учетной записи.</w:t>
-            </w:r>
-          </w:p>
-          <w:p>
-            <w:pPr>
-              <w:rPr>
-                <w:color w:val="000000" w:themeColor="text1"/>
-                <w:sz w:val="24"/>
-                <w:szCs w:val="24"/>
-              </w:rPr>
-            </w:pPr>
-            <w:r>
-              <w:rPr>
-                <w:color w:val="000000" w:themeColor="text1"/>
-                <w:sz w:val="24"/>
-                <w:szCs w:val="28"/>
-                <w:lang w:val="en-US"/>
-              </w:rPr>
-              <w:t>S</w:t>
-            </w:r>
-            <w:r>
-              <w:rPr>
-                <w:color w:val="000000" w:themeColor="text1"/>
-                <w:sz w:val="24"/>
-                <w:szCs w:val="28"/>
-              </w:rPr>
-              <w:t>-8</w:t>
-            </w:r>
-            <w:r>
-              <w:rPr>
-                <w:color w:val="000000" w:themeColor="text1"/>
-                <w:sz w:val="24"/>
-                <w:szCs w:val="28"/>
-              </w:rPr>
-              <w:t>:</w:t>
-            </w:r>
-            <w:r>
-              <w:rPr>
-                <w:color w:val="000000" w:themeColor="text1"/>
-                <w:sz w:val="24"/>
-                <w:szCs w:val="24"/>
-              </w:rPr>
-              <w:t xml:space="preserve"> </w:t>
-            </w:r>
-            <w:r>
-              <w:rPr>
-                <w:color w:val="000000" w:themeColor="text1"/>
-                <w:sz w:val="24"/>
-                <w:szCs w:val="24"/>
-              </w:rPr>
-              <w:t>В</w:t>
-            </w:r>
-            <w:r>
-              <w:rPr>
-                <w:color w:val="000000" w:themeColor="text1"/>
-                <w:sz w:val="24"/>
-                <w:szCs w:val="24"/>
-              </w:rPr>
-              <w:t>осстановление учетных записей</w:t>
-            </w:r>
-          </w:p>
-          <w:p>
-            <w:pPr>
-              <w:rPr>
-                <w:color w:val="000000" w:themeColor="text1"/>
-                <w:sz w:val="24"/>
-                <w:szCs w:val="28"/>
-              </w:rPr>
-            </w:pPr>
-            <w:r>
-              <w:rPr>
-                <w:color w:val="000000" w:themeColor="text1"/>
-                <w:sz w:val="24"/>
-                <w:szCs w:val="28"/>
-              </w:rPr>
-              <w:t>Администратор при необходимости может восстанавливать учетные записи. Система отправляет уведомление на контактные данные о восстановлении учетной записи.</w:t>
-            </w:r>
-          </w:p>
-          <w:p>
-            <w:pPr>
-              <w:rPr>
-                <w:color w:val="000000" w:themeColor="text1"/>
-                <w:sz w:val="24"/>
-                <w:szCs w:val="24"/>
-              </w:rPr>
-            </w:pPr>
-            <w:r>
-              <w:rPr>
-                <w:color w:val="000000" w:themeColor="text1"/>
-                <w:sz w:val="24"/>
-                <w:szCs w:val="28"/>
-                <w:lang w:val="en-US"/>
-              </w:rPr>
-              <w:t>S</w:t>
-            </w:r>
-            <w:r>
-              <w:rPr>
-                <w:color w:val="000000" w:themeColor="text1"/>
-                <w:sz w:val="24"/>
-                <w:szCs w:val="28"/>
-              </w:rPr>
-              <w:t>-9</w:t>
-            </w:r>
-            <w:r>
-              <w:rPr>
-                <w:color w:val="000000" w:themeColor="text1"/>
-                <w:sz w:val="24"/>
-                <w:szCs w:val="28"/>
-              </w:rPr>
-              <w:t xml:space="preserve">: </w:t>
-            </w:r>
-            <w:r>
-              <w:rPr>
-                <w:color w:val="000000" w:themeColor="text1"/>
-                <w:sz w:val="24"/>
-                <w:szCs w:val="24"/>
-              </w:rPr>
-              <w:t>Просмотр отчетов о работе программы</w:t>
-            </w:r>
-          </w:p>
-          <w:p>
-            <w:pPr>
-              <w:rPr>
-                <w:color w:val="000000" w:themeColor="text1"/>
-                <w:sz w:val="24"/>
-                <w:szCs w:val="28"/>
-              </w:rPr>
-            </w:pPr>
-            <w:r>
-              <w:rPr>
-                <w:color w:val="000000" w:themeColor="text1"/>
-                <w:sz w:val="24"/>
-                <w:szCs w:val="28"/>
-              </w:rPr>
-              <w:t>Администратор делает запрос на подсистему, отвечающую за отчеты по работе системы, после чего система выдает отчет.</w:t>
-            </w:r>
-          </w:p>
-        </w:tc>
-      </w:tr>
-    </w:tbl>
-    <w:p>
-      <w:pPr>
-        <w:rPr>
-          <w:color w:val="000000" w:themeColor="text1"/>
-          <w:sz w:val="24"/>
-          <w:szCs w:val="28"/>
-        </w:rPr>
-        <w:sectPr>
-          <w:headerReference w:type="default" r:id="rId15"/>
-          <w:footerReference w:type="default" r:id="rId16"/>
-          <w:pgSz w:w="11906" w:h="16838" w:code="9"/>
-          <w:pgMar w:top="851" w:right="567" w:bottom="1701" w:left="1418" w:header="0" w:footer="0" w:gutter="0"/>
-          <w:cols w:space="720"/>
-          <w:docGrid w:linePitch="272"/>
-        </w:sectPr>
-      </w:pPr>
-    </w:p>
-    <w:p>
-      <w:pPr>
-        <w:spacing w:line="360" w:lineRule="auto"/>
-        <w:rPr>
-          <w:sz w:val="28"/>
-        </w:rPr>
-      </w:pPr>
-      <w:r>
-        <w:rPr>
-          <w:sz w:val="28"/>
-        </w:rPr>
-        <w:t>Продолжение таблицы 3</w:t>
-      </w:r>
-    </w:p>
-    <w:tbl>
-      <w:tblPr>
-        <w:tblStyle w:val="a8"/>
-        <w:tblW w:w="10484" w:type="dxa"/>
-        <w:tblInd w:w="-294" w:type="dxa"/>
-        <w:tblBorders>
-          <w:left w:val="none" w:sz="0" w:space="0" w:color="auto"/>
-          <w:right w:val="none" w:sz="0" w:space="0" w:color="auto"/>
-        </w:tblBorders>
-        <w:tblLook w:val="04A0" w:firstRow="1" w:lastRow="0" w:firstColumn="1" w:lastColumn="0" w:noHBand="0" w:noVBand="1"/>
-      </w:tblPr>
-      <w:tblGrid>
-        <w:gridCol w:w="3413"/>
-        <w:gridCol w:w="7071"/>
-      </w:tblGrid>
-      <w:tr>
-        <w:trPr>
-          <w:trHeight w:val="212"/>
-        </w:trPr>
-        <w:tc>
-          <w:tcPr>
-            <w:tcW w:w="3413" w:type="dxa"/>
-          </w:tcPr>
-          <w:p>
-            <w:pPr>
-              <w:jc w:val="center"/>
-              <w:rPr>
-                <w:color w:val="000000" w:themeColor="text1"/>
-                <w:szCs w:val="28"/>
-              </w:rPr>
-            </w:pPr>
-            <w:r>
-              <w:rPr>
-                <w:color w:val="000000" w:themeColor="text1"/>
-                <w:szCs w:val="28"/>
-              </w:rPr>
-              <w:t>1</w:t>
-            </w:r>
-          </w:p>
-        </w:tc>
-        <w:tc>
-          <w:tcPr>
-            <w:tcW w:w="7071" w:type="dxa"/>
-          </w:tcPr>
-          <w:p>
-            <w:pPr>
-              <w:jc w:val="center"/>
-              <w:rPr>
-                <w:color w:val="000000" w:themeColor="text1"/>
-                <w:szCs w:val="28"/>
-              </w:rPr>
-            </w:pPr>
-            <w:r>
-              <w:rPr>
-                <w:color w:val="000000" w:themeColor="text1"/>
-                <w:szCs w:val="28"/>
-              </w:rPr>
-              <w:t>2</w:t>
-            </w:r>
-          </w:p>
-        </w:tc>
-      </w:tr>
-      <w:tr>
-        <w:trPr>
-          <w:trHeight w:val="454"/>
-        </w:trPr>
-        <w:tc>
-          <w:tcPr>
-            <w:tcW w:w="3413" w:type="dxa"/>
-          </w:tcPr>
-          <w:p>
-            <w:pPr>
-              <w:rPr>
-                <w:color w:val="000000" w:themeColor="text1"/>
-                <w:sz w:val="24"/>
-                <w:szCs w:val="28"/>
-              </w:rPr>
-            </w:pPr>
-            <w:r>
-              <w:rPr>
-                <w:color w:val="000000" w:themeColor="text1"/>
-                <w:sz w:val="24"/>
-                <w:szCs w:val="28"/>
-              </w:rPr>
-              <w:t>Альтернативный поток</w:t>
-            </w:r>
-          </w:p>
-        </w:tc>
-        <w:tc>
-          <w:tcPr>
-            <w:tcW w:w="7071" w:type="dxa"/>
-          </w:tcPr>
-          <w:p>
-            <w:pPr>
-              <w:rPr>
-                <w:color w:val="000000" w:themeColor="text1"/>
-                <w:sz w:val="28"/>
-                <w:szCs w:val="28"/>
-              </w:rPr>
-            </w:pPr>
-            <w:r>
-              <w:rPr>
-                <w:bCs/>
-                <w:sz w:val="24"/>
-                <w:szCs w:val="24"/>
-              </w:rPr>
-              <w:t>E-1: Дублирование логина</w:t>
-            </w:r>
-            <w:r>
-              <w:rPr>
-                <w:sz w:val="24"/>
-                <w:szCs w:val="24"/>
-              </w:rPr>
-              <w:t> – при создании нового пользователя с логином, который уже существует в системе, система выводит сообщение «Пользователь с таким логином уже существует» и не сохраняет запись в БД</w:t>
-            </w:r>
-            <w:r>
-              <w:rPr>
-                <w:sz w:val="24"/>
-                <w:szCs w:val="24"/>
-              </w:rPr>
-              <w:t>.</w:t>
-            </w:r>
-            <w:r>
-              <w:rPr>
-                <w:sz w:val="24"/>
-                <w:szCs w:val="24"/>
-              </w:rPr>
-              <w:br/>
-            </w:r>
-            <w:r>
-              <w:rPr>
-                <w:bCs/>
-                <w:sz w:val="24"/>
-                <w:szCs w:val="24"/>
-              </w:rPr>
-              <w:t>E-2: Ошибка сохранения настроек</w:t>
-            </w:r>
-            <w:r>
-              <w:rPr>
-                <w:sz w:val="24"/>
-                <w:szCs w:val="24"/>
-              </w:rPr>
-              <w:t> – при попытке сохранить настройки системы возникает сбой (проблемы с базой данных или доступом к файлам). Система выводит сообщение «Ошибка сохранения настроек. Попробуйте позже» и откатывает изменения</w:t>
-            </w:r>
-            <w:r>
-              <w:rPr>
-                <w:sz w:val="24"/>
-                <w:szCs w:val="24"/>
-              </w:rPr>
-              <w:t>.</w:t>
-            </w:r>
-            <w:r>
-              <w:rPr>
-                <w:sz w:val="24"/>
-                <w:szCs w:val="24"/>
-              </w:rPr>
-              <w:br/>
-            </w:r>
-            <w:r>
-              <w:rPr>
-                <w:bCs/>
-                <w:sz w:val="24"/>
-                <w:szCs w:val="24"/>
-              </w:rPr>
-              <w:t>E-3: Поиск не дал результатов</w:t>
-            </w:r>
-            <w:r>
-              <w:rPr>
-                <w:sz w:val="24"/>
-                <w:szCs w:val="24"/>
-              </w:rPr>
-              <w:t> – при выполнении поиска не найдено записей, соответствующих критерию. Система выводит сообщение «По заданному запрос</w:t>
-            </w:r>
-            <w:r>
-              <w:rPr>
-                <w:sz w:val="24"/>
-                <w:szCs w:val="24"/>
-              </w:rPr>
-              <w:t>у ничего не найдено».</w:t>
-            </w:r>
-            <w:r>
-              <w:rPr>
-                <w:sz w:val="24"/>
-                <w:szCs w:val="24"/>
-              </w:rPr>
-              <w:br/>
-            </w:r>
-            <w:r>
-              <w:rPr>
-                <w:bCs/>
-                <w:sz w:val="24"/>
-                <w:szCs w:val="24"/>
-              </w:rPr>
-              <w:t>E-4: Ошибка применения фильтров</w:t>
-            </w:r>
-            <w:r>
-              <w:rPr>
-                <w:sz w:val="24"/>
-                <w:szCs w:val="24"/>
-              </w:rPr>
-              <w:t> – при технической ошибке в процессе фильтрации система выводит сообщение «Ошибка применения фильтров» и отображает все з</w:t>
-            </w:r>
-            <w:r>
-              <w:rPr>
-                <w:sz w:val="24"/>
-                <w:szCs w:val="24"/>
-              </w:rPr>
-              <w:t>аписи без фильтрации.</w:t>
-            </w:r>
-            <w:r>
-              <w:rPr>
-                <w:sz w:val="24"/>
-                <w:szCs w:val="24"/>
-              </w:rPr>
-              <w:br/>
-            </w:r>
-            <w:r>
-              <w:rPr>
-                <w:bCs/>
-                <w:sz w:val="24"/>
-                <w:szCs w:val="24"/>
-              </w:rPr>
-              <w:t>E-5: Объект не найден</w:t>
-            </w:r>
-            <w:r>
-              <w:rPr>
-                <w:sz w:val="24"/>
-                <w:szCs w:val="24"/>
-              </w:rPr>
-              <w:t> – при попытке открыть карточку пользователя или проекта, который был удалён или не существует, система выводит сообщени</w:t>
-            </w:r>
-            <w:r>
-              <w:rPr>
-                <w:sz w:val="24"/>
-                <w:szCs w:val="24"/>
-              </w:rPr>
-              <w:t>е «Объект не найден».</w:t>
-            </w:r>
-            <w:r>
-              <w:rPr>
-                <w:sz w:val="24"/>
-                <w:szCs w:val="24"/>
-              </w:rPr>
-              <w:br/>
-            </w:r>
-            <w:r>
-              <w:rPr>
-                <w:bCs/>
-                <w:sz w:val="24"/>
-                <w:szCs w:val="24"/>
-              </w:rPr>
-              <w:t>E-6: Журнал действий пуст</w:t>
-            </w:r>
-            <w:r>
-              <w:rPr>
-                <w:sz w:val="24"/>
-                <w:szCs w:val="24"/>
-              </w:rPr>
-              <w:t> – при открытии журнала авторизаций или действий пользователя данные отсутствуют (нет записей за выбранный период). Система выводит сообщение «За выбранный период</w:t>
-            </w:r>
-            <w:r>
-              <w:rPr>
-                <w:sz w:val="24"/>
-                <w:szCs w:val="24"/>
-              </w:rPr>
-              <w:t xml:space="preserve"> записи отсутствуют».</w:t>
-            </w:r>
-            <w:r>
-              <w:rPr>
-                <w:sz w:val="24"/>
-                <w:szCs w:val="24"/>
-              </w:rPr>
-              <w:br/>
-            </w:r>
-            <w:r>
-              <w:rPr>
-                <w:bCs/>
-                <w:sz w:val="24"/>
-                <w:szCs w:val="24"/>
-              </w:rPr>
-              <w:t>E-7: Учётная запись уже заблокирована</w:t>
-            </w:r>
-            <w:r>
-              <w:rPr>
-                <w:sz w:val="24"/>
-                <w:szCs w:val="24"/>
-              </w:rPr>
-              <w:t> – при попытке заблокировать уже заблокированную учётную запись система выводит сообщение «Учётная запись уже заблокирована»</w:t>
-            </w:r>
-            <w:r>
-              <w:rPr>
-                <w:sz w:val="24"/>
-                <w:szCs w:val="24"/>
-              </w:rPr>
-              <w:t>.</w:t>
-            </w:r>
-            <w:r>
-              <w:rPr>
-                <w:sz w:val="24"/>
-                <w:szCs w:val="24"/>
-              </w:rPr>
-              <w:br/>
-            </w:r>
-            <w:r>
-              <w:rPr>
-                <w:bCs/>
-                <w:sz w:val="24"/>
-                <w:szCs w:val="24"/>
-              </w:rPr>
-              <w:t>E-8: Учётная запись не заблокирована</w:t>
-            </w:r>
-            <w:r>
-              <w:rPr>
-                <w:sz w:val="24"/>
-                <w:szCs w:val="24"/>
-              </w:rPr>
-              <w:t> – при попытке восстановить учётную запись, которая не находится в статусе «заблокирована», система выводит сообщение «Учётная запи</w:t>
-            </w:r>
-            <w:r>
-              <w:rPr>
-                <w:sz w:val="24"/>
-                <w:szCs w:val="24"/>
-              </w:rPr>
-              <w:t>сь не заблокирована».</w:t>
-            </w:r>
-            <w:r>
-              <w:rPr>
-                <w:sz w:val="24"/>
-                <w:szCs w:val="24"/>
-              </w:rPr>
-              <w:br/>
-            </w:r>
-            <w:r>
-              <w:rPr>
-                <w:bCs/>
-                <w:sz w:val="24"/>
-                <w:szCs w:val="24"/>
-              </w:rPr>
-              <w:t>E-9: Ошибка формирования отчёта</w:t>
-            </w:r>
-            <w:r>
-              <w:rPr>
-                <w:sz w:val="24"/>
-                <w:szCs w:val="24"/>
-              </w:rPr>
-              <w:t> – при отсутствии данных или ошибке доступа к базе данных система выводит сообщение «Ошибка формирования отчёта. Повт</w:t>
-            </w:r>
-            <w:r>
-              <w:rPr>
-                <w:sz w:val="24"/>
-                <w:szCs w:val="24"/>
-              </w:rPr>
-              <w:t>орите попытку позже».</w:t>
-            </w:r>
-            <w:r>
-              <w:rPr>
-                <w:sz w:val="24"/>
-                <w:szCs w:val="24"/>
-              </w:rPr>
-              <w:br/>
-            </w:r>
-            <w:r>
-              <w:rPr>
-                <w:bCs/>
-                <w:sz w:val="24"/>
-                <w:szCs w:val="24"/>
-              </w:rPr>
-              <w:t>E-10: Недостаточно прав</w:t>
-            </w:r>
-            <w:r>
-              <w:rPr>
-                <w:sz w:val="24"/>
-                <w:szCs w:val="24"/>
-              </w:rPr>
-              <w:t> – если администратор пытается выполнить действие, выходящее за его полномочия, система блокирует операцию и выводит сообщение «Недостаточно прав»</w:t>
-            </w:r>
-          </w:p>
-          <w:p>
-            <w:pPr>
-              <w:rPr>
-                <w:color w:val="000000" w:themeColor="text1"/>
-                <w:sz w:val="24"/>
-                <w:szCs w:val="28"/>
-              </w:rPr>
-            </w:pPr>
-          </w:p>
-        </w:tc>
-      </w:tr>
-    </w:tbl>
-    <w:p/>
-    <w:p>
-      <w:pPr>
-        <w:spacing w:line="360" w:lineRule="auto"/>
-        <w:rPr>
-          <w:sz w:val="28"/>
-        </w:rPr>
-      </w:pPr>
-      <w:r>
-        <w:rPr>
-          <w:sz w:val="28"/>
-        </w:rPr>
-        <w:t>Продолжение таблицы 3</w:t>
-      </w:r>
-    </w:p>
-    <w:tbl>
-      <w:tblPr>
-        <w:tblStyle w:val="a8"/>
-        <w:tblW w:w="10484" w:type="dxa"/>
-        <w:tblInd w:w="-299" w:type="dxa"/>
-        <w:tblLook w:val="04A0" w:firstRow="1" w:lastRow="0" w:firstColumn="1" w:lastColumn="0" w:noHBand="0" w:noVBand="1"/>
-      </w:tblPr>
-      <w:tblGrid>
-        <w:gridCol w:w="5109"/>
-        <w:gridCol w:w="5375"/>
-      </w:tblGrid>
-      <w:tr>
-        <w:trPr>
-          <w:trHeight w:val="212"/>
-        </w:trPr>
-        <w:tc>
-          <w:tcPr>
-            <w:tcW w:w="5109" w:type="dxa"/>
+            <w:tcW w:w="7780" w:type="dxa"/>
             <w:tcBorders>
-              <w:left w:val="nil"/>
+              <w:bottom w:val="single" w:sz="4" w:space="0" w:color="auto"/>
             </w:tcBorders>
           </w:tcPr>
           <w:p>
             <w:pPr>
-              <w:jc w:val="center"/>
-              <w:rPr>
-                <w:color w:val="000000" w:themeColor="text1"/>
-                <w:szCs w:val="28"/>
-              </w:rPr>
-            </w:pPr>
-            <w:r>
-              <w:rPr>
-                <w:color w:val="000000" w:themeColor="text1"/>
-                <w:szCs w:val="28"/>
-              </w:rPr>
-              <w:t>1</w:t>
-            </w:r>
-          </w:p>
-        </w:tc>
-        <w:tc>
-          <w:tcPr>
-            <w:tcW w:w="5375" w:type="dxa"/>
-            <w:tcBorders>
-              <w:right w:val="nil"/>
-            </w:tcBorders>
-          </w:tcPr>
-          <w:p>
-            <w:pPr>
-              <w:jc w:val="center"/>
-              <w:rPr>
-                <w:color w:val="000000" w:themeColor="text1"/>
-                <w:szCs w:val="28"/>
-              </w:rPr>
-            </w:pPr>
-            <w:r>
-              <w:rPr>
-                <w:color w:val="000000" w:themeColor="text1"/>
-                <w:szCs w:val="28"/>
-              </w:rPr>
-              <w:t>2</w:t>
+              <w:pStyle w:val="aff0"/>
+              <w:spacing w:after="0" w:line="240" w:lineRule="auto"/>
+              <w:ind w:left="0" w:right="284"/>
+              <w:jc w:val="both"/>
+              <w:rPr>
+                <w:rFonts w:ascii="Times New Roman" w:hAnsi="Times New Roman"/>
+                <w:sz w:val="24"/>
+                <w:szCs w:val="24"/>
+              </w:rPr>
+            </w:pPr>
+            <w:r>
+              <w:rPr>
+                <w:rFonts w:ascii="Times New Roman" w:hAnsi="Times New Roman"/>
+                <w:bCs/>
+                <w:sz w:val="24"/>
+                <w:szCs w:val="24"/>
+              </w:rPr>
+              <w:t>E-7: Учётная запись уже заблокирована</w:t>
+            </w:r>
+            <w:r>
+              <w:rPr>
+                <w:rFonts w:ascii="Times New Roman" w:hAnsi="Times New Roman"/>
+                <w:sz w:val="24"/>
+                <w:szCs w:val="24"/>
+              </w:rPr>
+              <w:t> – при попытке заблокировать уже заблокированную учётную запись система выводит сообщение «Учётная запись уже заблокирована».</w:t>
+            </w:r>
+            <w:r>
+              <w:rPr>
+                <w:rFonts w:ascii="Times New Roman" w:hAnsi="Times New Roman"/>
+                <w:sz w:val="24"/>
+                <w:szCs w:val="24"/>
+              </w:rPr>
+              <w:br/>
+            </w:r>
+            <w:r>
+              <w:rPr>
+                <w:rFonts w:ascii="Times New Roman" w:hAnsi="Times New Roman"/>
+                <w:bCs/>
+                <w:sz w:val="24"/>
+                <w:szCs w:val="24"/>
+              </w:rPr>
+              <w:t>E-8: Учётная запись не заблокирована</w:t>
+            </w:r>
+            <w:r>
+              <w:rPr>
+                <w:rFonts w:ascii="Times New Roman" w:hAnsi="Times New Roman"/>
+                <w:sz w:val="24"/>
+                <w:szCs w:val="24"/>
+              </w:rPr>
+              <w:t> – при попытке восстановить учётную запись, которая не находится в статусе «заблокирована», система выводит сообщение «Учётная запись не заблокирована».</w:t>
+            </w:r>
+            <w:r>
+              <w:rPr>
+                <w:rFonts w:ascii="Times New Roman" w:hAnsi="Times New Roman"/>
+                <w:sz w:val="24"/>
+                <w:szCs w:val="24"/>
+              </w:rPr>
+              <w:br/>
+            </w:r>
+            <w:r>
+              <w:rPr>
+                <w:rFonts w:ascii="Times New Roman" w:hAnsi="Times New Roman"/>
+                <w:bCs/>
+                <w:sz w:val="24"/>
+                <w:szCs w:val="24"/>
+              </w:rPr>
+              <w:t>E-9: Ошибка формирования отчёта</w:t>
+            </w:r>
+            <w:r>
+              <w:rPr>
+                <w:rFonts w:ascii="Times New Roman" w:hAnsi="Times New Roman"/>
+                <w:sz w:val="24"/>
+                <w:szCs w:val="24"/>
+              </w:rPr>
+              <w:t> – при отсутствии данных или ошибке доступа к базе данных система выводит сообщение «Ошибка формирования отчёта. Повторите попытку позже».</w:t>
+            </w:r>
+            <w:r>
+              <w:rPr>
+                <w:rFonts w:ascii="Times New Roman" w:hAnsi="Times New Roman"/>
+                <w:sz w:val="24"/>
+                <w:szCs w:val="24"/>
+              </w:rPr>
+              <w:br/>
+            </w:r>
+            <w:r>
+              <w:rPr>
+                <w:rFonts w:ascii="Times New Roman" w:hAnsi="Times New Roman"/>
+                <w:bCs/>
+                <w:sz w:val="24"/>
+                <w:szCs w:val="24"/>
+              </w:rPr>
+              <w:t>E-10: Недостаточно прав</w:t>
+            </w:r>
+            <w:r>
+              <w:rPr>
+                <w:rFonts w:ascii="Times New Roman" w:hAnsi="Times New Roman"/>
+                <w:sz w:val="24"/>
+                <w:szCs w:val="24"/>
+              </w:rPr>
+              <w:t> – если администратор пытается выполнить действие, выходящее за его полномочия, система блокирует операцию и выводит сообщение «Недостаточно прав»</w:t>
             </w:r>
           </w:p>
         </w:tc>
@@ -4422,8 +4934,8 @@
       <w:tr>
         <w:tblPrEx>
           <w:tblBorders>
-            <w:left w:val="none" w:sz="0" w:space="0" w:color="auto"/>
-            <w:right w:val="none" w:sz="0" w:space="0" w:color="auto"/>
+            <w:left w:val="single" w:sz="4" w:space="0" w:color="auto"/>
+            <w:right w:val="single" w:sz="4" w:space="0" w:color="auto"/>
           </w:tblBorders>
         </w:tblPrEx>
         <w:trPr>
@@ -4431,10 +4943,15 @@
         </w:trPr>
         <w:tc>
           <w:tcPr>
-            <w:tcW w:w="5109" w:type="dxa"/>
+            <w:tcW w:w="2709" w:type="dxa"/>
+            <w:tcBorders>
+              <w:left w:val="nil"/>
+            </w:tcBorders>
           </w:tcPr>
           <w:p>
             <w:pPr>
+              <w:ind w:left="284"/>
+              <w:jc w:val="both"/>
               <w:rPr>
                 <w:color w:val="000000" w:themeColor="text1"/>
                 <w:sz w:val="24"/>
@@ -4453,13 +4970,17 @@
         </w:tc>
         <w:tc>
           <w:tcPr>
-            <w:tcW w:w="5375" w:type="dxa"/>
+            <w:tcW w:w="7780" w:type="dxa"/>
+            <w:tcBorders>
+              <w:right w:val="nil"/>
+            </w:tcBorders>
           </w:tcPr>
           <w:p>
             <w:pPr>
               <w:pStyle w:val="aff0"/>
               <w:spacing w:after="0" w:line="240" w:lineRule="auto"/>
-              <w:ind w:left="0"/>
+              <w:ind w:left="0" w:right="284"/>
+              <w:jc w:val="both"/>
               <w:rPr>
                 <w:rFonts w:ascii="Times New Roman" w:hAnsi="Times New Roman"/>
                 <w:color w:val="000000" w:themeColor="text1"/>
@@ -4474,32 +4995,15 @@
                 <w:sz w:val="24"/>
                 <w:szCs w:val="28"/>
               </w:rPr>
-              <w:t xml:space="preserve">1. </w:t>
-            </w:r>
-            <w:r>
-              <w:rPr>
-                <w:rFonts w:ascii="Times New Roman" w:hAnsi="Times New Roman"/>
-                <w:color w:val="000000" w:themeColor="text1"/>
-                <w:sz w:val="24"/>
-                <w:szCs w:val="28"/>
-              </w:rPr>
-              <w:t>Данные сохранены в базе данных</w:t>
-            </w:r>
-            <w:r>
-              <w:rPr>
-                <w:rFonts w:ascii="Times New Roman" w:hAnsi="Times New Roman"/>
-                <w:color w:val="000000" w:themeColor="text1"/>
-                <w:sz w:val="24"/>
-                <w:szCs w:val="28"/>
-              </w:rPr>
-              <w:t>.</w:t>
+              <w:t>1. Данные сохранены в базе данных.</w:t>
             </w:r>
           </w:p>
           <w:p>
             <w:pPr>
               <w:pStyle w:val="aff0"/>
               <w:spacing w:after="0" w:line="240" w:lineRule="auto"/>
-              <w:ind w:left="0"/>
+              <w:ind w:left="0" w:right="284"/>
+              <w:jc w:val="both"/>
               <w:rPr>
                 <w:rFonts w:ascii="Times New Roman" w:hAnsi="Times New Roman"/>
                 <w:color w:val="000000" w:themeColor="text1"/>
@@ -4530,6 +5034,8 @@
           <w:szCs w:val="28"/>
         </w:rPr>
       </w:pPr>
+      <w:bookmarkStart w:id="0" w:name="_GoBack"/>
+      <w:bookmarkEnd w:id="0"/>
     </w:p>
     <w:p>
       <w:pPr>
@@ -4582,7 +5088,7 @@
 </file>
 
 <file path=word/endnotes.xml><?xml version="1.0" encoding="utf-8"?>
-<w:endnotes xmlns:wpc="http://schemas.microsoft.com/office/word/2010/wordprocessingCanvas" xmlns:cx="http://schemas.microsoft.com/office/drawing/2014/chartex" xmlns:cx1="http://schemas.microsoft.com/office/drawing/2015/9/8/chartex" xmlns:mc="http://schemas.openxmlformats.org/markup-compatibility/2006" xmlns:o="urn:schemas-microsoft-com:office:office" xmlns:r="http://schemas.openxmlformats.org/officeDocument/2006/relationships" xmlns:m="http://schemas.openxmlformats.org/officeDocument/2006/math" xmlns:v="urn:schemas-microsoft-com:vml" xmlns:wp14="http://schemas.microsoft.com/office/word/2010/wordprocessingDrawing" xmlns:wp="http://schemas.openxmlformats.org/drawingml/2006/wordprocessingDrawing" xmlns:w10="urn:schemas-microsoft-com:office:word" xmlns:w="http://schemas.openxmlformats.org/wordprocessingml/2006/main" xmlns:w14="http://schemas.microsoft.com/office/word/2010/wordml" xmlns:w15="http://schemas.microsoft.com/office/word/2012/wordml" xmlns:w16se="http://schemas.microsoft.com/office/word/2015/wordml/symex" xmlns:wpg="http://schemas.microsoft.com/office/word/2010/wordprocessingGroup" xmlns:wpi="http://schemas.microsoft.com/office/word/2010/wordprocessingInk" xmlns:wne="http://schemas.microsoft.com/office/word/2006/wordml" xmlns:wps="http://schemas.microsoft.com/office/word/2010/wordprocessingShape" mc:Ignorable="w14 w15 w16se wp14">
+<w:endnotes xmlns:wpc="http://schemas.microsoft.com/office/word/2010/wordprocessingCanvas" xmlns:cx="http://schemas.microsoft.com/office/drawing/2014/chartex" xmlns:mc="http://schemas.openxmlformats.org/markup-compatibility/2006" xmlns:o="urn:schemas-microsoft-com:office:office" xmlns:r="http://schemas.openxmlformats.org/officeDocument/2006/relationships" xmlns:m="http://schemas.openxmlformats.org/officeDocument/2006/math" xmlns:v="urn:schemas-microsoft-com:vml" xmlns:wp14="http://schemas.microsoft.com/office/word/2010/wordprocessingDrawing" xmlns:wp="http://schemas.openxmlformats.org/drawingml/2006/wordprocessingDrawing" xmlns:w10="urn:schemas-microsoft-com:office:word" xmlns:w="http://schemas.openxmlformats.org/wordprocessingml/2006/main" xmlns:w14="http://schemas.microsoft.com/office/word/2010/wordml" xmlns:w15="http://schemas.microsoft.com/office/word/2012/wordml" xmlns:w16se="http://schemas.microsoft.com/office/word/2015/wordml/symex" xmlns:wpg="http://schemas.microsoft.com/office/word/2010/wordprocessingGroup" xmlns:wpi="http://schemas.microsoft.com/office/word/2010/wordprocessingInk" xmlns:wne="http://schemas.microsoft.com/office/word/2006/wordml" xmlns:wps="http://schemas.microsoft.com/office/word/2010/wordprocessingShape" mc:Ignorable="w14 w15 w16se wp14">
   <w:endnote w:type="separator" w:id="-1">
     <w:p>
       <w:r>
@@ -4601,7 +5107,7 @@
 </file>
 
 <file path=word/footer1.xml><?xml version="1.0" encoding="utf-8"?>
-<w:ftr xmlns:wpc="http://schemas.microsoft.com/office/word/2010/wordprocessingCanvas" xmlns:cx="http://schemas.microsoft.com/office/drawing/2014/chartex" xmlns:cx1="http://schemas.microsoft.com/office/drawing/2015/9/8/chartex" xmlns:mc="http://schemas.openxmlformats.org/markup-compatibility/2006" xmlns:o="urn:schemas-microsoft-com:office:office" xmlns:r="http://schemas.openxmlformats.org/officeDocument/2006/relationships" xmlns:m="http://schemas.openxmlformats.org/officeDocument/2006/math" xmlns:v="urn:schemas-microsoft-com:vml" xmlns:wp14="http://schemas.microsoft.com/office/word/2010/wordprocessingDrawing" xmlns:wp="http://schemas.openxmlformats.org/drawingml/2006/wordprocessingDrawing" xmlns:w10="urn:schemas-microsoft-com:office:word" xmlns:w="http://schemas.openxmlformats.org/wordprocessingml/2006/main" xmlns:w14="http://schemas.microsoft.com/office/word/2010/wordml" xmlns:w15="http://schemas.microsoft.com/office/word/2012/wordml" xmlns:w16se="http://schemas.microsoft.com/office/word/2015/wordml/symex" xmlns:wpg="http://schemas.microsoft.com/office/word/2010/wordprocessingGroup" xmlns:wpi="http://schemas.microsoft.com/office/word/2010/wordprocessingInk" xmlns:wne="http://schemas.microsoft.com/office/word/2006/wordml" xmlns:wps="http://schemas.microsoft.com/office/word/2010/wordprocessingShape" mc:Ignorable="w14 w15 w16se wp14">
+<w:ftr xmlns:wpc="http://schemas.microsoft.com/office/word/2010/wordprocessingCanvas" xmlns:cx="http://schemas.microsoft.com/office/drawing/2014/chartex" xmlns:mc="http://schemas.openxmlformats.org/markup-compatibility/2006" xmlns:o="urn:schemas-microsoft-com:office:office" xmlns:r="http://schemas.openxmlformats.org/officeDocument/2006/relationships" xmlns:m="http://schemas.openxmlformats.org/officeDocument/2006/math" xmlns:v="urn:schemas-microsoft-com:vml" xmlns:wp14="http://schemas.microsoft.com/office/word/2010/wordprocessingDrawing" xmlns:wp="http://schemas.openxmlformats.org/drawingml/2006/wordprocessingDrawing" xmlns:w10="urn:schemas-microsoft-com:office:word" xmlns:w="http://schemas.openxmlformats.org/wordprocessingml/2006/main" xmlns:w14="http://schemas.microsoft.com/office/word/2010/wordml" xmlns:w15="http://schemas.microsoft.com/office/word/2012/wordml" xmlns:w16se="http://schemas.microsoft.com/office/word/2015/wordml/symex" xmlns:wpg="http://schemas.microsoft.com/office/word/2010/wordprocessingGroup" xmlns:wpi="http://schemas.microsoft.com/office/word/2010/wordprocessingInk" xmlns:wne="http://schemas.microsoft.com/office/word/2006/wordml" xmlns:wps="http://schemas.microsoft.com/office/word/2010/wordprocessingShape" mc:Ignorable="w14 w15 w16se wp14">
   <w:p>
     <w:pPr>
       <w:pStyle w:val="a6"/>
@@ -4612,18 +5118,7 @@
 </file>
 
 <file path=word/footer2.xml><?xml version="1.0" encoding="utf-8"?>
-<w:ftr xmlns:wpc="http://schemas.microsoft.com/office/word/2010/wordprocessingCanvas" xmlns:cx="http://schemas.microsoft.com/office/drawing/2014/chartex" xmlns:cx1="http://schemas.microsoft.com/office/drawing/2015/9/8/chartex" xmlns:mc="http://schemas.openxmlformats.org/markup-compatibility/2006" xmlns:o="urn:schemas-microsoft-com:office:office" xmlns:r="http://schemas.openxmlformats.org/officeDocument/2006/relationships" xmlns:m="http://schemas.openxmlformats.org/officeDocument/2006/math" xmlns:v="urn:schemas-microsoft-com:vml" xmlns:wp14="http://schemas.microsoft.com/office/word/2010/wordprocessingDrawing" xmlns:wp="http://schemas.openxmlformats.org/drawingml/2006/wordprocessingDrawing" xmlns:w10="urn:schemas-microsoft-com:office:word" xmlns:w="http://schemas.openxmlformats.org/wordprocessingml/2006/main" xmlns:w14="http://schemas.microsoft.com/office/word/2010/wordml" xmlns:w15="http://schemas.microsoft.com/office/word/2012/wordml" xmlns:w16se="http://schemas.microsoft.com/office/word/2015/wordml/symex" xmlns:wpg="http://schemas.microsoft.com/office/word/2010/wordprocessingGroup" xmlns:wpi="http://schemas.microsoft.com/office/word/2010/wordprocessingInk" xmlns:wne="http://schemas.microsoft.com/office/word/2006/wordml" xmlns:wps="http://schemas.microsoft.com/office/word/2010/wordprocessingShape" mc:Ignorable="w14 w15 w16se wp14">
-  <w:p>
-    <w:pPr>
-      <w:pStyle w:val="a6"/>
-      <w:ind w:right="360"/>
-    </w:pPr>
-  </w:p>
-</w:ftr>
-</file>
-
-<file path=word/footer3.xml><?xml version="1.0" encoding="utf-8"?>
-<w:ftr xmlns:wpc="http://schemas.microsoft.com/office/word/2010/wordprocessingCanvas" xmlns:cx="http://schemas.microsoft.com/office/drawing/2014/chartex" xmlns:cx1="http://schemas.microsoft.com/office/drawing/2015/9/8/chartex" xmlns:mc="http://schemas.openxmlformats.org/markup-compatibility/2006" xmlns:o="urn:schemas-microsoft-com:office:office" xmlns:r="http://schemas.openxmlformats.org/officeDocument/2006/relationships" xmlns:m="http://schemas.openxmlformats.org/officeDocument/2006/math" xmlns:v="urn:schemas-microsoft-com:vml" xmlns:wp14="http://schemas.microsoft.com/office/word/2010/wordprocessingDrawing" xmlns:wp="http://schemas.openxmlformats.org/drawingml/2006/wordprocessingDrawing" xmlns:w10="urn:schemas-microsoft-com:office:word" xmlns:w="http://schemas.openxmlformats.org/wordprocessingml/2006/main" xmlns:w14="http://schemas.microsoft.com/office/word/2010/wordml" xmlns:w15="http://schemas.microsoft.com/office/word/2012/wordml" xmlns:w16se="http://schemas.microsoft.com/office/word/2015/wordml/symex" xmlns:wpg="http://schemas.microsoft.com/office/word/2010/wordprocessingGroup" xmlns:wpi="http://schemas.microsoft.com/office/word/2010/wordprocessingInk" xmlns:wne="http://schemas.microsoft.com/office/word/2006/wordml" xmlns:wps="http://schemas.microsoft.com/office/word/2010/wordprocessingShape" mc:Ignorable="w14 w15 w16se wp14">
+<w:ftr xmlns:wpc="http://schemas.microsoft.com/office/word/2010/wordprocessingCanvas" xmlns:cx="http://schemas.microsoft.com/office/drawing/2014/chartex" xmlns:mc="http://schemas.openxmlformats.org/markup-compatibility/2006" xmlns:o="urn:schemas-microsoft-com:office:office" xmlns:r="http://schemas.openxmlformats.org/officeDocument/2006/relationships" xmlns:m="http://schemas.openxmlformats.org/officeDocument/2006/math" xmlns:v="urn:schemas-microsoft-com:vml" xmlns:wp14="http://schemas.microsoft.com/office/word/2010/wordprocessingDrawing" xmlns:wp="http://schemas.openxmlformats.org/drawingml/2006/wordprocessingDrawing" xmlns:w10="urn:schemas-microsoft-com:office:word" xmlns:w="http://schemas.openxmlformats.org/wordprocessingml/2006/main" xmlns:w14="http://schemas.microsoft.com/office/word/2010/wordml" xmlns:w15="http://schemas.microsoft.com/office/word/2012/wordml" xmlns:w16se="http://schemas.microsoft.com/office/word/2015/wordml/symex" xmlns:wpg="http://schemas.microsoft.com/office/word/2010/wordprocessingGroup" xmlns:wpi="http://schemas.microsoft.com/office/word/2010/wordprocessingInk" xmlns:wne="http://schemas.microsoft.com/office/word/2006/wordml" xmlns:wps="http://schemas.microsoft.com/office/word/2010/wordprocessingShape" mc:Ignorable="w14 w15 w16se wp14">
   <w:p>
     <w:pPr>
       <w:pStyle w:val="a6"/>
@@ -4634,7 +5129,7 @@
 </file>
 
 <file path=word/footnotes.xml><?xml version="1.0" encoding="utf-8"?>
-<w:footnotes xmlns:wpc="http://schemas.microsoft.com/office/word/2010/wordprocessingCanvas" xmlns:cx="http://schemas.microsoft.com/office/drawing/2014/chartex" xmlns:cx1="http://schemas.microsoft.com/office/drawing/2015/9/8/chartex" xmlns:mc="http://schemas.openxmlformats.org/markup-compatibility/2006" xmlns:o="urn:schemas-microsoft-com:office:office" xmlns:r="http://schemas.openxmlformats.org/officeDocument/2006/relationships" xmlns:m="http://schemas.openxmlformats.org/officeDocument/2006/math" xmlns:v="urn:schemas-microsoft-com:vml" xmlns:wp14="http://schemas.microsoft.com/office/word/2010/wordprocessingDrawing" xmlns:wp="http://schemas.openxmlformats.org/drawingml/2006/wordprocessingDrawing" xmlns:w10="urn:schemas-microsoft-com:office:word" xmlns:w="http://schemas.openxmlformats.org/wordprocessingml/2006/main" xmlns:w14="http://schemas.microsoft.com/office/word/2010/wordml" xmlns:w15="http://schemas.microsoft.com/office/word/2012/wordml" xmlns:w16se="http://schemas.microsoft.com/office/word/2015/wordml/symex" xmlns:wpg="http://schemas.microsoft.com/office/word/2010/wordprocessingGroup" xmlns:wpi="http://schemas.microsoft.com/office/word/2010/wordprocessingInk" xmlns:wne="http://schemas.microsoft.com/office/word/2006/wordml" xmlns:wps="http://schemas.microsoft.com/office/word/2010/wordprocessingShape" mc:Ignorable="w14 w15 w16se wp14">
+<w:footnotes xmlns:wpc="http://schemas.microsoft.com/office/word/2010/wordprocessingCanvas" xmlns:cx="http://schemas.microsoft.com/office/drawing/2014/chartex" xmlns:mc="http://schemas.openxmlformats.org/markup-compatibility/2006" xmlns:o="urn:schemas-microsoft-com:office:office" xmlns:r="http://schemas.openxmlformats.org/officeDocument/2006/relationships" xmlns:m="http://schemas.openxmlformats.org/officeDocument/2006/math" xmlns:v="urn:schemas-microsoft-com:vml" xmlns:wp14="http://schemas.microsoft.com/office/word/2010/wordprocessingDrawing" xmlns:wp="http://schemas.openxmlformats.org/drawingml/2006/wordprocessingDrawing" xmlns:w10="urn:schemas-microsoft-com:office:word" xmlns:w="http://schemas.openxmlformats.org/wordprocessingml/2006/main" xmlns:w14="http://schemas.microsoft.com/office/word/2010/wordml" xmlns:w15="http://schemas.microsoft.com/office/word/2012/wordml" xmlns:w16se="http://schemas.microsoft.com/office/word/2015/wordml/symex" xmlns:wpg="http://schemas.microsoft.com/office/word/2010/wordprocessingGroup" xmlns:wpi="http://schemas.microsoft.com/office/word/2010/wordprocessingInk" xmlns:wne="http://schemas.microsoft.com/office/word/2006/wordml" xmlns:wps="http://schemas.microsoft.com/office/word/2010/wordprocessingShape" mc:Ignorable="w14 w15 w16se wp14">
   <w:footnote w:type="separator" w:id="-1">
     <w:p>
       <w:r>
@@ -4653,7 +5148,7 @@
 </file>
 
 <file path=word/header1.xml><?xml version="1.0" encoding="utf-8"?>
-<w:hdr xmlns:wpc="http://schemas.microsoft.com/office/word/2010/wordprocessingCanvas" xmlns:cx="http://schemas.microsoft.com/office/drawing/2014/chartex" xmlns:cx1="http://schemas.microsoft.com/office/drawing/2015/9/8/chartex" xmlns:mc="http://schemas.openxmlformats.org/markup-compatibility/2006" xmlns:o="urn:schemas-microsoft-com:office:office" xmlns:r="http://schemas.openxmlformats.org/officeDocument/2006/relationships" xmlns:m="http://schemas.openxmlformats.org/officeDocument/2006/math" xmlns:v="urn:schemas-microsoft-com:vml" xmlns:wp14="http://schemas.microsoft.com/office/word/2010/wordprocessingDrawing" xmlns:wp="http://schemas.openxmlformats.org/drawingml/2006/wordprocessingDrawing" xmlns:w10="urn:schemas-microsoft-com:office:word" xmlns:w="http://schemas.openxmlformats.org/wordprocessingml/2006/main" xmlns:w14="http://schemas.microsoft.com/office/word/2010/wordml" xmlns:w15="http://schemas.microsoft.com/office/word/2012/wordml" xmlns:w16se="http://schemas.microsoft.com/office/word/2015/wordml/symex" xmlns:wpg="http://schemas.microsoft.com/office/word/2010/wordprocessingGroup" xmlns:wpi="http://schemas.microsoft.com/office/word/2010/wordprocessingInk" xmlns:wne="http://schemas.microsoft.com/office/word/2006/wordml" xmlns:wps="http://schemas.microsoft.com/office/word/2010/wordprocessingShape" mc:Ignorable="w14 w15 w16se wp14">
+<w:hdr xmlns:wpc="http://schemas.microsoft.com/office/word/2010/wordprocessingCanvas" xmlns:cx="http://schemas.microsoft.com/office/drawing/2014/chartex" xmlns:mc="http://schemas.openxmlformats.org/markup-compatibility/2006" xmlns:o="urn:schemas-microsoft-com:office:office" xmlns:r="http://schemas.openxmlformats.org/officeDocument/2006/relationships" xmlns:m="http://schemas.openxmlformats.org/officeDocument/2006/math" xmlns:v="urn:schemas-microsoft-com:vml" xmlns:wp14="http://schemas.microsoft.com/office/word/2010/wordprocessingDrawing" xmlns:wp="http://schemas.openxmlformats.org/drawingml/2006/wordprocessingDrawing" xmlns:w10="urn:schemas-microsoft-com:office:word" xmlns:w="http://schemas.openxmlformats.org/wordprocessingml/2006/main" xmlns:w14="http://schemas.microsoft.com/office/word/2010/wordml" xmlns:w15="http://schemas.microsoft.com/office/word/2012/wordml" xmlns:w16se="http://schemas.microsoft.com/office/word/2015/wordml/symex" xmlns:wpg="http://schemas.microsoft.com/office/word/2010/wordprocessingGroup" xmlns:wpi="http://schemas.microsoft.com/office/word/2010/wordprocessingInk" xmlns:wne="http://schemas.microsoft.com/office/word/2006/wordml" xmlns:wps="http://schemas.microsoft.com/office/word/2010/wordprocessingShape" mc:Ignorable="w14 w15 w16se wp14">
   <w:p>
     <w:pPr>
       <w:pStyle w:val="a4"/>
@@ -4742,7 +5237,7 @@
             </wp:anchor>
           </w:drawing>
         </mc:Choice>
-        <mc:Fallback>
+        <mc:Fallback xmlns:cx1="http://schemas.microsoft.com/office/drawing/2015/9/8/chartex">
           <w:pict>
             <v:rect w14:anchorId="257001B1" id="Rectangle 6" o:spid="_x0000_s1026" style="position:absolute;margin-left:56.7pt;margin-top:14.2pt;width:524.4pt;height:813.55pt;z-index:251661312;visibility:visible;mso-wrap-style:square;mso-width-percent:0;mso-height-percent:0;mso-wrap-distance-left:9pt;mso-wrap-distance-top:0;mso-wrap-distance-right:9pt;mso-wrap-distance-bottom:0;mso-position-horizontal:absolute;mso-position-horizontal-relative:page;mso-position-vertical:absolute;mso-position-vertical-relative:page;mso-width-percent:0;mso-height-percent:0;mso-width-relative:page;mso-height-relative:page;v-text-anchor:top" o:gfxdata="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" o:allowincell="f" filled="f" strokeweight="2pt">
               <w10:wrap anchorx="page" anchory="page"/>
@@ -4759,346 +5254,7 @@
 </file>
 
 <file path=word/header2.xml><?xml version="1.0" encoding="utf-8"?>
-<w:hdr xmlns:wpc="http://schemas.microsoft.com/office/word/2010/wordprocessingCanvas" xmlns:cx="http://schemas.microsoft.com/office/drawing/2014/chartex" xmlns:cx1="http://schemas.microsoft.com/office/drawing/2015/9/8/chartex" xmlns:mc="http://schemas.openxmlformats.org/markup-compatibility/2006" xmlns:o="urn:schemas-microsoft-com:office:office" xmlns:r="http://schemas.openxmlformats.org/officeDocument/2006/relationships" xmlns:m="http://schemas.openxmlformats.org/officeDocument/2006/math" xmlns:v="urn:schemas-microsoft-com:vml" xmlns:wp14="http://schemas.microsoft.com/office/word/2010/wordprocessingDrawing" xmlns:wp="http://schemas.openxmlformats.org/drawingml/2006/wordprocessingDrawing" xmlns:w10="urn:schemas-microsoft-com:office:word" xmlns:w="http://schemas.openxmlformats.org/wordprocessingml/2006/main" xmlns:w14="http://schemas.microsoft.com/office/word/2010/wordml" xmlns:w15="http://schemas.microsoft.com/office/word/2012/wordml" xmlns:w16se="http://schemas.microsoft.com/office/word/2015/wordml/symex" xmlns:wpg="http://schemas.microsoft.com/office/word/2010/wordprocessingGroup" xmlns:wpi="http://schemas.microsoft.com/office/word/2010/wordprocessingInk" xmlns:wne="http://schemas.microsoft.com/office/word/2006/wordml" xmlns:wps="http://schemas.microsoft.com/office/word/2010/wordprocessingShape" mc:Ignorable="w14 w15 w16se wp14">
-  <w:p>
-    <w:pPr>
-      <w:pStyle w:val="a4"/>
-      <w:framePr w:wrap="around" w:vAnchor="text" w:hAnchor="margin" w:xAlign="center" w:y="1"/>
-      <w:rPr>
-        <w:rStyle w:val="a9"/>
-      </w:rPr>
-    </w:pPr>
-  </w:p>
-  <w:p>
-    <w:pPr>
-      <w:pStyle w:val="a4"/>
-      <w:tabs>
-        <w:tab w:val="clear" w:pos="4153"/>
-        <w:tab w:val="clear" w:pos="8306"/>
-        <w:tab w:val="center" w:pos="4960"/>
-      </w:tabs>
-    </w:pPr>
-    <w:r>
-      <w:rPr>
-        <w:noProof/>
-      </w:rPr>
-      <mc:AlternateContent>
-        <mc:Choice Requires="wpg">
-          <w:drawing>
-            <wp:anchor distT="0" distB="0" distL="114300" distR="114300" simplePos="0" relativeHeight="251662336" behindDoc="0" locked="0" layoutInCell="1" allowOverlap="1" wp14:anchorId="1942EE17" wp14:editId="37B49C95">
-              <wp:simplePos x="0" y="0"/>
-              <wp:positionH relativeFrom="margin">
-                <wp:posOffset>-180340</wp:posOffset>
-              </wp:positionH>
-              <wp:positionV relativeFrom="margin">
-                <wp:posOffset>-360045</wp:posOffset>
-              </wp:positionV>
-              <wp:extent cx="6660000" cy="10332000"/>
-              <wp:effectExtent l="0" t="0" r="26670" b="12700"/>
-              <wp:wrapNone/>
-              <wp:docPr id="1" name="Group 455"/>
-              <wp:cNvGraphicFramePr>
-                <a:graphicFrameLocks xmlns:a="http://schemas.openxmlformats.org/drawingml/2006/main"/>
-              </wp:cNvGraphicFramePr>
-              <a:graphic xmlns:a="http://schemas.openxmlformats.org/drawingml/2006/main">
-                <a:graphicData uri="http://schemas.microsoft.com/office/word/2010/wordprocessingGroup">
-                  <wpg:wgp>
-                    <wpg:cNvGrpSpPr>
-                      <a:grpSpLocks/>
-                    </wpg:cNvGrpSpPr>
-                    <wpg:grpSpPr bwMode="auto">
-                      <a:xfrm>
-                        <a:off x="0" y="0"/>
-                        <a:ext cx="6660000" cy="10332000"/>
-                        <a:chOff x="1134" y="284"/>
-                        <a:chExt cx="10488" cy="16271"/>
-                      </a:xfrm>
-                    </wpg:grpSpPr>
-                    <wps:wsp>
-                      <wps:cNvPr id="4" name="Rectangle 456"/>
-                      <wps:cNvSpPr>
-                        <a:spLocks noChangeArrowheads="1"/>
-                      </wps:cNvSpPr>
-                      <wps:spPr bwMode="auto">
-                        <a:xfrm>
-                          <a:off x="1134" y="284"/>
-                          <a:ext cx="10488" cy="16271"/>
-                        </a:xfrm>
-                        <a:prstGeom prst="rect">
-                          <a:avLst/>
-                        </a:prstGeom>
-                        <a:noFill/>
-                        <a:ln w="25400">
-                          <a:solidFill>
-                            <a:srgbClr val="000000"/>
-                          </a:solidFill>
-                          <a:miter lim="800000"/>
-                          <a:headEnd/>
-                          <a:tailEnd/>
-                        </a:ln>
-                        <a:extLst>
-                          <a:ext uri="{909E8E84-426E-40DD-AFC4-6F175D3DCCD1}">
-                            <a14:hiddenFill xmlns:a14="http://schemas.microsoft.com/office/drawing/2010/main">
-                              <a:solidFill>
-                                <a:srgbClr val="FFFFFF"/>
-                              </a:solidFill>
-                            </a14:hiddenFill>
-                          </a:ext>
-                        </a:extLst>
-                      </wps:spPr>
-                      <wps:bodyPr rot="0" vert="horz" wrap="square" lIns="91440" tIns="45720" rIns="91440" bIns="45720" anchor="t" anchorCtr="0" upright="1">
-                        <a:noAutofit/>
-                      </wps:bodyPr>
-                    </wps:wsp>
-                    <wpg:grpSp>
-                      <wpg:cNvPr id="5" name="Group 457"/>
-                      <wpg:cNvGrpSpPr>
-                        <a:grpSpLocks/>
-                      </wpg:cNvGrpSpPr>
-                      <wpg:grpSpPr bwMode="auto">
-                        <a:xfrm>
-                          <a:off x="11055" y="15705"/>
-                          <a:ext cx="567" cy="850"/>
-                          <a:chOff x="9282" y="13863"/>
-                          <a:chExt cx="567" cy="850"/>
-                        </a:xfrm>
-                      </wpg:grpSpPr>
-                      <wps:wsp>
-                        <wps:cNvPr id="6" name="Text Box 458"/>
-                        <wps:cNvSpPr txBox="1">
-                          <a:spLocks noChangeArrowheads="1"/>
-                        </wps:cNvSpPr>
-                        <wps:spPr bwMode="auto">
-                          <a:xfrm>
-                            <a:off x="9282" y="13863"/>
-                            <a:ext cx="567" cy="850"/>
-                          </a:xfrm>
-                          <a:prstGeom prst="rect">
-                            <a:avLst/>
-                          </a:prstGeom>
-                          <a:solidFill>
-                            <a:srgbClr val="FFFFFF"/>
-                          </a:solidFill>
-                          <a:ln w="25400">
-                            <a:solidFill>
-                              <a:srgbClr val="000000"/>
-                            </a:solidFill>
-                            <a:miter lim="800000"/>
-                            <a:headEnd/>
-                            <a:tailEnd/>
-                          </a:ln>
-                        </wps:spPr>
-                        <wps:txbx>
-                          <w:txbxContent>
-                            <w:p>
-                              <w:pPr>
-                                <w:jc w:val="center"/>
-                                <w:rPr>
-                                  <w:sz w:val="24"/>
-                                </w:rPr>
-                              </w:pPr>
-                              <w:r>
-                                <w:rPr>
-                                  <w:sz w:val="24"/>
-                                </w:rPr>
-                                <w:t>Лист</w:t>
-                              </w:r>
-                            </w:p>
-                            <w:p>
-                              <w:pPr>
-                                <w:jc w:val="center"/>
-                                <w:rPr>
-                                  <w:sz w:val="18"/>
-                                </w:rPr>
-                              </w:pPr>
-                            </w:p>
-                            <w:p>
-                              <w:pPr>
-                                <w:jc w:val="center"/>
-                                <w:rPr>
-                                  <w:sz w:val="22"/>
-                                </w:rPr>
-                              </w:pPr>
-                              <w:r>
-                                <w:rPr>
-                                  <w:sz w:val="22"/>
-                                </w:rPr>
-                                <w:fldChar w:fldCharType="begin"/>
-                              </w:r>
-                              <w:r>
-                                <w:rPr>
-                                  <w:sz w:val="22"/>
-                                </w:rPr>
-                                <w:instrText>PAGE   \* MERGEFORMAT</w:instrText>
-                              </w:r>
-                              <w:r>
-                                <w:rPr>
-                                  <w:sz w:val="22"/>
-                                </w:rPr>
-                                <w:fldChar w:fldCharType="separate"/>
-                              </w:r>
-                              <w:r>
-                                <w:rPr>
-                                  <w:noProof/>
-                                  <w:sz w:val="22"/>
-                                </w:rPr>
-                                <w:t>5</w:t>
-                              </w:r>
-                              <w:r>
-                                <w:rPr>
-                                  <w:sz w:val="22"/>
-                                </w:rPr>
-                                <w:fldChar w:fldCharType="end"/>
-                              </w:r>
-                            </w:p>
-                          </w:txbxContent>
-                        </wps:txbx>
-                        <wps:bodyPr rot="0" vert="horz" wrap="square" lIns="0" tIns="0" rIns="0" bIns="0" anchor="t" anchorCtr="0" upright="1">
-                          <a:noAutofit/>
-                        </wps:bodyPr>
-                      </wps:wsp>
-                      <wps:wsp>
-                        <wps:cNvPr id="7" name="AutoShape 459"/>
-                        <wps:cNvCnPr>
-                          <a:cxnSpLocks noChangeShapeType="1"/>
-                        </wps:cNvCnPr>
-                        <wps:spPr bwMode="auto">
-                          <a:xfrm>
-                            <a:off x="9282" y="14227"/>
-                            <a:ext cx="567" cy="0"/>
-                          </a:xfrm>
-                          <a:prstGeom prst="straightConnector1">
-                            <a:avLst/>
-                          </a:prstGeom>
-                          <a:noFill/>
-                          <a:ln w="25400">
-                            <a:solidFill>
-                              <a:srgbClr val="000000"/>
-                            </a:solidFill>
-                            <a:round/>
-                            <a:headEnd/>
-                            <a:tailEnd/>
-                          </a:ln>
-                          <a:extLst>
-                            <a:ext uri="{909E8E84-426E-40DD-AFC4-6F175D3DCCD1}">
-                              <a14:hiddenFill xmlns:a14="http://schemas.microsoft.com/office/drawing/2010/main">
-                                <a:noFill/>
-                              </a14:hiddenFill>
-                            </a:ext>
-                          </a:extLst>
-                        </wps:spPr>
-                        <wps:bodyPr/>
-                      </wps:wsp>
-                    </wpg:grpSp>
-                  </wpg:wgp>
-                </a:graphicData>
-              </a:graphic>
-              <wp14:sizeRelH relativeFrom="page">
-                <wp14:pctWidth>0</wp14:pctWidth>
-              </wp14:sizeRelH>
-              <wp14:sizeRelV relativeFrom="page">
-                <wp14:pctHeight>0</wp14:pctHeight>
-              </wp14:sizeRelV>
-            </wp:anchor>
-          </w:drawing>
-        </mc:Choice>
-        <mc:Fallback>
-          <w:pict>
-            <v:group w14:anchorId="1942EE17" id="Group 455" o:spid="_x0000_s1026" style="position:absolute;margin-left:-14.2pt;margin-top:-28.35pt;width:524.4pt;height:813.55pt;z-index:251662336;mso-position-horizontal-relative:margin;mso-position-vertical-relative:margin" coordorigin="1134,284" coordsize="10488,16271" o:gfxdata="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">
-              <v:rect id="Rectangle 456" o:spid="_x0000_s1027" style="position:absolute;left:1134;top:284;width:10488;height:16271;visibility:visible;mso-wrap-style:square;v-text-anchor:top" o:gfxdata="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" filled="f" strokeweight="2pt"/>
-              <v:group id="Group 457" o:spid="_x0000_s1028" style="position:absolute;left:11055;top:15705;width:567;height:850" coordorigin="9282,13863" coordsize="567,850" o:gfxdata="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">
-                <v:shapetype id="_x0000_t202" coordsize="21600,21600" o:spt="202" path="m,l,21600r21600,l21600,xe">
-                  <v:stroke joinstyle="miter"/>
-                  <v:path gradientshapeok="t" o:connecttype="rect"/>
-                </v:shapetype>
-                <v:shape id="Text Box 458" o:spid="_x0000_s1029" type="#_x0000_t202" style="position:absolute;left:9282;top:13863;width:567;height:850;visibility:visible;mso-wrap-style:square;v-text-anchor:top" o:gfxdata="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" strokeweight="2pt">
-                  <v:textbox inset="0,0,0,0">
-                    <w:txbxContent>
-                      <w:p>
-                        <w:pPr>
-                          <w:jc w:val="center"/>
-                          <w:rPr>
-                            <w:sz w:val="24"/>
-                          </w:rPr>
-                        </w:pPr>
-                        <w:r>
-                          <w:rPr>
-                            <w:sz w:val="24"/>
-                          </w:rPr>
-                          <w:t>Лист</w:t>
-                        </w:r>
-                      </w:p>
-                      <w:p>
-                        <w:pPr>
-                          <w:jc w:val="center"/>
-                          <w:rPr>
-                            <w:sz w:val="18"/>
-                          </w:rPr>
-                        </w:pPr>
-                      </w:p>
-                      <w:p>
-                        <w:pPr>
-                          <w:jc w:val="center"/>
-                          <w:rPr>
-                            <w:sz w:val="22"/>
-                          </w:rPr>
-                        </w:pPr>
-                        <w:r>
-                          <w:rPr>
-                            <w:sz w:val="22"/>
-                          </w:rPr>
-                          <w:fldChar w:fldCharType="begin"/>
-                        </w:r>
-                        <w:r>
-                          <w:rPr>
-                            <w:sz w:val="22"/>
-                          </w:rPr>
-                          <w:instrText>PAGE   \* MERGEFORMAT</w:instrText>
-                        </w:r>
-                        <w:r>
-                          <w:rPr>
-                            <w:sz w:val="22"/>
-                          </w:rPr>
-                          <w:fldChar w:fldCharType="separate"/>
-                        </w:r>
-                        <w:r>
-                          <w:rPr>
-                            <w:noProof/>
-                            <w:sz w:val="22"/>
-                          </w:rPr>
-                          <w:t>5</w:t>
-                        </w:r>
-                        <w:r>
-                          <w:rPr>
-                            <w:sz w:val="22"/>
-                          </w:rPr>
-                          <w:fldChar w:fldCharType="end"/>
-                        </w:r>
-                      </w:p>
-                    </w:txbxContent>
-                  </v:textbox>
-                </v:shape>
-                <v:shapetype id="_x0000_t32" coordsize="21600,21600" o:spt="32" o:oned="t" path="m,l21600,21600e" filled="f">
-                  <v:path arrowok="t" fillok="f" o:connecttype="none"/>
-                  <o:lock v:ext="edit" shapetype="t"/>
-                </v:shapetype>
-                <v:shape id="AutoShape 459" o:spid="_x0000_s1030" type="#_x0000_t32" style="position:absolute;left:9282;top:14227;width:567;height:0;visibility:visible;mso-wrap-style:square" o:connectortype="straight" o:gfxdata="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" strokeweight="2pt"/>
-              </v:group>
-              <w10:wrap anchorx="margin" anchory="margin"/>
-            </v:group>
-          </w:pict>
-        </mc:Fallback>
-      </mc:AlternateContent>
-    </w:r>
-    <w:r>
-      <w:tab/>
-    </w:r>
-  </w:p>
-</w:hdr>
-</file>
-
-<file path=word/header3.xml><?xml version="1.0" encoding="utf-8"?>
-<w:hdr xmlns:wpc="http://schemas.microsoft.com/office/word/2010/wordprocessingCanvas" xmlns:cx="http://schemas.microsoft.com/office/drawing/2014/chartex" xmlns:cx1="http://schemas.microsoft.com/office/drawing/2015/9/8/chartex" xmlns:mc="http://schemas.openxmlformats.org/markup-compatibility/2006" xmlns:o="urn:schemas-microsoft-com:office:office" xmlns:r="http://schemas.openxmlformats.org/officeDocument/2006/relationships" xmlns:m="http://schemas.openxmlformats.org/officeDocument/2006/math" xmlns:v="urn:schemas-microsoft-com:vml" xmlns:wp14="http://schemas.microsoft.com/office/word/2010/wordprocessingDrawing" xmlns:wp="http://schemas.openxmlformats.org/drawingml/2006/wordprocessingDrawing" xmlns:w10="urn:schemas-microsoft-com:office:word" xmlns:w="http://schemas.openxmlformats.org/wordprocessingml/2006/main" xmlns:w14="http://schemas.microsoft.com/office/word/2010/wordml" xmlns:w15="http://schemas.microsoft.com/office/word/2012/wordml" xmlns:w16se="http://schemas.microsoft.com/office/word/2015/wordml/symex" xmlns:wpg="http://schemas.microsoft.com/office/word/2010/wordprocessingGroup" xmlns:wpi="http://schemas.microsoft.com/office/word/2010/wordprocessingInk" xmlns:wne="http://schemas.microsoft.com/office/word/2006/wordml" xmlns:wps="http://schemas.microsoft.com/office/word/2010/wordprocessingShape" mc:Ignorable="w14 w15 w16se wp14">
+<w:hdr xmlns:wpc="http://schemas.microsoft.com/office/word/2010/wordprocessingCanvas" xmlns:cx="http://schemas.microsoft.com/office/drawing/2014/chartex" xmlns:mc="http://schemas.openxmlformats.org/markup-compatibility/2006" xmlns:o="urn:schemas-microsoft-com:office:office" xmlns:r="http://schemas.openxmlformats.org/officeDocument/2006/relationships" xmlns:m="http://schemas.openxmlformats.org/officeDocument/2006/math" xmlns:v="urn:schemas-microsoft-com:vml" xmlns:wp14="http://schemas.microsoft.com/office/word/2010/wordprocessingDrawing" xmlns:wp="http://schemas.openxmlformats.org/drawingml/2006/wordprocessingDrawing" xmlns:w10="urn:schemas-microsoft-com:office:word" xmlns:w="http://schemas.openxmlformats.org/wordprocessingml/2006/main" xmlns:w14="http://schemas.microsoft.com/office/word/2010/wordml" xmlns:w15="http://schemas.microsoft.com/office/word/2012/wordml" xmlns:w16se="http://schemas.microsoft.com/office/word/2015/wordml/symex" xmlns:wpg="http://schemas.microsoft.com/office/word/2010/wordprocessingGroup" xmlns:wpi="http://schemas.microsoft.com/office/word/2010/wordprocessingInk" xmlns:wne="http://schemas.microsoft.com/office/word/2006/wordml" xmlns:wps="http://schemas.microsoft.com/office/word/2010/wordprocessingShape" mc:Ignorable="w14 w15 w16se wp14">
   <w:p>
     <w:pPr>
       <w:pStyle w:val="a4"/>
@@ -5281,7 +5437,7 @@
                                   <w:noProof/>
                                   <w:sz w:val="22"/>
                                 </w:rPr>
-                                <w:t>8</w:t>
+                                <w:t>10</w:t>
                               </w:r>
                               <w:r>
                                 <w:rPr>
@@ -5343,14 +5499,14 @@
         </mc:Choice>
         <mc:Fallback>
           <w:pict>
-            <v:group w14:anchorId="59912DAA" id="_x0000_s1031" style="position:absolute;margin-left:-14.2pt;margin-top:-28.35pt;width:524.4pt;height:813.55pt;z-index:251659264;mso-position-horizontal-relative:margin;mso-position-vertical-relative:margin" coordorigin="1134,284" coordsize="10488,16271" o:gfxdata="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">
-              <v:rect id="Rectangle 456" o:spid="_x0000_s1032" style="position:absolute;left:1134;top:284;width:10488;height:16271;visibility:visible;mso-wrap-style:square;v-text-anchor:top" o:gfxdata="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" filled="f" strokeweight="2pt"/>
-              <v:group id="Group 457" o:spid="_x0000_s1033" style="position:absolute;left:11055;top:15705;width:567;height:850" coordorigin="9282,13863" coordsize="567,850" o:gfxdata="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">
+            <v:group w14:anchorId="59912DAA" id="Group 455" o:spid="_x0000_s1026" style="position:absolute;margin-left:-14.2pt;margin-top:-28.35pt;width:524.4pt;height:813.55pt;z-index:251659264;mso-position-horizontal-relative:margin;mso-position-vertical-relative:margin" coordorigin="1134,284" coordsize="10488,16271" o:gfxdata="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">
+              <v:rect id="Rectangle 456" o:spid="_x0000_s1027" style="position:absolute;left:1134;top:284;width:10488;height:16271;visibility:visible;mso-wrap-style:square;v-text-anchor:top" o:gfxdata="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" filled="f" strokeweight="2pt"/>
+              <v:group id="Group 457" o:spid="_x0000_s1028" style="position:absolute;left:11055;top:15705;width:567;height:850" coordorigin="9282,13863" coordsize="567,850" o:gfxdata="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">
                 <v:shapetype id="_x0000_t202" coordsize="21600,21600" o:spt="202" path="m,l,21600r21600,l21600,xe">
                   <v:stroke joinstyle="miter"/>
                   <v:path gradientshapeok="t" o:connecttype="rect"/>
                 </v:shapetype>
-                <v:shape id="Text Box 458" o:spid="_x0000_s1034" type="#_x0000_t202" style="position:absolute;left:9282;top:13863;width:567;height:850;visibility:visible;mso-wrap-style:square;v-text-anchor:top" o:gfxdata="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" strokeweight="2pt">
+                <v:shape id="Text Box 458" o:spid="_x0000_s1029" type="#_x0000_t202" style="position:absolute;left:9282;top:13863;width:567;height:850;visibility:visible;mso-wrap-style:square;v-text-anchor:top" o:gfxdata="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" strokeweight="2pt">
                   <v:textbox inset="0,0,0,0">
                     <w:txbxContent>
                       <w:p>
@@ -5405,7 +5561,7 @@
                             <w:noProof/>
                             <w:sz w:val="22"/>
                           </w:rPr>
-                          <w:t>8</w:t>
+                          <w:t>10</w:t>
                         </w:r>
                         <w:r>
                           <w:rPr>
@@ -5421,7 +5577,7 @@
                   <v:path arrowok="t" fillok="f" o:connecttype="none"/>
                   <o:lock v:ext="edit" shapetype="t"/>
                 </v:shapetype>
-                <v:shape id="AutoShape 459" o:spid="_x0000_s1035" type="#_x0000_t32" style="position:absolute;left:9282;top:14227;width:567;height:0;visibility:visible;mso-wrap-style:square" o:connectortype="straight" o:gfxdata="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" strokeweight="2pt"/>
+                <v:shape id="AutoShape 459" o:spid="_x0000_s1030" type="#_x0000_t32" style="position:absolute;left:9282;top:14227;width:567;height:0;visibility:visible;mso-wrap-style:square" o:connectortype="straight" o:gfxdata="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" strokeweight="2pt"/>
               </v:group>
               <w10:wrap anchorx="margin" anchory="margin"/>
             </v:group>
@@ -5437,7 +5593,7 @@
 </file>
 
 <file path=word/numbering.xml><?xml version="1.0" encoding="utf-8"?>
-<w:numbering xmlns:wpc="http://schemas.microsoft.com/office/word/2010/wordprocessingCanvas" xmlns:cx="http://schemas.microsoft.com/office/drawing/2014/chartex" xmlns:cx1="http://schemas.microsoft.com/office/drawing/2015/9/8/chartex" xmlns:mc="http://schemas.openxmlformats.org/markup-compatibility/2006" xmlns:o="urn:schemas-microsoft-com:office:office" xmlns:r="http://schemas.openxmlformats.org/officeDocument/2006/relationships" xmlns:m="http://schemas.openxmlformats.org/officeDocument/2006/math" xmlns:v="urn:schemas-microsoft-com:vml" xmlns:wp14="http://schemas.microsoft.com/office/word/2010/wordprocessingDrawing" xmlns:wp="http://schemas.openxmlformats.org/drawingml/2006/wordprocessingDrawing" xmlns:w10="urn:schemas-microsoft-com:office:word" xmlns:w="http://schemas.openxmlformats.org/wordprocessingml/2006/main" xmlns:w14="http://schemas.microsoft.com/office/word/2010/wordml" xmlns:w15="http://schemas.microsoft.com/office/word/2012/wordml" xmlns:w16se="http://schemas.microsoft.com/office/word/2015/wordml/symex" xmlns:wpg="http://schemas.microsoft.com/office/word/2010/wordprocessingGroup" xmlns:wpi="http://schemas.microsoft.com/office/word/2010/wordprocessingInk" xmlns:wne="http://schemas.microsoft.com/office/word/2006/wordml" xmlns:wps="http://schemas.microsoft.com/office/word/2010/wordprocessingShape" mc:Ignorable="w14 w15 w16se wp14">
+<w:numbering xmlns:wpc="http://schemas.microsoft.com/office/word/2010/wordprocessingCanvas" xmlns:cx="http://schemas.microsoft.com/office/drawing/2014/chartex" xmlns:mc="http://schemas.openxmlformats.org/markup-compatibility/2006" xmlns:o="urn:schemas-microsoft-com:office:office" xmlns:r="http://schemas.openxmlformats.org/officeDocument/2006/relationships" xmlns:m="http://schemas.openxmlformats.org/officeDocument/2006/math" xmlns:v="urn:schemas-microsoft-com:vml" xmlns:wp14="http://schemas.microsoft.com/office/word/2010/wordprocessingDrawing" xmlns:wp="http://schemas.openxmlformats.org/drawingml/2006/wordprocessingDrawing" xmlns:w10="urn:schemas-microsoft-com:office:word" xmlns:w="http://schemas.openxmlformats.org/wordprocessingml/2006/main" xmlns:w14="http://schemas.microsoft.com/office/word/2010/wordml" xmlns:w15="http://schemas.microsoft.com/office/word/2012/wordml" xmlns:w16se="http://schemas.microsoft.com/office/word/2015/wordml/symex" xmlns:wpg="http://schemas.microsoft.com/office/word/2010/wordprocessingGroup" xmlns:wpi="http://schemas.microsoft.com/office/word/2010/wordprocessingInk" xmlns:wne="http://schemas.microsoft.com/office/word/2006/wordml" xmlns:wps="http://schemas.microsoft.com/office/word/2010/wordprocessingShape" mc:Ignorable="w14 w15 w16se wp14">
   <w:abstractNum w:abstractNumId="0" w15:restartNumberingAfterBreak="0">
     <w:nsid w:val="01CE60E4"/>
     <w:multiLevelType w:val="hybridMultilevel"/>
@@ -8778,7 +8934,7 @@
   <w:style w:type="paragraph" w:default="1" w:styleId="a0">
     <w:name w:val="Normal"/>
     <w:qFormat/>
-    <w:rsid w:val="00796A5B"/>
+    <w:rsid w:val="00980683"/>
   </w:style>
   <w:style w:type="paragraph" w:styleId="1">
     <w:name w:val="heading 1"/>
@@ -10708,7 +10864,7 @@
 </file>
 
 <file path=customXml/itemProps1.xml><?xml version="1.0" encoding="utf-8"?>
-<ds:datastoreItem xmlns:ds="http://schemas.openxmlformats.org/officeDocument/2006/customXml" ds:itemID="{FA07B3BD-7F2A-4A8C-8AA1-A2CD56372730}">
+<ds:datastoreItem xmlns:ds="http://schemas.openxmlformats.org/officeDocument/2006/customXml" ds:itemID="{917F762C-92C0-4180-9B9B-B41E06A1F529}">
   <ds:schemaRefs>
     <ds:schemaRef ds:uri="http://schemas.openxmlformats.org/officeDocument/2006/bibliography"/>
   </ds:schemaRefs>
